--- a/Documentação/Relatório BD.docx
+++ b/Documentação/Relatório BD.docx
@@ -1,6 +1,6 @@
 
 <file path=word/document.xml><?xml version="1.0" encoding="utf-8"?>
-<w:document xmlns:wpc="http://schemas.microsoft.com/office/word/2010/wordprocessingCanvas" xmlns:cx="http://schemas.microsoft.com/office/drawing/2014/chartex" xmlns:cx1="http://schemas.microsoft.com/office/drawing/2015/9/8/chartex" xmlns:cx2="http://schemas.microsoft.com/office/drawing/2015/10/21/chartex" xmlns:cx3="http://schemas.microsoft.com/office/drawing/2016/5/9/chartex" xmlns:cx4="http://schemas.microsoft.com/office/drawing/2016/5/10/chartex" xmlns:cx5="http://schemas.microsoft.com/office/drawing/2016/5/11/chartex" xmlns:cx6="http://schemas.microsoft.com/office/drawing/2016/5/12/chartex" xmlns:cx7="http://schemas.microsoft.com/office/drawing/2016/5/13/chartex" xmlns:cx8="http://schemas.microsoft.com/office/drawing/2016/5/14/chartex" xmlns:mc="http://schemas.openxmlformats.org/markup-compatibility/2006" xmlns:aink="http://schemas.microsoft.com/office/drawing/2016/ink" xmlns:am3d="http://schemas.microsoft.com/office/drawing/2017/model3d" xmlns:o="urn:schemas-microsoft-com:office:office" xmlns:oel="http://schemas.microsoft.com/office/2019/extlst" xmlns:r="http://schemas.openxmlformats.org/officeDocument/2006/relationships" xmlns:m="http://schemas.openxmlformats.org/officeDocument/2006/math" xmlns:v="urn:schemas-microsoft-com:vml" xmlns:wp14="http://schemas.microsoft.com/office/word/2010/wordprocessingDrawing" xmlns:wp="http://schemas.openxmlformats.org/drawingml/2006/wordprocessingDrawing" xmlns:w10="urn:schemas-microsoft-com:office:word" xmlns:w="http://schemas.openxmlformats.org/wordprocessingml/2006/main" xmlns:w14="http://schemas.microsoft.com/office/word/2010/wordml" xmlns:w15="http://schemas.microsoft.com/office/word/2012/wordml" xmlns:w16cex="http://schemas.microsoft.com/office/word/2018/wordml/cex" xmlns:w16cid="http://schemas.microsoft.com/office/word/2016/wordml/cid" xmlns:w16="http://schemas.microsoft.com/office/word/2018/wordml" xmlns:w16du="http://schemas.microsoft.com/office/word/2023/wordml/word16du" xmlns:w16sdtdh="http://schemas.microsoft.com/office/word/2020/wordml/sdtdatahash" xmlns:w16sdtfl="http://schemas.microsoft.com/office/word/2024/wordml/sdtformatlock" xmlns:w16se="http://schemas.microsoft.com/office/word/2015/wordml/symex" xmlns:wpg="http://schemas.microsoft.com/office/word/2010/wordprocessingGroup" xmlns:wpi="http://schemas.microsoft.com/office/word/2010/wordprocessingInk" xmlns:wne="http://schemas.microsoft.com/office/word/2006/wordml" xmlns:wps="http://schemas.microsoft.com/office/word/2010/wordprocessingShape" xmlns:a="http://schemas.openxmlformats.org/drawingml/2006/main" xmlns:pic="http://schemas.openxmlformats.org/drawingml/2006/picture" xmlns:a14="http://schemas.microsoft.com/office/drawing/2010/main" xmlns:a16="http://schemas.microsoft.com/office/drawing/2014/main" mc:Ignorable="w14 w15 w16se w16cid w16 w16cex w16sdtdh w16sdtfl w16du wp14">
+<w:document xmlns:wpc="http://schemas.microsoft.com/office/word/2010/wordprocessingCanvas" xmlns:cx="http://schemas.microsoft.com/office/drawing/2014/chartex" xmlns:cx1="http://schemas.microsoft.com/office/drawing/2015/9/8/chartex" xmlns:cx2="http://schemas.microsoft.com/office/drawing/2015/10/21/chartex" xmlns:cx3="http://schemas.microsoft.com/office/drawing/2016/5/9/chartex" xmlns:cx4="http://schemas.microsoft.com/office/drawing/2016/5/10/chartex" xmlns:cx5="http://schemas.microsoft.com/office/drawing/2016/5/11/chartex" xmlns:cx6="http://schemas.microsoft.com/office/drawing/2016/5/12/chartex" xmlns:cx7="http://schemas.microsoft.com/office/drawing/2016/5/13/chartex" xmlns:cx8="http://schemas.microsoft.com/office/drawing/2016/5/14/chartex" xmlns:mc="http://schemas.openxmlformats.org/markup-compatibility/2006" xmlns:aink="http://schemas.microsoft.com/office/drawing/2016/ink" xmlns:am3d="http://schemas.microsoft.com/office/drawing/2017/model3d" xmlns:o="urn:schemas-microsoft-com:office:office" xmlns:oel="http://schemas.microsoft.com/office/2019/extlst" xmlns:r="http://schemas.openxmlformats.org/officeDocument/2006/relationships" xmlns:m="http://schemas.openxmlformats.org/officeDocument/2006/math" xmlns:v="urn:schemas-microsoft-com:vml" xmlns:wp14="http://schemas.microsoft.com/office/word/2010/wordprocessingDrawing" xmlns:wp="http://schemas.openxmlformats.org/drawingml/2006/wordprocessingDrawing" xmlns:w10="urn:schemas-microsoft-com:office:word" xmlns:w="http://schemas.openxmlformats.org/wordprocessingml/2006/main" xmlns:w14="http://schemas.microsoft.com/office/word/2010/wordml" xmlns:w15="http://schemas.microsoft.com/office/word/2012/wordml" xmlns:w16cex="http://schemas.microsoft.com/office/word/2018/wordml/cex" xmlns:w16cid="http://schemas.microsoft.com/office/word/2016/wordml/cid" xmlns:w16="http://schemas.microsoft.com/office/word/2018/wordml" xmlns:w16du="http://schemas.microsoft.com/office/word/2023/wordml/word16du" xmlns:w16sdtdh="http://schemas.microsoft.com/office/word/2020/wordml/sdtdatahash" xmlns:w16sdtfl="http://schemas.microsoft.com/office/word/2024/wordml/sdtformatlock" xmlns:w16se="http://schemas.microsoft.com/office/word/2015/wordml/symex" xmlns:wpg="http://schemas.microsoft.com/office/word/2010/wordprocessingGroup" xmlns:wpi="http://schemas.microsoft.com/office/word/2010/wordprocessingInk" xmlns:wne="http://schemas.microsoft.com/office/word/2006/wordml" xmlns:wps="http://schemas.microsoft.com/office/word/2010/wordprocessingShape" mc:Ignorable="w14 w15 w16se w16cid w16 w16cex w16sdtdh w16sdtfl w16du wp14">
   <w:body>
     <w:p>
       <w:pPr>
@@ -15,7 +15,7 @@
           <w:lang w:eastAsia="pt-BR"/>
         </w:rPr>
       </w:pPr>
-      <w:bookmarkStart w:name="_Toc47640896" w:id="0"/>
+      <w:bookmarkStart w:id="0" w:name="_Toc47640896"/>
       <w:r>
         <w:rPr>
           <w:rFonts w:cs="Arial"/>
@@ -87,7 +87,7 @@
           <w:szCs w:val="24"/>
         </w:rPr>
         <w:drawing>
-          <wp:anchor distT="0" distB="0" distL="114300" distR="114300" simplePos="0" relativeHeight="251661312" behindDoc="0" locked="0" layoutInCell="1" allowOverlap="1" wp14:anchorId="7C5DB5C2" wp14:editId="213227FA">
+          <wp:anchor distT="0" distB="0" distL="114300" distR="114300" simplePos="0" relativeHeight="251660288" behindDoc="0" locked="0" layoutInCell="1" allowOverlap="1" wp14:anchorId="7C5DB5C2" wp14:editId="50EF1809">
             <wp:simplePos x="0" y="0"/>
             <wp:positionH relativeFrom="margin">
               <wp:align>center</wp:align>
@@ -366,193 +366,6 @@
     </w:p>
     <w:p>
       <w:pPr>
-        <w:pStyle w:val="Normal"/>
-        <w:ind w:firstLine="0"/>
-        <w:jc w:val="center"/>
-        <w:rPr>
-          <w:rFonts w:cs="Arial"/>
-          <w:b w:val="1"/>
-          <w:bCs w:val="1"/>
-          <w:noProof/>
-          <w:color w:val="auto"/>
-          <w:lang w:eastAsia="pt-BR"/>
-        </w:rPr>
-      </w:pPr>
-    </w:p>
-    <w:p>
-      <w:pPr>
-        <w:ind w:firstLine="0"/>
-        <w:jc w:val="center"/>
-        <w:rPr>
-          <w:rFonts w:cs="Arial"/>
-          <w:b/>
-          <w:noProof/>
-          <w:color w:val="auto"/>
-          <w:szCs w:val="24"/>
-          <w:lang w:eastAsia="pt-BR"/>
-        </w:rPr>
-      </w:pPr>
-    </w:p>
-    <w:p>
-      <w:pPr>
-        <w:ind w:firstLine="0"/>
-        <w:jc w:val="center"/>
-        <w:rPr>
-          <w:rFonts w:cs="Arial"/>
-          <w:bCs/>
-          <w:noProof/>
-          <w:color w:val="auto"/>
-          <w:szCs w:val="24"/>
-          <w:lang w:eastAsia="pt-BR"/>
-        </w:rPr>
-      </w:pPr>
-    </w:p>
-    <w:p>
-      <w:pPr>
-        <w:ind w:firstLine="0"/>
-        <w:jc w:val="center"/>
-        <w:rPr>
-          <w:rFonts w:cs="Arial"/>
-          <w:bCs/>
-          <w:noProof/>
-          <w:color w:val="auto"/>
-          <w:szCs w:val="24"/>
-          <w:lang w:eastAsia="pt-BR"/>
-        </w:rPr>
-      </w:pPr>
-      <w:r>
-        <w:rPr>
-          <w:rFonts w:cs="Arial"/>
-          <w:bCs/>
-          <w:noProof/>
-          <w:color w:val="auto"/>
-          <w:szCs w:val="24"/>
-          <w:lang w:eastAsia="pt-BR"/>
-        </w:rPr>
-        <w:t>Ciência de Dados e Inteligência Artificial</w:t>
-      </w:r>
-    </w:p>
-    <w:p>
-      <w:pPr>
-        <w:ind w:firstLine="0"/>
-        <w:jc w:val="center"/>
-        <w:rPr>
-          <w:rFonts w:cs="Arial"/>
-          <w:bCs/>
-          <w:noProof/>
-          <w:color w:val="auto"/>
-          <w:szCs w:val="24"/>
-          <w:lang w:eastAsia="pt-BR"/>
-        </w:rPr>
-      </w:pPr>
-    </w:p>
-    <w:p>
-      <w:pPr>
-        <w:ind w:firstLine="0"/>
-        <w:jc w:val="center"/>
-        <w:rPr>
-          <w:rFonts w:cs="Arial"/>
-          <w:bCs/>
-          <w:noProof/>
-          <w:color w:val="auto"/>
-          <w:szCs w:val="24"/>
-          <w:lang w:eastAsia="pt-BR"/>
-        </w:rPr>
-      </w:pPr>
-    </w:p>
-    <w:p>
-      <w:pPr>
-        <w:ind w:firstLine="0"/>
-        <w:jc w:val="center"/>
-        <w:rPr>
-          <w:rFonts w:cs="Arial"/>
-          <w:bCs/>
-          <w:noProof/>
-          <w:color w:val="auto"/>
-          <w:szCs w:val="24"/>
-          <w:lang w:eastAsia="pt-BR"/>
-        </w:rPr>
-      </w:pPr>
-    </w:p>
-    <w:p>
-      <w:pPr>
-        <w:ind w:firstLine="0"/>
-        <w:jc w:val="center"/>
-        <w:rPr>
-          <w:rFonts w:cs="Arial"/>
-          <w:bCs/>
-          <w:noProof/>
-          <w:color w:val="auto"/>
-          <w:szCs w:val="24"/>
-          <w:lang w:eastAsia="pt-BR"/>
-        </w:rPr>
-      </w:pPr>
-    </w:p>
-    <w:p>
-      <w:pPr>
-        <w:pStyle w:val="Elementosdacapa"/>
-        <w:rPr>
-          <w:b w:val="0"/>
-          <w:bCs/>
-          <w:color w:val="auto"/>
-        </w:rPr>
-      </w:pPr>
-    </w:p>
-    <w:p>
-      <w:pPr>
-        <w:ind w:firstLine="0"/>
-        <w:jc w:val="center"/>
-        <w:rPr>
-          <w:rFonts w:cs="Arial"/>
-          <w:bCs/>
-          <w:noProof/>
-          <w:color w:val="auto"/>
-          <w:szCs w:val="24"/>
-          <w:lang w:eastAsia="pt-BR"/>
-        </w:rPr>
-      </w:pPr>
-    </w:p>
-    <w:p>
-      <w:pPr>
-        <w:ind w:firstLine="0"/>
-        <w:jc w:val="center"/>
-        <w:rPr>
-          <w:rFonts w:cs="Arial"/>
-          <w:bCs/>
-          <w:noProof/>
-          <w:color w:val="auto"/>
-          <w:szCs w:val="24"/>
-          <w:lang w:eastAsia="pt-BR"/>
-        </w:rPr>
-      </w:pPr>
-    </w:p>
-    <w:p>
-      <w:pPr>
-        <w:ind w:firstLine="0"/>
-        <w:jc w:val="center"/>
-        <w:rPr>
-          <w:rFonts w:cs="Arial"/>
-          <w:bCs/>
-          <w:noProof/>
-          <w:color w:val="auto"/>
-          <w:szCs w:val="24"/>
-          <w:lang w:eastAsia="pt-BR"/>
-        </w:rPr>
-      </w:pPr>
-      <w:r>
-        <w:rPr>
-          <w:rFonts w:cs="Arial"/>
-          <w:bCs/>
-          <w:noProof/>
-          <w:color w:val="auto"/>
-          <w:szCs w:val="24"/>
-          <w:lang w:eastAsia="pt-BR"/>
-        </w:rPr>
-        <w:t>São Paulo</w:t>
-      </w:r>
-    </w:p>
-    <w:p>
-      <w:pPr>
         <w:ind w:firstLine="0"/>
         <w:jc w:val="center"/>
         <w:rPr>
@@ -564,25 +377,183 @@
           <w:lang w:eastAsia="pt-BR"/>
         </w:rPr>
       </w:pPr>
-      <w:r>
+    </w:p>
+    <w:p>
+      <w:pPr>
+        <w:ind w:firstLine="0"/>
+        <w:jc w:val="center"/>
         <w:rPr>
           <w:rFonts w:cs="Arial"/>
+          <w:b/>
           <w:noProof/>
           <w:color w:val="auto"/>
+          <w:szCs w:val="24"/>
           <w:lang w:eastAsia="pt-BR"/>
         </w:rPr>
-        <w:t>202</w:t>
-      </w:r>
-      <w:r>
+      </w:pPr>
+    </w:p>
+    <w:p>
+      <w:pPr>
+        <w:ind w:firstLine="0"/>
+        <w:jc w:val="center"/>
         <w:rPr>
           <w:rFonts w:cs="Arial"/>
+          <w:bCs/>
           <w:noProof/>
           <w:color w:val="auto"/>
+          <w:szCs w:val="24"/>
           <w:lang w:eastAsia="pt-BR"/>
         </w:rPr>
-        <w:t>6</w:t>
-      </w:r>
-      <w:r>
+      </w:pPr>
+    </w:p>
+    <w:p>
+      <w:pPr>
+        <w:ind w:firstLine="0"/>
+        <w:jc w:val="center"/>
+        <w:rPr>
+          <w:rFonts w:cs="Arial"/>
+          <w:bCs/>
+          <w:noProof/>
+          <w:color w:val="auto"/>
+          <w:szCs w:val="24"/>
+          <w:lang w:eastAsia="pt-BR"/>
+        </w:rPr>
+      </w:pPr>
+      <w:r>
+        <w:rPr>
+          <w:rFonts w:cs="Arial"/>
+          <w:bCs/>
+          <w:noProof/>
+          <w:color w:val="auto"/>
+          <w:szCs w:val="24"/>
+          <w:lang w:eastAsia="pt-BR"/>
+        </w:rPr>
+        <w:t>Ciência de Dados e Inteligência Artificial</w:t>
+      </w:r>
+    </w:p>
+    <w:p>
+      <w:pPr>
+        <w:ind w:firstLine="0"/>
+        <w:jc w:val="center"/>
+        <w:rPr>
+          <w:rFonts w:cs="Arial"/>
+          <w:bCs/>
+          <w:noProof/>
+          <w:color w:val="auto"/>
+          <w:szCs w:val="24"/>
+          <w:lang w:eastAsia="pt-BR"/>
+        </w:rPr>
+      </w:pPr>
+    </w:p>
+    <w:p>
+      <w:pPr>
+        <w:ind w:firstLine="0"/>
+        <w:jc w:val="center"/>
+        <w:rPr>
+          <w:rFonts w:cs="Arial"/>
+          <w:bCs/>
+          <w:noProof/>
+          <w:color w:val="auto"/>
+          <w:szCs w:val="24"/>
+          <w:lang w:eastAsia="pt-BR"/>
+        </w:rPr>
+      </w:pPr>
+    </w:p>
+    <w:p>
+      <w:pPr>
+        <w:ind w:firstLine="0"/>
+        <w:jc w:val="center"/>
+        <w:rPr>
+          <w:rFonts w:cs="Arial"/>
+          <w:bCs/>
+          <w:noProof/>
+          <w:color w:val="auto"/>
+          <w:szCs w:val="24"/>
+          <w:lang w:eastAsia="pt-BR"/>
+        </w:rPr>
+      </w:pPr>
+    </w:p>
+    <w:p>
+      <w:pPr>
+        <w:ind w:firstLine="0"/>
+        <w:jc w:val="center"/>
+        <w:rPr>
+          <w:rFonts w:cs="Arial"/>
+          <w:bCs/>
+          <w:noProof/>
+          <w:color w:val="auto"/>
+          <w:szCs w:val="24"/>
+          <w:lang w:eastAsia="pt-BR"/>
+        </w:rPr>
+      </w:pPr>
+    </w:p>
+    <w:p>
+      <w:pPr>
+        <w:pStyle w:val="Elementosdacapa"/>
+        <w:rPr>
+          <w:b w:val="0"/>
+          <w:bCs/>
+          <w:color w:val="auto"/>
+        </w:rPr>
+      </w:pPr>
+    </w:p>
+    <w:p>
+      <w:pPr>
+        <w:ind w:firstLine="0"/>
+        <w:jc w:val="center"/>
+        <w:rPr>
+          <w:rFonts w:cs="Arial"/>
+          <w:bCs/>
+          <w:noProof/>
+          <w:color w:val="auto"/>
+          <w:szCs w:val="24"/>
+          <w:lang w:eastAsia="pt-BR"/>
+        </w:rPr>
+      </w:pPr>
+    </w:p>
+    <w:p>
+      <w:pPr>
+        <w:ind w:firstLine="0"/>
+        <w:jc w:val="center"/>
+        <w:rPr>
+          <w:rFonts w:cs="Arial"/>
+          <w:bCs/>
+          <w:noProof/>
+          <w:color w:val="auto"/>
+          <w:szCs w:val="24"/>
+          <w:lang w:eastAsia="pt-BR"/>
+        </w:rPr>
+      </w:pPr>
+    </w:p>
+    <w:p>
+      <w:pPr>
+        <w:ind w:firstLine="0"/>
+        <w:jc w:val="center"/>
+        <w:rPr>
+          <w:rFonts w:cs="Arial"/>
+          <w:bCs/>
+          <w:noProof/>
+          <w:color w:val="auto"/>
+          <w:szCs w:val="24"/>
+          <w:lang w:eastAsia="pt-BR"/>
+        </w:rPr>
+      </w:pPr>
+      <w:r>
+        <w:rPr>
+          <w:rFonts w:cs="Arial"/>
+          <w:bCs/>
+          <w:noProof/>
+          <w:color w:val="auto"/>
+          <w:szCs w:val="24"/>
+          <w:lang w:eastAsia="pt-BR"/>
+        </w:rPr>
+        <w:t>São Paulo</w:t>
+      </w:r>
+    </w:p>
+    <w:p>
+      <w:pPr>
+        <w:ind w:firstLine="0"/>
+        <w:jc w:val="center"/>
         <w:rPr>
           <w:rFonts w:cs="Arial"/>
           <w:b/>
@@ -591,6 +562,34 @@
           <w:color w:val="auto"/>
           <w:lang w:eastAsia="pt-BR"/>
         </w:rPr>
+      </w:pPr>
+      <w:r>
+        <w:rPr>
+          <w:rFonts w:cs="Arial"/>
+          <w:noProof/>
+          <w:color w:val="auto"/>
+          <w:lang w:eastAsia="pt-BR"/>
+        </w:rPr>
+        <w:t>202</w:t>
+      </w:r>
+      <w:r>
+        <w:rPr>
+          <w:rFonts w:cs="Arial"/>
+          <w:noProof/>
+          <w:color w:val="auto"/>
+          <w:lang w:eastAsia="pt-BR"/>
+        </w:rPr>
+        <w:t>6</w:t>
+      </w:r>
+      <w:r>
+        <w:rPr>
+          <w:rFonts w:cs="Arial"/>
+          <w:b/>
+          <w:bCs/>
+          <w:noProof/>
+          <w:color w:val="auto"/>
+          <w:lang w:eastAsia="pt-BR"/>
+        </w:rPr>
         <w:br w:type="page"/>
       </w:r>
     </w:p>
@@ -605,62 +604,62 @@
         <w:rPr>
           <w:color w:val="auto"/>
         </w:rPr>
+        <w:lastRenderedPageBreak/>
         <w:t>Sumário</w:t>
       </w:r>
     </w:p>
     <w:sdt>
       <w:sdtPr>
+        <w:rPr>
+          <w:rFonts w:ascii="Arial" w:eastAsiaTheme="minorEastAsia" w:hAnsi="Arial" w:cstheme="minorBidi"/>
+          <w:color w:val="000000" w:themeColor="text1"/>
+          <w:sz w:val="24"/>
+          <w:szCs w:val="22"/>
+          <w:lang w:eastAsia="en-US"/>
+        </w:rPr>
         <w:id w:val="1070616722"/>
         <w:docPartObj>
           <w:docPartGallery w:val="Table of Contents"/>
           <w:docPartUnique/>
         </w:docPartObj>
-        <w:rPr>
-          <w:rFonts w:eastAsia="" w:eastAsiaTheme="minorEastAsia"/>
-        </w:rPr>
       </w:sdtPr>
       <w:sdtEndPr>
         <w:rPr>
-          <w:rFonts w:ascii="Arial" w:hAnsi="Arial" w:eastAsia="" w:cs="" w:eastAsiaTheme="minorEastAsia" w:cstheme="minorBidi"/>
-          <w:b w:val="1"/>
-          <w:bCs w:val="1"/>
-          <w:color w:val="auto"/>
-          <w:sz w:val="24"/>
+          <w:b/>
+          <w:bCs/>
+          <w:color w:val="auto"/>
           <w:szCs w:val="24"/>
-          <w:lang w:eastAsia="en-US"/>
         </w:rPr>
       </w:sdtEndPr>
       <w:sdtContent>
         <w:p>
           <w:pPr>
-            <w:pStyle w:val="CabealhodoSumrio"/>
+            <w:pStyle w:val="TOCHeading"/>
           </w:pPr>
         </w:p>
         <w:p>
           <w:pPr>
-            <w:pStyle w:val="Sumrio2"/>
-            <w:tabs>
-              <w:tab w:val="left" w:leader="none" w:pos="720"/>
-              <w:tab w:val="right" w:leader="dot" w:pos="9060"/>
-            </w:tabs>
+            <w:pStyle w:val="TOC2"/>
             <w:rPr>
-              <w:rFonts w:ascii="Calibri" w:hAnsi="Calibri" w:eastAsia="" w:asciiTheme="minorAscii" w:hAnsiTheme="minorAscii" w:eastAsiaTheme="minorEastAsia"/>
+              <w:rFonts w:asciiTheme="minorHAnsi" w:eastAsiaTheme="minorEastAsia" w:hAnsiTheme="minorHAnsi"/>
               <w:b w:val="0"/>
-              <w:bCs w:val="0"/>
               <w:color w:val="auto"/>
+              <w:kern w:val="2"/>
+              <w:szCs w:val="24"/>
               <w:lang w:eastAsia="pt-BR"/>
+              <w14:ligatures w14:val="standardContextual"/>
             </w:rPr>
           </w:pPr>
           <w:r>
             <w:fldChar w:fldCharType="begin"/>
           </w:r>
           <w:r>
-            <w:instrText xml:space="preserve">TOC \o "1-8" \z \u \h</w:instrText>
+            <w:instrText>TOC \o "1-8" \z \u \h</w:instrText>
           </w:r>
           <w:r>
             <w:fldChar w:fldCharType="separate"/>
           </w:r>
-          <w:hyperlink w:anchor="_Toc1043000896">
+          <w:hyperlink w:anchor="_Toc232831151" w:history="1">
             <w:r>
               <w:rPr>
                 <w:rStyle w:val="Hyperlink"/>
@@ -668,6 +667,15 @@
               <w:t>1</w:t>
             </w:r>
             <w:r>
+              <w:rPr>
+                <w:rFonts w:asciiTheme="minorHAnsi" w:eastAsiaTheme="minorEastAsia" w:hAnsiTheme="minorHAnsi"/>
+                <w:b w:val="0"/>
+                <w:color w:val="auto"/>
+                <w:kern w:val="2"/>
+                <w:szCs w:val="24"/>
+                <w:lang w:eastAsia="pt-BR"/>
+                <w14:ligatures w14:val="standardContextual"/>
+              </w:rPr>
               <w:tab/>
             </w:r>
             <w:r>
@@ -677,44 +685,62 @@
               <w:t>INTRODUÇÃO</w:t>
             </w:r>
             <w:r>
+              <w:rPr>
+                <w:webHidden/>
+              </w:rPr>
               <w:tab/>
             </w:r>
             <w:r>
+              <w:rPr>
+                <w:webHidden/>
+              </w:rPr>
               <w:fldChar w:fldCharType="begin"/>
             </w:r>
             <w:r>
-              <w:instrText xml:space="preserve">PAGEREF _Toc1043000896 \h</w:instrText>
-            </w:r>
-            <w:r>
+              <w:rPr>
+                <w:webHidden/>
+              </w:rPr>
+              <w:instrText xml:space="preserve"> PAGEREF _Toc232831151 \h </w:instrText>
+            </w:r>
+            <w:r>
+              <w:rPr>
+                <w:webHidden/>
+              </w:rPr>
+            </w:r>
+            <w:r>
+              <w:rPr>
+                <w:webHidden/>
+              </w:rPr>
               <w:fldChar w:fldCharType="separate"/>
             </w:r>
             <w:r>
               <w:rPr>
-                <w:rStyle w:val="Hyperlink"/>
-              </w:rPr>
-              <w:t>2</w:t>
-            </w:r>
-            <w:r>
+                <w:webHidden/>
+              </w:rPr>
+              <w:t>1</w:t>
+            </w:r>
+            <w:r>
+              <w:rPr>
+                <w:webHidden/>
+              </w:rPr>
               <w:fldChar w:fldCharType="end"/>
             </w:r>
           </w:hyperlink>
         </w:p>
         <w:p>
           <w:pPr>
-            <w:pStyle w:val="Sumrio2"/>
-            <w:tabs>
-              <w:tab w:val="left" w:leader="none" w:pos="720"/>
-              <w:tab w:val="right" w:leader="dot" w:pos="9060"/>
-            </w:tabs>
+            <w:pStyle w:val="TOC2"/>
             <w:rPr>
-              <w:rFonts w:ascii="Calibri" w:hAnsi="Calibri" w:eastAsia="" w:asciiTheme="minorAscii" w:hAnsiTheme="minorAscii" w:eastAsiaTheme="minorEastAsia"/>
+              <w:rFonts w:asciiTheme="minorHAnsi" w:eastAsiaTheme="minorEastAsia" w:hAnsiTheme="minorHAnsi"/>
               <w:b w:val="0"/>
-              <w:bCs w:val="0"/>
               <w:color w:val="auto"/>
+              <w:kern w:val="2"/>
+              <w:szCs w:val="24"/>
               <w:lang w:eastAsia="pt-BR"/>
+              <w14:ligatures w14:val="standardContextual"/>
             </w:rPr>
           </w:pPr>
-          <w:hyperlink w:anchor="_Toc1580724484">
+          <w:hyperlink w:anchor="_Toc232831152" w:history="1">
             <w:r>
               <w:rPr>
                 <w:rStyle w:val="Hyperlink"/>
@@ -722,6 +748,15 @@
               <w:t>2</w:t>
             </w:r>
             <w:r>
+              <w:rPr>
+                <w:rFonts w:asciiTheme="minorHAnsi" w:eastAsiaTheme="minorEastAsia" w:hAnsiTheme="minorHAnsi"/>
+                <w:b w:val="0"/>
+                <w:color w:val="auto"/>
+                <w:kern w:val="2"/>
+                <w:szCs w:val="24"/>
+                <w:lang w:eastAsia="pt-BR"/>
+                <w14:ligatures w14:val="standardContextual"/>
+              </w:rPr>
               <w:tab/>
             </w:r>
             <w:r>
@@ -731,44 +766,62 @@
               <w:t>FUNDAMENTAÇÃO TEÓRICA</w:t>
             </w:r>
             <w:r>
+              <w:rPr>
+                <w:webHidden/>
+              </w:rPr>
               <w:tab/>
             </w:r>
             <w:r>
+              <w:rPr>
+                <w:webHidden/>
+              </w:rPr>
               <w:fldChar w:fldCharType="begin"/>
             </w:r>
             <w:r>
-              <w:instrText xml:space="preserve">PAGEREF _Toc1580724484 \h</w:instrText>
-            </w:r>
-            <w:r>
+              <w:rPr>
+                <w:webHidden/>
+              </w:rPr>
+              <w:instrText xml:space="preserve"> PAGEREF _Toc232831152 \h </w:instrText>
+            </w:r>
+            <w:r>
+              <w:rPr>
+                <w:webHidden/>
+              </w:rPr>
+            </w:r>
+            <w:r>
+              <w:rPr>
+                <w:webHidden/>
+              </w:rPr>
               <w:fldChar w:fldCharType="separate"/>
             </w:r>
             <w:r>
               <w:rPr>
-                <w:rStyle w:val="Hyperlink"/>
-              </w:rPr>
-              <w:t>3</w:t>
-            </w:r>
-            <w:r>
+                <w:webHidden/>
+              </w:rPr>
+              <w:t>2</w:t>
+            </w:r>
+            <w:r>
+              <w:rPr>
+                <w:webHidden/>
+              </w:rPr>
               <w:fldChar w:fldCharType="end"/>
             </w:r>
           </w:hyperlink>
         </w:p>
         <w:p>
           <w:pPr>
-            <w:pStyle w:val="Sumrio2"/>
-            <w:tabs>
-              <w:tab w:val="left" w:leader="none" w:pos="720"/>
-              <w:tab w:val="right" w:leader="dot" w:pos="9060"/>
-            </w:tabs>
+            <w:pStyle w:val="TOC2"/>
             <w:rPr>
-              <w:rFonts w:ascii="Calibri" w:hAnsi="Calibri" w:eastAsia="" w:asciiTheme="minorAscii" w:hAnsiTheme="minorAscii" w:eastAsiaTheme="minorEastAsia"/>
+              <w:rFonts w:asciiTheme="minorHAnsi" w:eastAsiaTheme="minorEastAsia" w:hAnsiTheme="minorHAnsi"/>
               <w:b w:val="0"/>
-              <w:bCs w:val="0"/>
               <w:color w:val="auto"/>
+              <w:kern w:val="2"/>
+              <w:szCs w:val="24"/>
               <w:lang w:eastAsia="pt-BR"/>
+              <w14:ligatures w14:val="standardContextual"/>
             </w:rPr>
           </w:pPr>
-          <w:hyperlink w:anchor="_Toc914451290">
+          <w:hyperlink w:anchor="_Toc232831153" w:history="1">
             <w:r>
               <w:rPr>
                 <w:rStyle w:val="Hyperlink"/>
@@ -776,6 +829,15 @@
               <w:t>2.1</w:t>
             </w:r>
             <w:r>
+              <w:rPr>
+                <w:rFonts w:asciiTheme="minorHAnsi" w:eastAsiaTheme="minorEastAsia" w:hAnsiTheme="minorHAnsi"/>
+                <w:b w:val="0"/>
+                <w:color w:val="auto"/>
+                <w:kern w:val="2"/>
+                <w:szCs w:val="24"/>
+                <w:lang w:eastAsia="pt-BR"/>
+                <w14:ligatures w14:val="standardContextual"/>
+              </w:rPr>
               <w:tab/>
             </w:r>
             <w:r>
@@ -785,44 +847,62 @@
               <w:t>MODELO RELACIONAL E O SGBD SQLITE</w:t>
             </w:r>
             <w:r>
+              <w:rPr>
+                <w:webHidden/>
+              </w:rPr>
               <w:tab/>
             </w:r>
             <w:r>
+              <w:rPr>
+                <w:webHidden/>
+              </w:rPr>
               <w:fldChar w:fldCharType="begin"/>
             </w:r>
             <w:r>
-              <w:instrText xml:space="preserve">PAGEREF _Toc914451290 \h</w:instrText>
-            </w:r>
-            <w:r>
+              <w:rPr>
+                <w:webHidden/>
+              </w:rPr>
+              <w:instrText xml:space="preserve"> PAGEREF _Toc232831153 \h </w:instrText>
+            </w:r>
+            <w:r>
+              <w:rPr>
+                <w:webHidden/>
+              </w:rPr>
+            </w:r>
+            <w:r>
+              <w:rPr>
+                <w:webHidden/>
+              </w:rPr>
               <w:fldChar w:fldCharType="separate"/>
             </w:r>
             <w:r>
               <w:rPr>
-                <w:rStyle w:val="Hyperlink"/>
-              </w:rPr>
-              <w:t>3</w:t>
-            </w:r>
-            <w:r>
+                <w:webHidden/>
+              </w:rPr>
+              <w:t>2</w:t>
+            </w:r>
+            <w:r>
+              <w:rPr>
+                <w:webHidden/>
+              </w:rPr>
               <w:fldChar w:fldCharType="end"/>
             </w:r>
           </w:hyperlink>
         </w:p>
         <w:p>
           <w:pPr>
-            <w:pStyle w:val="Sumrio2"/>
-            <w:tabs>
-              <w:tab w:val="left" w:leader="none" w:pos="720"/>
-              <w:tab w:val="right" w:leader="dot" w:pos="9060"/>
-            </w:tabs>
+            <w:pStyle w:val="TOC2"/>
             <w:rPr>
-              <w:rFonts w:ascii="Calibri" w:hAnsi="Calibri" w:eastAsia="" w:asciiTheme="minorAscii" w:hAnsiTheme="minorAscii" w:eastAsiaTheme="minorEastAsia"/>
+              <w:rFonts w:asciiTheme="minorHAnsi" w:eastAsiaTheme="minorEastAsia" w:hAnsiTheme="minorHAnsi"/>
               <w:b w:val="0"/>
-              <w:bCs w:val="0"/>
               <w:color w:val="auto"/>
+              <w:kern w:val="2"/>
+              <w:szCs w:val="24"/>
               <w:lang w:eastAsia="pt-BR"/>
+              <w14:ligatures w14:val="standardContextual"/>
             </w:rPr>
           </w:pPr>
-          <w:hyperlink w:anchor="_Toc1987503667">
+          <w:hyperlink w:anchor="_Toc232831154" w:history="1">
             <w:r>
               <w:rPr>
                 <w:rStyle w:val="Hyperlink"/>
@@ -830,6 +910,15 @@
               <w:t>3</w:t>
             </w:r>
             <w:r>
+              <w:rPr>
+                <w:rFonts w:asciiTheme="minorHAnsi" w:eastAsiaTheme="minorEastAsia" w:hAnsiTheme="minorHAnsi"/>
+                <w:b w:val="0"/>
+                <w:color w:val="auto"/>
+                <w:kern w:val="2"/>
+                <w:szCs w:val="24"/>
+                <w:lang w:eastAsia="pt-BR"/>
+                <w14:ligatures w14:val="standardContextual"/>
+              </w:rPr>
               <w:tab/>
             </w:r>
             <w:r>
@@ -839,44 +928,62 @@
               <w:t>METODOLOGIA</w:t>
             </w:r>
             <w:r>
+              <w:rPr>
+                <w:webHidden/>
+              </w:rPr>
               <w:tab/>
             </w:r>
             <w:r>
+              <w:rPr>
+                <w:webHidden/>
+              </w:rPr>
               <w:fldChar w:fldCharType="begin"/>
             </w:r>
             <w:r>
-              <w:instrText xml:space="preserve">PAGEREF _Toc1987503667 \h</w:instrText>
-            </w:r>
-            <w:r>
+              <w:rPr>
+                <w:webHidden/>
+              </w:rPr>
+              <w:instrText xml:space="preserve"> PAGEREF _Toc232831154 \h </w:instrText>
+            </w:r>
+            <w:r>
+              <w:rPr>
+                <w:webHidden/>
+              </w:rPr>
+            </w:r>
+            <w:r>
+              <w:rPr>
+                <w:webHidden/>
+              </w:rPr>
               <w:fldChar w:fldCharType="separate"/>
             </w:r>
             <w:r>
               <w:rPr>
-                <w:rStyle w:val="Hyperlink"/>
-              </w:rPr>
-              <w:t>5</w:t>
-            </w:r>
-            <w:r>
+                <w:webHidden/>
+              </w:rPr>
+              <w:t>3</w:t>
+            </w:r>
+            <w:r>
+              <w:rPr>
+                <w:webHidden/>
+              </w:rPr>
               <w:fldChar w:fldCharType="end"/>
             </w:r>
           </w:hyperlink>
         </w:p>
         <w:p>
           <w:pPr>
-            <w:pStyle w:val="Sumrio2"/>
-            <w:tabs>
-              <w:tab w:val="left" w:leader="none" w:pos="720"/>
-              <w:tab w:val="right" w:leader="dot" w:pos="9060"/>
-            </w:tabs>
+            <w:pStyle w:val="TOC2"/>
             <w:rPr>
-              <w:rFonts w:ascii="Calibri" w:hAnsi="Calibri" w:eastAsia="" w:asciiTheme="minorAscii" w:hAnsiTheme="minorAscii" w:eastAsiaTheme="minorEastAsia"/>
+              <w:rFonts w:asciiTheme="minorHAnsi" w:eastAsiaTheme="minorEastAsia" w:hAnsiTheme="minorHAnsi"/>
               <w:b w:val="0"/>
-              <w:bCs w:val="0"/>
               <w:color w:val="auto"/>
+              <w:kern w:val="2"/>
+              <w:szCs w:val="24"/>
               <w:lang w:eastAsia="pt-BR"/>
+              <w14:ligatures w14:val="standardContextual"/>
             </w:rPr>
           </w:pPr>
-          <w:hyperlink w:anchor="_Toc735422707">
+          <w:hyperlink w:anchor="_Toc232831155" w:history="1">
             <w:r>
               <w:rPr>
                 <w:rStyle w:val="Hyperlink"/>
@@ -884,6 +991,15 @@
               <w:t>3.1</w:t>
             </w:r>
             <w:r>
+              <w:rPr>
+                <w:rFonts w:asciiTheme="minorHAnsi" w:eastAsiaTheme="minorEastAsia" w:hAnsiTheme="minorHAnsi"/>
+                <w:b w:val="0"/>
+                <w:color w:val="auto"/>
+                <w:kern w:val="2"/>
+                <w:szCs w:val="24"/>
+                <w:lang w:eastAsia="pt-BR"/>
+                <w14:ligatures w14:val="standardContextual"/>
+              </w:rPr>
               <w:tab/>
             </w:r>
             <w:r>
@@ -893,44 +1009,62 @@
               <w:t>DIAGNÓSTICO INICIAL</w:t>
             </w:r>
             <w:r>
+              <w:rPr>
+                <w:webHidden/>
+              </w:rPr>
               <w:tab/>
             </w:r>
             <w:r>
+              <w:rPr>
+                <w:webHidden/>
+              </w:rPr>
               <w:fldChar w:fldCharType="begin"/>
             </w:r>
             <w:r>
-              <w:instrText xml:space="preserve">PAGEREF _Toc735422707 \h</w:instrText>
-            </w:r>
-            <w:r>
+              <w:rPr>
+                <w:webHidden/>
+              </w:rPr>
+              <w:instrText xml:space="preserve"> PAGEREF _Toc232831155 \h </w:instrText>
+            </w:r>
+            <w:r>
+              <w:rPr>
+                <w:webHidden/>
+              </w:rPr>
+            </w:r>
+            <w:r>
+              <w:rPr>
+                <w:webHidden/>
+              </w:rPr>
               <w:fldChar w:fldCharType="separate"/>
             </w:r>
             <w:r>
               <w:rPr>
-                <w:rStyle w:val="Hyperlink"/>
-              </w:rPr>
-              <w:t>5</w:t>
-            </w:r>
-            <w:r>
+                <w:webHidden/>
+              </w:rPr>
+              <w:t>3</w:t>
+            </w:r>
+            <w:r>
+              <w:rPr>
+                <w:webHidden/>
+              </w:rPr>
               <w:fldChar w:fldCharType="end"/>
             </w:r>
           </w:hyperlink>
         </w:p>
         <w:p>
           <w:pPr>
-            <w:pStyle w:val="Sumrio2"/>
-            <w:tabs>
-              <w:tab w:val="left" w:leader="none" w:pos="720"/>
-              <w:tab w:val="right" w:leader="dot" w:pos="9060"/>
-            </w:tabs>
+            <w:pStyle w:val="TOC2"/>
             <w:rPr>
-              <w:rFonts w:ascii="Calibri" w:hAnsi="Calibri" w:eastAsia="" w:asciiTheme="minorAscii" w:hAnsiTheme="minorAscii" w:eastAsiaTheme="minorEastAsia"/>
+              <w:rFonts w:asciiTheme="minorHAnsi" w:eastAsiaTheme="minorEastAsia" w:hAnsiTheme="minorHAnsi"/>
               <w:b w:val="0"/>
-              <w:bCs w:val="0"/>
               <w:color w:val="auto"/>
+              <w:kern w:val="2"/>
+              <w:szCs w:val="24"/>
               <w:lang w:eastAsia="pt-BR"/>
+              <w14:ligatures w14:val="standardContextual"/>
             </w:rPr>
           </w:pPr>
-          <w:hyperlink w:anchor="_Toc1262122583">
+          <w:hyperlink w:anchor="_Toc232831156" w:history="1">
             <w:r>
               <w:rPr>
                 <w:rStyle w:val="Hyperlink"/>
@@ -938,6 +1072,15 @@
               <w:t>3.5</w:t>
             </w:r>
             <w:r>
+              <w:rPr>
+                <w:rFonts w:asciiTheme="minorHAnsi" w:eastAsiaTheme="minorEastAsia" w:hAnsiTheme="minorHAnsi"/>
+                <w:b w:val="0"/>
+                <w:color w:val="auto"/>
+                <w:kern w:val="2"/>
+                <w:szCs w:val="24"/>
+                <w:lang w:eastAsia="pt-BR"/>
+                <w14:ligatures w14:val="standardContextual"/>
+              </w:rPr>
               <w:tab/>
             </w:r>
             <w:r>
@@ -947,44 +1090,62 @@
               <w:t>INSERÇÃO DE DADOS DE TESTE</w:t>
             </w:r>
             <w:r>
+              <w:rPr>
+                <w:webHidden/>
+              </w:rPr>
               <w:tab/>
             </w:r>
             <w:r>
+              <w:rPr>
+                <w:webHidden/>
+              </w:rPr>
               <w:fldChar w:fldCharType="begin"/>
             </w:r>
             <w:r>
-              <w:instrText xml:space="preserve">PAGEREF _Toc1262122583 \h</w:instrText>
-            </w:r>
-            <w:r>
+              <w:rPr>
+                <w:webHidden/>
+              </w:rPr>
+              <w:instrText xml:space="preserve"> PAGEREF _Toc232831156 \h </w:instrText>
+            </w:r>
+            <w:r>
+              <w:rPr>
+                <w:webHidden/>
+              </w:rPr>
+            </w:r>
+            <w:r>
+              <w:rPr>
+                <w:webHidden/>
+              </w:rPr>
               <w:fldChar w:fldCharType="separate"/>
             </w:r>
             <w:r>
               <w:rPr>
-                <w:rStyle w:val="Hyperlink"/>
-              </w:rPr>
-              <w:t>7</w:t>
-            </w:r>
-            <w:r>
+                <w:webHidden/>
+              </w:rPr>
+              <w:t>5</w:t>
+            </w:r>
+            <w:r>
+              <w:rPr>
+                <w:webHidden/>
+              </w:rPr>
               <w:fldChar w:fldCharType="end"/>
             </w:r>
           </w:hyperlink>
         </w:p>
         <w:p>
           <w:pPr>
-            <w:pStyle w:val="Sumrio2"/>
-            <w:tabs>
-              <w:tab w:val="left" w:leader="none" w:pos="720"/>
-              <w:tab w:val="right" w:leader="dot" w:pos="9060"/>
-            </w:tabs>
+            <w:pStyle w:val="TOC2"/>
             <w:rPr>
-              <w:rFonts w:ascii="Calibri" w:hAnsi="Calibri" w:eastAsia="" w:asciiTheme="minorAscii" w:hAnsiTheme="minorAscii" w:eastAsiaTheme="minorEastAsia"/>
+              <w:rFonts w:asciiTheme="minorHAnsi" w:eastAsiaTheme="minorEastAsia" w:hAnsiTheme="minorHAnsi"/>
               <w:b w:val="0"/>
-              <w:bCs w:val="0"/>
               <w:color w:val="auto"/>
+              <w:kern w:val="2"/>
+              <w:szCs w:val="24"/>
               <w:lang w:eastAsia="pt-BR"/>
+              <w14:ligatures w14:val="standardContextual"/>
             </w:rPr>
           </w:pPr>
-          <w:hyperlink w:anchor="_Toc1270750949">
+          <w:hyperlink w:anchor="_Toc232831157" w:history="1">
             <w:r>
               <w:rPr>
                 <w:rStyle w:val="Hyperlink"/>
@@ -992,6 +1153,15 @@
               <w:t>4</w:t>
             </w:r>
             <w:r>
+              <w:rPr>
+                <w:rFonts w:asciiTheme="minorHAnsi" w:eastAsiaTheme="minorEastAsia" w:hAnsiTheme="minorHAnsi"/>
+                <w:b w:val="0"/>
+                <w:color w:val="auto"/>
+                <w:kern w:val="2"/>
+                <w:szCs w:val="24"/>
+                <w:lang w:eastAsia="pt-BR"/>
+                <w14:ligatures w14:val="standardContextual"/>
+              </w:rPr>
               <w:tab/>
             </w:r>
             <w:r>
@@ -1001,44 +1171,62 @@
               <w:t>RESULTADOS E DISCUSSÃO</w:t>
             </w:r>
             <w:r>
+              <w:rPr>
+                <w:webHidden/>
+              </w:rPr>
               <w:tab/>
             </w:r>
             <w:r>
+              <w:rPr>
+                <w:webHidden/>
+              </w:rPr>
               <w:fldChar w:fldCharType="begin"/>
             </w:r>
             <w:r>
-              <w:instrText xml:space="preserve">PAGEREF _Toc1270750949 \h</w:instrText>
-            </w:r>
-            <w:r>
+              <w:rPr>
+                <w:webHidden/>
+              </w:rPr>
+              <w:instrText xml:space="preserve"> PAGEREF _Toc232831157 \h </w:instrText>
+            </w:r>
+            <w:r>
+              <w:rPr>
+                <w:webHidden/>
+              </w:rPr>
+            </w:r>
+            <w:r>
+              <w:rPr>
+                <w:webHidden/>
+              </w:rPr>
               <w:fldChar w:fldCharType="separate"/>
             </w:r>
             <w:r>
               <w:rPr>
-                <w:rStyle w:val="Hyperlink"/>
-              </w:rPr>
-              <w:t>7</w:t>
-            </w:r>
-            <w:r>
+                <w:webHidden/>
+              </w:rPr>
+              <w:t>6</w:t>
+            </w:r>
+            <w:r>
+              <w:rPr>
+                <w:webHidden/>
+              </w:rPr>
               <w:fldChar w:fldCharType="end"/>
             </w:r>
           </w:hyperlink>
         </w:p>
         <w:p>
           <w:pPr>
-            <w:pStyle w:val="Sumrio2"/>
-            <w:tabs>
-              <w:tab w:val="left" w:leader="none" w:pos="720"/>
-              <w:tab w:val="right" w:leader="dot" w:pos="9060"/>
-            </w:tabs>
+            <w:pStyle w:val="TOC2"/>
             <w:rPr>
-              <w:rFonts w:ascii="Calibri" w:hAnsi="Calibri" w:eastAsia="" w:asciiTheme="minorAscii" w:hAnsiTheme="minorAscii" w:eastAsiaTheme="minorEastAsia"/>
+              <w:rFonts w:asciiTheme="minorHAnsi" w:eastAsiaTheme="minorEastAsia" w:hAnsiTheme="minorHAnsi"/>
               <w:b w:val="0"/>
-              <w:bCs w:val="0"/>
               <w:color w:val="auto"/>
+              <w:kern w:val="2"/>
+              <w:szCs w:val="24"/>
               <w:lang w:eastAsia="pt-BR"/>
+              <w14:ligatures w14:val="standardContextual"/>
             </w:rPr>
           </w:pPr>
-          <w:hyperlink w:anchor="_Toc1736451400">
+          <w:hyperlink w:anchor="_Toc232831158" w:history="1">
             <w:r>
               <w:rPr>
                 <w:rStyle w:val="Hyperlink"/>
@@ -1046,6 +1234,15 @@
               <w:t>4.1</w:t>
             </w:r>
             <w:r>
+              <w:rPr>
+                <w:rFonts w:asciiTheme="minorHAnsi" w:eastAsiaTheme="minorEastAsia" w:hAnsiTheme="minorHAnsi"/>
+                <w:b w:val="0"/>
+                <w:color w:val="auto"/>
+                <w:kern w:val="2"/>
+                <w:szCs w:val="24"/>
+                <w:lang w:eastAsia="pt-BR"/>
+                <w14:ligatures w14:val="standardContextual"/>
+              </w:rPr>
               <w:tab/>
             </w:r>
             <w:r>
@@ -1055,44 +1252,62 @@
               <w:t>ENTREGÁVEIS E VALIDAÇÃO</w:t>
             </w:r>
             <w:r>
+              <w:rPr>
+                <w:webHidden/>
+              </w:rPr>
               <w:tab/>
             </w:r>
             <w:r>
+              <w:rPr>
+                <w:webHidden/>
+              </w:rPr>
               <w:fldChar w:fldCharType="begin"/>
             </w:r>
             <w:r>
-              <w:instrText xml:space="preserve">PAGEREF _Toc1736451400 \h</w:instrText>
-            </w:r>
-            <w:r>
+              <w:rPr>
+                <w:webHidden/>
+              </w:rPr>
+              <w:instrText xml:space="preserve"> PAGEREF _Toc232831158 \h </w:instrText>
+            </w:r>
+            <w:r>
+              <w:rPr>
+                <w:webHidden/>
+              </w:rPr>
+            </w:r>
+            <w:r>
+              <w:rPr>
+                <w:webHidden/>
+              </w:rPr>
               <w:fldChar w:fldCharType="separate"/>
             </w:r>
             <w:r>
               <w:rPr>
-                <w:rStyle w:val="Hyperlink"/>
-              </w:rPr>
-              <w:t>7</w:t>
-            </w:r>
-            <w:r>
+                <w:webHidden/>
+              </w:rPr>
+              <w:t>6</w:t>
+            </w:r>
+            <w:r>
+              <w:rPr>
+                <w:webHidden/>
+              </w:rPr>
               <w:fldChar w:fldCharType="end"/>
             </w:r>
           </w:hyperlink>
         </w:p>
         <w:p>
           <w:pPr>
-            <w:pStyle w:val="Sumrio2"/>
-            <w:tabs>
-              <w:tab w:val="left" w:leader="none" w:pos="720"/>
-              <w:tab w:val="right" w:leader="dot" w:pos="9060"/>
-            </w:tabs>
+            <w:pStyle w:val="TOC2"/>
             <w:rPr>
-              <w:rFonts w:ascii="Calibri" w:hAnsi="Calibri" w:eastAsia="" w:asciiTheme="minorAscii" w:hAnsiTheme="minorAscii" w:eastAsiaTheme="minorEastAsia"/>
+              <w:rFonts w:asciiTheme="minorHAnsi" w:eastAsiaTheme="minorEastAsia" w:hAnsiTheme="minorHAnsi"/>
               <w:b w:val="0"/>
-              <w:bCs w:val="0"/>
               <w:color w:val="auto"/>
+              <w:kern w:val="2"/>
+              <w:szCs w:val="24"/>
               <w:lang w:eastAsia="pt-BR"/>
+              <w14:ligatures w14:val="standardContextual"/>
             </w:rPr>
           </w:pPr>
-          <w:hyperlink w:anchor="_Toc378565927">
+          <w:hyperlink w:anchor="_Toc232831159" w:history="1">
             <w:r>
               <w:rPr>
                 <w:rStyle w:val="Hyperlink"/>
@@ -1100,6 +1315,15 @@
               <w:t>4.2</w:t>
             </w:r>
             <w:r>
+              <w:rPr>
+                <w:rFonts w:asciiTheme="minorHAnsi" w:eastAsiaTheme="minorEastAsia" w:hAnsiTheme="minorHAnsi"/>
+                <w:b w:val="0"/>
+                <w:color w:val="auto"/>
+                <w:kern w:val="2"/>
+                <w:szCs w:val="24"/>
+                <w:lang w:eastAsia="pt-BR"/>
+                <w14:ligatures w14:val="standardContextual"/>
+              </w:rPr>
               <w:tab/>
             </w:r>
             <w:r>
@@ -1109,44 +1333,62 @@
               <w:t>TRATAMENTO DE CONCORRÊNCIA E INTEGRIDADE</w:t>
             </w:r>
             <w:r>
+              <w:rPr>
+                <w:webHidden/>
+              </w:rPr>
               <w:tab/>
             </w:r>
             <w:r>
+              <w:rPr>
+                <w:webHidden/>
+              </w:rPr>
               <w:fldChar w:fldCharType="begin"/>
             </w:r>
             <w:r>
-              <w:instrText xml:space="preserve">PAGEREF _Toc378565927 \h</w:instrText>
-            </w:r>
-            <w:r>
+              <w:rPr>
+                <w:webHidden/>
+              </w:rPr>
+              <w:instrText xml:space="preserve"> PAGEREF _Toc232831159 \h </w:instrText>
+            </w:r>
+            <w:r>
+              <w:rPr>
+                <w:webHidden/>
+              </w:rPr>
+            </w:r>
+            <w:r>
+              <w:rPr>
+                <w:webHidden/>
+              </w:rPr>
               <w:fldChar w:fldCharType="separate"/>
             </w:r>
             <w:r>
               <w:rPr>
-                <w:rStyle w:val="Hyperlink"/>
-              </w:rPr>
-              <w:t>7</w:t>
-            </w:r>
-            <w:r>
+                <w:webHidden/>
+              </w:rPr>
+              <w:t>6</w:t>
+            </w:r>
+            <w:r>
+              <w:rPr>
+                <w:webHidden/>
+              </w:rPr>
               <w:fldChar w:fldCharType="end"/>
             </w:r>
           </w:hyperlink>
         </w:p>
         <w:p>
           <w:pPr>
-            <w:pStyle w:val="Sumrio2"/>
-            <w:tabs>
-              <w:tab w:val="left" w:leader="none" w:pos="720"/>
-              <w:tab w:val="right" w:leader="dot" w:pos="9060"/>
-            </w:tabs>
+            <w:pStyle w:val="TOC2"/>
             <w:rPr>
-              <w:rFonts w:ascii="Calibri" w:hAnsi="Calibri" w:eastAsia="" w:asciiTheme="minorAscii" w:hAnsiTheme="minorAscii" w:eastAsiaTheme="minorEastAsia"/>
+              <w:rFonts w:asciiTheme="minorHAnsi" w:eastAsiaTheme="minorEastAsia" w:hAnsiTheme="minorHAnsi"/>
               <w:b w:val="0"/>
-              <w:bCs w:val="0"/>
               <w:color w:val="auto"/>
+              <w:kern w:val="2"/>
+              <w:szCs w:val="24"/>
               <w:lang w:eastAsia="pt-BR"/>
+              <w14:ligatures w14:val="standardContextual"/>
             </w:rPr>
           </w:pPr>
-          <w:hyperlink w:anchor="_Toc1059552603">
+          <w:hyperlink w:anchor="_Toc232831160" w:history="1">
             <w:r>
               <w:rPr>
                 <w:rStyle w:val="Hyperlink"/>
@@ -1154,6 +1396,15 @@
               <w:t>5</w:t>
             </w:r>
             <w:r>
+              <w:rPr>
+                <w:rFonts w:asciiTheme="minorHAnsi" w:eastAsiaTheme="minorEastAsia" w:hAnsiTheme="minorHAnsi"/>
+                <w:b w:val="0"/>
+                <w:color w:val="auto"/>
+                <w:kern w:val="2"/>
+                <w:szCs w:val="24"/>
+                <w:lang w:eastAsia="pt-BR"/>
+                <w14:ligatures w14:val="standardContextual"/>
+              </w:rPr>
               <w:tab/>
             </w:r>
             <w:r>
@@ -1163,44 +1414,62 @@
               <w:t>APLICAÇÃO NO STREAMLIT</w:t>
             </w:r>
             <w:r>
+              <w:rPr>
+                <w:webHidden/>
+              </w:rPr>
               <w:tab/>
             </w:r>
             <w:r>
+              <w:rPr>
+                <w:webHidden/>
+              </w:rPr>
               <w:fldChar w:fldCharType="begin"/>
             </w:r>
             <w:r>
-              <w:instrText xml:space="preserve">PAGEREF _Toc1059552603 \h</w:instrText>
-            </w:r>
-            <w:r>
+              <w:rPr>
+                <w:webHidden/>
+              </w:rPr>
+              <w:instrText xml:space="preserve"> PAGEREF _Toc232831160 \h </w:instrText>
+            </w:r>
+            <w:r>
+              <w:rPr>
+                <w:webHidden/>
+              </w:rPr>
+            </w:r>
+            <w:r>
+              <w:rPr>
+                <w:webHidden/>
+              </w:rPr>
               <w:fldChar w:fldCharType="separate"/>
             </w:r>
             <w:r>
               <w:rPr>
-                <w:rStyle w:val="Hyperlink"/>
-              </w:rPr>
-              <w:t>8</w:t>
-            </w:r>
-            <w:r>
+                <w:webHidden/>
+              </w:rPr>
+              <w:t>6</w:t>
+            </w:r>
+            <w:r>
+              <w:rPr>
+                <w:webHidden/>
+              </w:rPr>
               <w:fldChar w:fldCharType="end"/>
             </w:r>
           </w:hyperlink>
         </w:p>
         <w:p>
           <w:pPr>
-            <w:pStyle w:val="Sumrio2"/>
-            <w:tabs>
-              <w:tab w:val="left" w:leader="none" w:pos="720"/>
-              <w:tab w:val="right" w:leader="dot" w:pos="9060"/>
-            </w:tabs>
+            <w:pStyle w:val="TOC2"/>
             <w:rPr>
-              <w:rFonts w:ascii="Calibri" w:hAnsi="Calibri" w:eastAsia="" w:asciiTheme="minorAscii" w:hAnsiTheme="minorAscii" w:eastAsiaTheme="minorEastAsia"/>
+              <w:rFonts w:asciiTheme="minorHAnsi" w:eastAsiaTheme="minorEastAsia" w:hAnsiTheme="minorHAnsi"/>
               <w:b w:val="0"/>
-              <w:bCs w:val="0"/>
               <w:color w:val="auto"/>
+              <w:kern w:val="2"/>
+              <w:szCs w:val="24"/>
               <w:lang w:eastAsia="pt-BR"/>
+              <w14:ligatures w14:val="standardContextual"/>
             </w:rPr>
           </w:pPr>
-          <w:hyperlink w:anchor="_Toc1594006490">
+          <w:hyperlink w:anchor="_Toc232831161" w:history="1">
             <w:r>
               <w:rPr>
                 <w:rStyle w:val="Hyperlink"/>
@@ -1208,6 +1477,15 @@
               <w:t>6</w:t>
             </w:r>
             <w:r>
+              <w:rPr>
+                <w:rFonts w:asciiTheme="minorHAnsi" w:eastAsiaTheme="minorEastAsia" w:hAnsiTheme="minorHAnsi"/>
+                <w:b w:val="0"/>
+                <w:color w:val="auto"/>
+                <w:kern w:val="2"/>
+                <w:szCs w:val="24"/>
+                <w:lang w:eastAsia="pt-BR"/>
+                <w14:ligatures w14:val="standardContextual"/>
+              </w:rPr>
               <w:tab/>
             </w:r>
             <w:r>
@@ -1217,68 +1495,120 @@
               <w:t>CONCLUSÕES</w:t>
             </w:r>
             <w:r>
+              <w:rPr>
+                <w:webHidden/>
+              </w:rPr>
               <w:tab/>
             </w:r>
             <w:r>
+              <w:rPr>
+                <w:webHidden/>
+              </w:rPr>
               <w:fldChar w:fldCharType="begin"/>
             </w:r>
             <w:r>
-              <w:instrText xml:space="preserve">PAGEREF _Toc1594006490 \h</w:instrText>
-            </w:r>
-            <w:r>
+              <w:rPr>
+                <w:webHidden/>
+              </w:rPr>
+              <w:instrText xml:space="preserve"> PAGEREF _Toc232831161 \h </w:instrText>
+            </w:r>
+            <w:r>
+              <w:rPr>
+                <w:webHidden/>
+              </w:rPr>
+            </w:r>
+            <w:r>
+              <w:rPr>
+                <w:webHidden/>
+              </w:rPr>
               <w:fldChar w:fldCharType="separate"/>
             </w:r>
             <w:r>
               <w:rPr>
-                <w:rStyle w:val="Hyperlink"/>
+                <w:webHidden/>
               </w:rPr>
               <w:t>8</w:t>
             </w:r>
             <w:r>
+              <w:rPr>
+                <w:webHidden/>
+              </w:rPr>
               <w:fldChar w:fldCharType="end"/>
             </w:r>
           </w:hyperlink>
         </w:p>
         <w:p>
           <w:pPr>
-            <w:pStyle w:val="Sumrio6"/>
+            <w:pStyle w:val="TOC6"/>
             <w:tabs>
-              <w:tab w:val="right" w:leader="dot" w:pos="9060"/>
+              <w:tab w:val="right" w:leader="dot" w:pos="9061"/>
             </w:tabs>
             <w:rPr>
-              <w:rFonts w:ascii="Calibri" w:hAnsi="Calibri" w:eastAsia="" w:asciiTheme="minorAscii" w:hAnsiTheme="minorAscii" w:eastAsiaTheme="minorEastAsia"/>
+              <w:rFonts w:asciiTheme="minorHAnsi" w:eastAsiaTheme="minorEastAsia" w:hAnsiTheme="minorHAnsi"/>
               <w:b w:val="0"/>
-              <w:bCs w:val="0"/>
+              <w:caps w:val="0"/>
+              <w:noProof/>
               <w:color w:val="auto"/>
+              <w:kern w:val="2"/>
+              <w:szCs w:val="24"/>
               <w:lang w:eastAsia="pt-BR"/>
+              <w14:ligatures w14:val="standardContextual"/>
             </w:rPr>
           </w:pPr>
-          <w:hyperlink w:anchor="_Toc36743562">
+          <w:hyperlink w:anchor="_Toc232831162" w:history="1">
             <w:r>
               <w:rPr>
                 <w:rStyle w:val="Hyperlink"/>
+                <w:noProof/>
               </w:rPr>
               <w:t>Referências</w:t>
             </w:r>
             <w:r>
+              <w:rPr>
+                <w:noProof/>
+                <w:webHidden/>
+              </w:rPr>
               <w:tab/>
             </w:r>
             <w:r>
+              <w:rPr>
+                <w:noProof/>
+                <w:webHidden/>
+              </w:rPr>
               <w:fldChar w:fldCharType="begin"/>
             </w:r>
             <w:r>
-              <w:instrText xml:space="preserve">PAGEREF _Toc36743562 \h</w:instrText>
-            </w:r>
-            <w:r>
+              <w:rPr>
+                <w:noProof/>
+                <w:webHidden/>
+              </w:rPr>
+              <w:instrText xml:space="preserve"> PAGEREF _Toc232831162 \h </w:instrText>
+            </w:r>
+            <w:r>
+              <w:rPr>
+                <w:noProof/>
+                <w:webHidden/>
+              </w:rPr>
+            </w:r>
+            <w:r>
+              <w:rPr>
+                <w:noProof/>
+                <w:webHidden/>
+              </w:rPr>
               <w:fldChar w:fldCharType="separate"/>
             </w:r>
             <w:r>
               <w:rPr>
-                <w:rStyle w:val="Hyperlink"/>
+                <w:noProof/>
+                <w:webHidden/>
               </w:rPr>
               <w:t>9</w:t>
             </w:r>
             <w:r>
+              <w:rPr>
+                <w:noProof/>
+                <w:webHidden/>
+              </w:rPr>
               <w:fldChar w:fldCharType="end"/>
             </w:r>
           </w:hyperlink>
@@ -1344,7 +1674,7 @@
         </w:rPr>
         <w:sectPr>
           <w:headerReference w:type="default" r:id="rId12"/>
-          <w:pgSz w:w="11906" w:h="16838" w:orient="portrait"/>
+          <w:pgSz w:w="11906" w:h="16838"/>
           <w:pgMar w:top="1701" w:right="1134" w:bottom="1134" w:left="1701" w:header="709" w:footer="709" w:gutter="0"/>
           <w:cols w:space="708"/>
           <w:docGrid w:linePitch="360"/>
@@ -1353,39 +1683,29 @@
     </w:p>
     <w:p>
       <w:pPr>
-        <w:pStyle w:val="Ttulo2"/>
-        <w:rPr/>
-      </w:pPr>
+        <w:pStyle w:val="Heading2"/>
+      </w:pPr>
+      <w:bookmarkStart w:id="1" w:name="_Toc232831151"/>
       <w:bookmarkEnd w:id="0"/>
-      <w:bookmarkStart w:name="_Toc1043000896" w:id="512415771"/>
-      <w:r>
-        <w:rPr/>
+      <w:r>
+        <w:lastRenderedPageBreak/>
         <w:t>INTRODUÇÃO</w:t>
       </w:r>
-      <w:bookmarkEnd w:id="512415771"/>
-    </w:p>
-    <w:p/>
-    <w:p>
-      <w:r>
-        <w:rPr/>
+      <w:bookmarkEnd w:id="1"/>
+    </w:p>
+    <w:p/>
+    <w:p>
+      <w:r>
         <w:t>O trabalho desenvolvido aborda o problema da organização e recuperação de informações de uma ONG de adoção de animais localizada em São José dos Campos (SP), que realiza adoções de cães e gatos e oferece serviço de castração para a comunidade. O contato com a instituição foi estabelecido como parte deste projeto acadêmico, com o objetivo de compreender suas dores e necessidades quanto ao armazenamento de dados.</w:t>
       </w:r>
     </w:p>
     <w:p>
-      <w:pPr>
-        <w:pStyle w:val="Normal"/>
-      </w:pPr>
-      <w:r>
-        <w:rPr/>
+      <w:r>
         <w:t>O objetivo é implementar um sistema completo de banco de dados (diagnóstico, modelagem, implementação em um SGBD, inserção de dados de teste e documentação), acompanhado de uma interface simples de uso, capaz de substituir o processo manual atual da instituição.</w:t>
       </w:r>
     </w:p>
     <w:p>
-      <w:pPr>
-        <w:pStyle w:val="Normal"/>
-      </w:pPr>
-      <w:r>
-        <w:rPr/>
+      <w:r>
         <w:t>Atualmente, a ONG coleta informações por meio de três questionários distintos no Google Forms (adoção de cães, adoção de gatos e castração), cujas respostas são exportadas manualmente para planilhas Excel sem integração entre si. Esse processo gera fragmentação dos dados, ausência de controle de status das solicitações e dificuldade de rastrear o histórico de adotantes e animais. O sistema proposto centraliza essas informações em um único banco de dados relacional, com controle de acesso e fluxos de aprovação.</w:t>
       </w:r>
     </w:p>
@@ -1398,208 +1718,126 @@
     <w:p/>
     <w:p/>
     <w:p/>
-    <w:p>
-      <w:pPr>
-        <w:pStyle w:val="Normal"/>
+    <w:p/>
+    <w:p/>
+    <w:p>
+      <w:pPr>
         <w:ind w:firstLine="0"/>
       </w:pPr>
     </w:p>
     <w:p/>
     <w:p>
       <w:pPr>
-        <w:pStyle w:val="Ttulo2"/>
-        <w:rPr/>
-      </w:pPr>
-      <w:bookmarkStart w:name="_Toc1580724484" w:id="1102797321"/>
-      <w:r>
-        <w:rPr/>
+        <w:pStyle w:val="Heading2"/>
+      </w:pPr>
+      <w:bookmarkStart w:id="2" w:name="_Toc232831152"/>
+      <w:r>
+        <w:lastRenderedPageBreak/>
         <w:t>FUNDAMENTAÇ</w:t>
       </w:r>
       <w:r>
-        <w:rPr/>
         <w:t>Ã</w:t>
       </w:r>
       <w:r>
-        <w:rPr/>
         <w:t>O</w:t>
       </w:r>
       <w:r>
-        <w:rPr/>
         <w:t xml:space="preserve"> </w:t>
       </w:r>
       <w:r>
-        <w:rPr/>
         <w:t>TEÓRICA</w:t>
       </w:r>
-      <w:bookmarkEnd w:id="1102797321"/>
+      <w:bookmarkEnd w:id="2"/>
     </w:p>
     <w:p>
       <w:pPr>
         <w:ind w:firstLine="0"/>
       </w:pPr>
       <w:r>
-        <w:rPr/>
         <w:t>Esta seção apresenta os conceitos que fundamentam as decisões técnicas do trabalho.</w:t>
       </w:r>
     </w:p>
     <w:p>
       <w:pPr>
-        <w:pStyle w:val="Normal"/>
         <w:ind w:firstLine="0"/>
       </w:pPr>
     </w:p>
     <w:p>
       <w:pPr>
-        <w:pStyle w:val="Ttulo2"/>
-        <w:rPr/>
-      </w:pPr>
-      <w:bookmarkStart w:name="_Toc914451290" w:id="397958590"/>
-      <w:r>
-        <w:rPr/>
-        <w:t>MODELO RELACIONAL E O SGBD SQLITE</w:t>
-      </w:r>
-      <w:bookmarkEnd w:id="397958590"/>
-    </w:p>
-    <w:p>
-      <w:pPr>
-        <w:pStyle w:val="Normal"/>
-        <w:ind w:firstLine="432"/>
-      </w:pPr>
-      <w:r>
-        <w:rPr/>
-        <w:t>O modelo relacional organiza os dados em tabelas (relações) compostas por linhas e colunas, nas quais os relacionamentos entre entidades são expressos por chaves estrangeiras. Essa abordagem é adequada ao domínio da ONG, em que as informações são fortemente relacionadas: um adotante faz solicitações, uma solicitação refere-se a um animal, e um animal pode receber várias solicitações.</w:t>
-      </w:r>
-    </w:p>
-    <w:p>
-      <w:pPr>
-        <w:pStyle w:val="Normal"/>
-        <w:ind w:firstLine="432"/>
-      </w:pPr>
-      <w:r>
-        <w:rPr/>
-        <w:t>O SGBD escolhido foi o SQLite, um banco de dados relacional que armazena toda a base em um único arquivo e dispensa um servidor dedicado. Diferentemente de bancos cliente-servidor, o SQLite é embarcado: a própria aplicação acessa o arquivo diretamente. Essa característica o torna apropriado para uma instituição de pequeno porte, sem equipe de tecnologia, na qual a simplicidade de instalação e de backup é mais valiosa do que a escalabilidade de um servidor.</w:t>
-      </w:r>
-    </w:p>
-    <w:p>
-      <w:pPr>
-        <w:pStyle w:val="Normal"/>
-        <w:ind w:firstLine="0"/>
-      </w:pPr>
-    </w:p>
-    <w:p>
-      <w:pPr>
-        <w:pStyle w:val="PargrafodaLista"/>
+        <w:pStyle w:val="Heading2"/>
         <w:numPr>
           <w:ilvl w:val="1"/>
           <w:numId w:val="2"/>
         </w:numPr>
-        <w:rPr>
-          <w:rFonts w:ascii="Arial" w:hAnsi="Arial" w:eastAsia="Arial" w:cs="Arial"/>
-          <w:b w:val="1"/>
-          <w:bCs w:val="1"/>
-          <w:i w:val="0"/>
-          <w:iCs w:val="0"/>
-          <w:sz w:val="24"/>
-          <w:szCs w:val="24"/>
-        </w:rPr>
-      </w:pPr>
-      <w:r>
-        <w:rPr>
-          <w:rFonts w:ascii="Arial" w:hAnsi="Arial" w:eastAsia="Arial" w:cs="Arial"/>
-          <w:b w:val="1"/>
-          <w:bCs w:val="1"/>
-          <w:i w:val="0"/>
-          <w:iCs w:val="0"/>
-          <w:sz w:val="24"/>
-          <w:szCs w:val="24"/>
-        </w:rPr>
-        <w:t xml:space="preserve"> INTEGRIDADE DE DADOS E RESTRIÇÕES</w:t>
-      </w:r>
-    </w:p>
-    <w:p>
-      <w:pPr>
-        <w:pStyle w:val="Normal"/>
-        <w:ind w:firstLine="709"/>
-      </w:pPr>
-      <w:r>
-        <w:rPr/>
-        <w:t>A integridade dos dados é garantida por restrições aplicadas pelo próprio SGBD. Foram utilizadas chaves primárias (identificação única de cada registro), chaves estrangeiras (integridade referencial entre tabelas), restrições de unicidade (em campos como e-mail e CPF) e restrições de domínio do tipo CHECK, que limitam os valores aceitos em colunas de status, espécie e sexo.</w:t>
-      </w:r>
-    </w:p>
-    <w:p>
-      <w:pPr>
-        <w:pStyle w:val="Normal"/>
-        <w:ind w:firstLine="709"/>
-      </w:pPr>
-      <w:r>
-        <w:rPr/>
-        <w:t>Um recurso central do projeto é o índice único parcial, que permite impor unicidade apenas a um subconjunto das linhas. Ele foi empregado para garantir que cada animal tenha, no máximo, uma adoção com status aprovado, uma regra de negócio crítica que assim passa a ser garantida pelo banco, e não apenas pela aplicação.</w:t>
-      </w:r>
-    </w:p>
-    <w:p>
-      <w:pPr>
-        <w:pStyle w:val="Normal"/>
-        <w:ind w:firstLine="709"/>
-      </w:pPr>
-    </w:p>
-    <w:p>
-      <w:pPr>
-        <w:pStyle w:val="Normal"/>
-        <w:ind w:firstLine="709"/>
-      </w:pPr>
-    </w:p>
-    <w:p>
-      <w:pPr>
-        <w:pStyle w:val="Normal"/>
-        <w:ind w:firstLine="709"/>
-      </w:pPr>
-    </w:p>
-    <w:p>
-      <w:pPr>
-        <w:pStyle w:val="Normal"/>
+      </w:pPr>
+      <w:bookmarkStart w:id="3" w:name="_Toc232831153"/>
+      <w:r>
+        <w:t>MODELO RELACIONAL E O SGBD SQLITE</w:t>
+      </w:r>
+      <w:bookmarkEnd w:id="3"/>
+    </w:p>
+    <w:p>
+      <w:pPr>
+        <w:ind w:firstLine="432"/>
+      </w:pPr>
+      <w:r>
+        <w:t>O modelo relacional organiza os dados em tabelas (relações) compostas por linhas e colunas, nas quais os relacionamentos entre entidades são expressos por chaves estrangeiras. Essa abordagem é adequada ao domínio da ONG, em que as informações são fortemente relacionadas: um adotante faz solicitações, uma solicitação refere-se a um animal, e um animal pode receber várias solicitações.</w:t>
+      </w:r>
+    </w:p>
+    <w:p>
+      <w:pPr>
+        <w:ind w:firstLine="432"/>
+      </w:pPr>
+      <w:r>
+        <w:t>O SGBD escolhido foi o SQLite, um banco de dados relacional que armazena toda a base em um único arquivo e dispensa um servidor dedicado. Diferentemente de bancos cliente-servidor, o SQLite é embarcado: a própria aplicação acessa o arquivo diretamente. Essa característica o torna apropriado para uma instituição de pequeno porte, sem equipe de tecnologia, na qual a simplicidade de instalação e de backup é mais valiosa do que a escalabilidade de um servidor.</w:t>
+      </w:r>
+    </w:p>
+    <w:p>
+      <w:pPr>
         <w:ind w:firstLine="0"/>
       </w:pPr>
     </w:p>
     <w:p>
       <w:pPr>
-        <w:pStyle w:val="PargrafodaLista"/>
+        <w:pStyle w:val="ListParagraph"/>
         <w:numPr>
           <w:ilvl w:val="1"/>
           <w:numId w:val="2"/>
         </w:numPr>
         <w:rPr>
-          <w:rFonts w:ascii="Arial" w:hAnsi="Arial" w:eastAsia="Arial" w:cs="Arial"/>
-          <w:b w:val="1"/>
-          <w:bCs w:val="1"/>
-          <w:i w:val="0"/>
-          <w:iCs w:val="0"/>
+          <w:rFonts w:ascii="Arial" w:eastAsia="Arial" w:hAnsi="Arial" w:cs="Arial"/>
+          <w:b/>
+          <w:bCs/>
           <w:sz w:val="24"/>
           <w:szCs w:val="24"/>
         </w:rPr>
       </w:pPr>
       <w:r>
         <w:rPr>
-          <w:rFonts w:ascii="Arial" w:hAnsi="Arial" w:eastAsia="Arial" w:cs="Arial"/>
-          <w:b w:val="1"/>
-          <w:bCs w:val="1"/>
-          <w:i w:val="0"/>
-          <w:iCs w:val="0"/>
+          <w:rFonts w:ascii="Arial" w:eastAsia="Arial" w:hAnsi="Arial" w:cs="Arial"/>
+          <w:b/>
+          <w:bCs/>
           <w:sz w:val="24"/>
           <w:szCs w:val="24"/>
         </w:rPr>
-        <w:t xml:space="preserve"> NORMALIZAÇÃO</w:t>
-      </w:r>
-    </w:p>
-    <w:p>
-      <w:pPr>
-        <w:pStyle w:val="Normal"/>
-        <w:ind w:firstLine="709"/>
-      </w:pPr>
-      <w:r>
-        <w:rPr/>
-        <w:t>A normalização é o processo de organizar as tabelas para reduzir redundância e evitar anomalias de atualização. O modelo foi normalizado até a Terceira Forma Normal (3FN): os atributos são atômicos (1FN), não há dependências parciais de chave (2FN) e nenhum atributo não-chave depende transitivamente de outro (3FN). Por exemplo, os dados pessoais do adotante foram separados da conta de usuário, e os dados do animal não são duplicados nas solicitações, sendo referenciados por chave estrangeira.</w:t>
-      </w:r>
-    </w:p>
+        <w:t xml:space="preserve"> INTEGRIDADE DE DADOS E RESTRIÇÕES</w:t>
+      </w:r>
+    </w:p>
+    <w:p>
+      <w:r>
+        <w:t>A integridade dos dados é garantida por restrições aplicadas pelo próprio SGBD. Foram utilizadas chaves primárias (identificação única de cada registro), chaves estrangeiras (integridade referencial entre tabelas), restrições de unicidade (em campos como e-mail e CPF) e restrições de domínio do tipo CHECK, que limitam os valores aceitos em colunas de status, espécie e sexo.</w:t>
+      </w:r>
+    </w:p>
+    <w:p>
+      <w:r>
+        <w:t>Um recurso central do projeto é o índice único parcial, que permite impor unicidade apenas a um subconjunto das linhas. Ele foi empregado para garantir que cada animal tenha, no máximo, uma adoção com status aprovado, uma regra de negócio crítica que assim passa a ser garantida pelo banco, e não apenas pela aplicação.</w:t>
+      </w:r>
+    </w:p>
+    <w:p/>
+    <w:p/>
+    <w:p/>
+    <w:p/>
+    <w:p/>
     <w:p>
       <w:pPr>
         <w:ind w:firstLine="0"/>
@@ -1607,153 +1845,324 @@
     </w:p>
     <w:p>
       <w:pPr>
-        <w:pStyle w:val="Ttulo2"/>
-        <w:rPr/>
-      </w:pPr>
-      <w:bookmarkStart w:name="_Toc1987503667" w:id="615318092"/>
-      <w:r>
-        <w:rPr/>
-        <w:t>METODOLOGIA</w:t>
-      </w:r>
-      <w:bookmarkEnd w:id="615318092"/>
-    </w:p>
-    <w:p>
-      <w:pPr>
-        <w:ind w:firstLine="0"/>
-      </w:pPr>
-      <w:r>
-        <w:rPr/>
-        <w:t>Descrição do diagnóstico, da modelagem, do SGBD e arquitetura, da implementação e dos dados de teste.</w:t>
-      </w:r>
-    </w:p>
-    <w:p>
-      <w:pPr>
-        <w:pStyle w:val="Normal"/>
-      </w:pPr>
-    </w:p>
-    <w:p>
-      <w:pPr>
-        <w:pStyle w:val="Ttulo2"/>
-        <w:rPr>
-          <w:color w:val="auto"/>
-          <w:sz w:val="24"/>
-          <w:szCs w:val="24"/>
-        </w:rPr>
-      </w:pPr>
-      <w:bookmarkStart w:name="_Toc735422707" w:id="1649594698"/>
-      <w:r>
-        <w:rPr>
-          <w:sz w:val="24"/>
-          <w:szCs w:val="24"/>
-        </w:rPr>
-        <w:t>DIAGNÓSTICO INICIAL</w:t>
-      </w:r>
-      <w:bookmarkEnd w:id="1649594698"/>
-    </w:p>
-    <w:p>
-      <w:pPr>
-        <w:pStyle w:val="Normal"/>
-      </w:pPr>
-      <w:r>
-        <w:rPr/>
-        <w:t>A partir das informações levantadas junto à instituição, identifiquei as seguintes dores: processo manual suscetível a erros, dados fragmentados em planilhas sem relação, ausência de controle de status das solicitações, dificuldade de rastreamento do histórico e ausência de um controle centralizado de animais disponíveis versus adotados. Essas dores justificam a necessidade de um banco de dados que centralize e relacione as informações.</w:t>
-      </w:r>
-    </w:p>
-    <w:p>
-      <w:pPr>
-        <w:pStyle w:val="Normal"/>
-      </w:pPr>
-    </w:p>
-    <w:p>
-      <w:pPr>
-        <w:pStyle w:val="PargrafodaLista"/>
+        <w:pStyle w:val="ListParagraph"/>
         <w:numPr>
           <w:ilvl w:val="1"/>
           <w:numId w:val="2"/>
         </w:numPr>
         <w:rPr>
-          <w:rFonts w:ascii="Arial" w:hAnsi="Arial" w:eastAsia="Arial" w:cs="Arial"/>
-          <w:b w:val="1"/>
-          <w:bCs w:val="1"/>
-          <w:color w:val="auto"/>
+          <w:rFonts w:ascii="Arial" w:eastAsia="Arial" w:hAnsi="Arial" w:cs="Arial"/>
+          <w:b/>
+          <w:bCs/>
           <w:sz w:val="24"/>
           <w:szCs w:val="24"/>
         </w:rPr>
       </w:pPr>
       <w:r>
         <w:rPr>
-          <w:rFonts w:ascii="Arial" w:hAnsi="Arial" w:eastAsia="Arial" w:cs="Arial"/>
-          <w:b w:val="1"/>
-          <w:bCs w:val="1"/>
+          <w:rFonts w:ascii="Arial" w:eastAsia="Arial" w:hAnsi="Arial" w:cs="Arial"/>
+          <w:b/>
+          <w:bCs/>
           <w:sz w:val="24"/>
           <w:szCs w:val="24"/>
         </w:rPr>
+        <w:lastRenderedPageBreak/>
+        <w:t xml:space="preserve"> NORMALIZAÇÃO</w:t>
+      </w:r>
+    </w:p>
+    <w:p>
+      <w:r>
+        <w:t>A normalização é o processo de organizar as tabelas para reduzir redundância e evitar anomalias de atualização. O modelo foi normalizado até a Terceira Forma Normal (3FN): os atributos são atômicos (1FN), não há dependências parciais de chave (2FN) e nenhum atributo não-chave depende transitivamente de outro (3FN). Por exemplo, os dados pessoais do adotante foram separados da conta de usuário, e os dados do animal não são duplicados nas solicitações, sendo referenciados por chave estrangeira.</w:t>
+      </w:r>
+    </w:p>
+    <w:p>
+      <w:pPr>
+        <w:ind w:firstLine="0"/>
+      </w:pPr>
+    </w:p>
+    <w:p>
+      <w:pPr>
+        <w:pStyle w:val="Heading2"/>
+      </w:pPr>
+      <w:bookmarkStart w:id="4" w:name="_Toc232831154"/>
+      <w:r>
+        <w:t>METODOLOGIA</w:t>
+      </w:r>
+      <w:bookmarkEnd w:id="4"/>
+    </w:p>
+    <w:p>
+      <w:pPr>
+        <w:ind w:firstLine="0"/>
+      </w:pPr>
+      <w:r>
+        <w:t>Descrição do diagnóstico, da modelagem, do SGBD e arquitetura, da implementação e dos dados de teste.</w:t>
+      </w:r>
+    </w:p>
+    <w:p/>
+    <w:p>
+      <w:pPr>
+        <w:pStyle w:val="Heading2"/>
+        <w:numPr>
+          <w:ilvl w:val="1"/>
+          <w:numId w:val="2"/>
+        </w:numPr>
+        <w:rPr>
+          <w:color w:val="auto"/>
+          <w:szCs w:val="24"/>
+        </w:rPr>
+      </w:pPr>
+      <w:bookmarkStart w:id="5" w:name="_Toc232831155"/>
+      <w:r>
+        <w:rPr>
+          <w:szCs w:val="24"/>
+        </w:rPr>
+        <w:t>DIAGNÓSTICO INICIAL</w:t>
+      </w:r>
+      <w:bookmarkEnd w:id="5"/>
+    </w:p>
+    <w:p>
+      <w:r>
+        <w:t>A partir das informações levantadas junto à instituição, identifiquei as seguintes dores: processo manual suscetível a erros, dados fragmentados em planilhas sem relação, ausência de controle de status das solicitações, dificuldade de rastreamento do histórico e ausência de um controle centralizado de animais disponíveis versus adotados. Essas dores justificam a necessidade de um banco de dados que centralize e relacione as informações.</w:t>
+      </w:r>
+    </w:p>
+    <w:p/>
+    <w:p>
+      <w:pPr>
+        <w:pStyle w:val="ListParagraph"/>
+        <w:numPr>
+          <w:ilvl w:val="1"/>
+          <w:numId w:val="2"/>
+        </w:numPr>
+        <w:rPr>
+          <w:rFonts w:ascii="Arial" w:eastAsia="Arial" w:hAnsi="Arial" w:cs="Arial"/>
+          <w:b/>
+          <w:bCs/>
+          <w:sz w:val="24"/>
+          <w:szCs w:val="24"/>
+        </w:rPr>
+      </w:pPr>
+      <w:r>
+        <w:rPr>
+          <w:rFonts w:ascii="Arial" w:eastAsia="Arial" w:hAnsi="Arial" w:cs="Arial"/>
+          <w:b/>
+          <w:bCs/>
+          <w:sz w:val="24"/>
+          <w:szCs w:val="24"/>
+        </w:rPr>
         <w:t>MODELAGEM DO BANCO DE DADOS</w:t>
       </w:r>
     </w:p>
     <w:p>
-      <w:pPr>
-        <w:pStyle w:val="Normal"/>
-      </w:pPr>
-      <w:r>
-        <w:rPr/>
-        <w:t xml:space="preserve">O modelo é composto por seis entidades: </w:t>
-      </w:r>
-      <w:r>
-        <w:rPr/>
-        <w:t>usuario</w:t>
-      </w:r>
-      <w:r>
-        <w:rPr/>
-        <w:t xml:space="preserve"> (conta de acesso), dono (perfil estendido do adotante, em relação 1:1 com usuário), animal, </w:t>
-      </w:r>
-      <w:r>
-        <w:rPr/>
-        <w:t>solicitacao_adocao</w:t>
-      </w:r>
-      <w:r>
-        <w:rPr/>
-        <w:t xml:space="preserve">, </w:t>
-      </w:r>
-      <w:r>
-        <w:rPr/>
-        <w:t>solicitacao_castracao</w:t>
-      </w:r>
-      <w:r>
-        <w:rPr/>
-        <w:t xml:space="preserve"> e </w:t>
-      </w:r>
-      <w:r>
-        <w:rPr/>
-        <w:t>log_auditoria</w:t>
-      </w:r>
-      <w:r>
-        <w:rPr/>
-        <w:t>. Os principais relacionamentos são: um usuário pode possuir um perfil de dono; um dono pode fazer várias solicitações de adoção; um animal pode receber várias solicitações (mas apenas uma pode ser aprovada); e um usuário pode registrar várias solicitações de castração.</w:t>
-      </w:r>
-    </w:p>
-    <w:p>
-      <w:pPr>
-        <w:pStyle w:val="Normal"/>
-      </w:pPr>
-    </w:p>
-    <w:p>
-      <w:pPr>
-        <w:pStyle w:val="Normal"/>
-      </w:pPr>
-    </w:p>
-    <w:p>
-      <w:pPr>
-        <w:pStyle w:val="Normal"/>
-      </w:pPr>
-    </w:p>
-    <w:p>
-      <w:pPr>
-        <w:pStyle w:val="Normal"/>
-      </w:pPr>
-      <w:r>
+      <w:r>
+        <w:t>O modelo é composto por seis entidades: usuario (conta de acesso), dono (perfil estendido do adotante, em relação 1:1 com usuário), animal, solicitacao_adocao, solicitacao_castracao e log_auditoria. Os principais relacionamentos são: um usuário pode possuir um perfil de dono; um dono pode fazer várias solicitações de adoção; um animal pode receber várias solicitações (mas apenas uma pode ser aprovada); e um usuário pode registrar várias solicitações de castração.</w:t>
+      </w:r>
+    </w:p>
+    <w:p/>
+    <w:p/>
+    <w:p/>
+    <w:p/>
+    <w:p/>
+    <w:p>
+      <w:r>
+        <w:rPr>
+          <w:noProof/>
+        </w:rPr>
+        <w:lastRenderedPageBreak/>
+        <mc:AlternateContent>
+          <mc:Choice Requires="wps">
+            <w:drawing>
+              <wp:anchor distT="0" distB="0" distL="114300" distR="114300" simplePos="0" relativeHeight="251662336" behindDoc="0" locked="0" layoutInCell="1" allowOverlap="1" wp14:anchorId="5C12FD30" wp14:editId="529AFD2C">
+                <wp:simplePos x="0" y="0"/>
+                <wp:positionH relativeFrom="column">
+                  <wp:posOffset>-19050</wp:posOffset>
+                </wp:positionH>
+                <wp:positionV relativeFrom="paragraph">
+                  <wp:posOffset>4876800</wp:posOffset>
+                </wp:positionV>
+                <wp:extent cx="5762625" cy="635"/>
+                <wp:effectExtent l="0" t="0" r="0" b="0"/>
+                <wp:wrapNone/>
+                <wp:docPr id="1037294825" name="Text Box 1"/>
+                <wp:cNvGraphicFramePr/>
+                <a:graphic xmlns:a="http://schemas.openxmlformats.org/drawingml/2006/main">
+                  <a:graphicData uri="http://schemas.microsoft.com/office/word/2010/wordprocessingShape">
+                    <wps:wsp>
+                      <wps:cNvSpPr txBox="1"/>
+                      <wps:spPr>
+                        <a:xfrm>
+                          <a:off x="0" y="0"/>
+                          <a:ext cx="5762625" cy="635"/>
+                        </a:xfrm>
+                        <a:prstGeom prst="rect">
+                          <a:avLst/>
+                        </a:prstGeom>
+                        <a:solidFill>
+                          <a:prstClr val="white"/>
+                        </a:solidFill>
+                        <a:ln>
+                          <a:noFill/>
+                        </a:ln>
+                      </wps:spPr>
+                      <wps:txbx>
+                        <w:txbxContent>
+                          <w:p>
+                            <w:pPr>
+                              <w:pStyle w:val="Caption"/>
+                              <w:rPr>
+                                <w:noProof/>
+                                <w:color w:val="000000" w:themeColor="text1"/>
+                                <w:sz w:val="20"/>
+                                <w:szCs w:val="20"/>
+                              </w:rPr>
+                            </w:pPr>
+                            <w:r>
+                              <w:rPr>
+                                <w:sz w:val="20"/>
+                                <w:szCs w:val="20"/>
+                              </w:rPr>
+                              <w:t xml:space="preserve">Figura </w:t>
+                            </w:r>
+                            <w:r>
+                              <w:rPr>
+                                <w:sz w:val="20"/>
+                                <w:szCs w:val="20"/>
+                              </w:rPr>
+                              <w:fldChar w:fldCharType="begin"/>
+                            </w:r>
+                            <w:r>
+                              <w:rPr>
+                                <w:sz w:val="20"/>
+                                <w:szCs w:val="20"/>
+                              </w:rPr>
+                              <w:instrText xml:space="preserve"> SEQ Figura \* ARABIC </w:instrText>
+                            </w:r>
+                            <w:r>
+                              <w:rPr>
+                                <w:sz w:val="20"/>
+                                <w:szCs w:val="20"/>
+                              </w:rPr>
+                              <w:fldChar w:fldCharType="separate"/>
+                            </w:r>
+                            <w:r>
+                              <w:rPr>
+                                <w:noProof/>
+                                <w:sz w:val="20"/>
+                                <w:szCs w:val="20"/>
+                              </w:rPr>
+                              <w:t>1</w:t>
+                            </w:r>
+                            <w:r>
+                              <w:rPr>
+                                <w:sz w:val="20"/>
+                                <w:szCs w:val="20"/>
+                              </w:rPr>
+                              <w:fldChar w:fldCharType="end"/>
+                            </w:r>
+                            <w:r>
+                              <w:rPr>
+                                <w:sz w:val="20"/>
+                                <w:szCs w:val="20"/>
+                              </w:rPr>
+                              <w:t xml:space="preserve"> - Diagrama Entidade-Relacionamento, gerado no dbdiagram.io a partir de docs/diagrama_er.dbml</w:t>
+                            </w:r>
+                          </w:p>
+                        </w:txbxContent>
+                      </wps:txbx>
+                      <wps:bodyPr rot="0" spcFirstLastPara="0" vertOverflow="overflow" horzOverflow="overflow" vert="horz" wrap="square" lIns="0" tIns="0" rIns="0" bIns="0" numCol="1" spcCol="0" rtlCol="0" fromWordArt="0" anchor="t" anchorCtr="0" forceAA="0" compatLnSpc="1">
+                        <a:prstTxWarp prst="textNoShape">
+                          <a:avLst/>
+                        </a:prstTxWarp>
+                        <a:spAutoFit/>
+                      </wps:bodyPr>
+                    </wps:wsp>
+                  </a:graphicData>
+                </a:graphic>
+              </wp:anchor>
+            </w:drawing>
+          </mc:Choice>
+          <mc:Fallback>
+            <w:pict>
+              <v:shapetype w14:anchorId="5C12FD30" id="_x0000_t202" coordsize="21600,21600" o:spt="202" path="m,l,21600r21600,l21600,xe">
+                <v:stroke joinstyle="miter"/>
+                <v:path gradientshapeok="t" o:connecttype="rect"/>
+              </v:shapetype>
+              <v:shape id="Text Box 1" o:spid="_x0000_s1026" type="#_x0000_t202" style="position:absolute;left:0;text-align:left;margin-left:-1.5pt;margin-top:384pt;width:453.75pt;height:.05pt;z-index:251662336;visibility:visible;mso-wrap-style:square;mso-wrap-distance-left:9pt;mso-wrap-distance-top:0;mso-wrap-distance-right:9pt;mso-wrap-distance-bottom:0;mso-position-horizontal:absolute;mso-position-horizontal-relative:text;mso-position-vertical:absolute;mso-position-vertical-relative:text;v-text-anchor:top" o:gfxdata="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" stroked="f">
+                <v:textbox style="mso-fit-shape-to-text:t" inset="0,0,0,0">
+                  <w:txbxContent>
+                    <w:p>
+                      <w:pPr>
+                        <w:pStyle w:val="Caption"/>
+                        <w:rPr>
+                          <w:noProof/>
+                          <w:color w:val="000000" w:themeColor="text1"/>
+                          <w:sz w:val="20"/>
+                          <w:szCs w:val="20"/>
+                        </w:rPr>
+                      </w:pPr>
+                      <w:r>
+                        <w:rPr>
+                          <w:sz w:val="20"/>
+                          <w:szCs w:val="20"/>
+                        </w:rPr>
+                        <w:t xml:space="preserve">Figura </w:t>
+                      </w:r>
+                      <w:r>
+                        <w:rPr>
+                          <w:sz w:val="20"/>
+                          <w:szCs w:val="20"/>
+                        </w:rPr>
+                        <w:fldChar w:fldCharType="begin"/>
+                      </w:r>
+                      <w:r>
+                        <w:rPr>
+                          <w:sz w:val="20"/>
+                          <w:szCs w:val="20"/>
+                        </w:rPr>
+                        <w:instrText xml:space="preserve"> SEQ Figura \* ARABIC </w:instrText>
+                      </w:r>
+                      <w:r>
+                        <w:rPr>
+                          <w:sz w:val="20"/>
+                          <w:szCs w:val="20"/>
+                        </w:rPr>
+                        <w:fldChar w:fldCharType="separate"/>
+                      </w:r>
+                      <w:r>
+                        <w:rPr>
+                          <w:noProof/>
+                          <w:sz w:val="20"/>
+                          <w:szCs w:val="20"/>
+                        </w:rPr>
+                        <w:t>1</w:t>
+                      </w:r>
+                      <w:r>
+                        <w:rPr>
+                          <w:sz w:val="20"/>
+                          <w:szCs w:val="20"/>
+                        </w:rPr>
+                        <w:fldChar w:fldCharType="end"/>
+                      </w:r>
+                      <w:r>
+                        <w:rPr>
+                          <w:sz w:val="20"/>
+                          <w:szCs w:val="20"/>
+                        </w:rPr>
+                        <w:t xml:space="preserve"> - Diagrama Entidade-Relacionamento, gerado no dbdiagram.io a partir de docs/diagrama_er.dbml</w:t>
+                      </w:r>
+                    </w:p>
+                  </w:txbxContent>
+                </v:textbox>
+              </v:shape>
+            </w:pict>
+          </mc:Fallback>
+        </mc:AlternateContent>
+      </w:r>
+      <w:r>
+        <w:rPr>
+          <w:noProof/>
+        </w:rPr>
         <w:drawing>
-          <wp:anchor distT="0" distB="0" distL="114300" distR="114300" simplePos="0" relativeHeight="251658240" behindDoc="0" locked="0" layoutInCell="1" allowOverlap="1" wp14:anchorId="2ED4C049" wp14:editId="10CA0A23">
+          <wp:anchor distT="0" distB="0" distL="114300" distR="114300" simplePos="0" relativeHeight="251657216" behindDoc="0" locked="0" layoutInCell="1" allowOverlap="1" wp14:anchorId="2ED4C049" wp14:editId="10CA0A23">
             <wp:simplePos x="0" y="0"/>
             <wp:positionH relativeFrom="column">
               <wp:posOffset>-19050</wp:posOffset>
@@ -1766,17 +2175,17 @@
             <wp:wrapNone/>
             <wp:docPr id="1038202337" name="drawing" descr="[Figura 1 - Diagrama Entidade-Relacionamento, gerado no dbdiagram.io a partir de docs/diagrama_er.dbml] &#10;"/>
             <wp:cNvGraphicFramePr>
-              <a:graphicFrameLocks noChangeAspect="1"/>
+              <a:graphicFrameLocks xmlns:a="http://schemas.openxmlformats.org/drawingml/2006/main" noChangeAspect="1"/>
             </wp:cNvGraphicFramePr>
-            <a:graphic>
-              <a:graphicData xmlns:a="http://schemas.openxmlformats.org/drawingml/2006/main" uri="http://schemas.openxmlformats.org/drawingml/2006/picture">
+            <a:graphic xmlns:a="http://schemas.openxmlformats.org/drawingml/2006/main">
+              <a:graphicData uri="http://schemas.openxmlformats.org/drawingml/2006/picture">
                 <pic:pic xmlns:pic="http://schemas.openxmlformats.org/drawingml/2006/picture">
                   <pic:nvPicPr>
                     <pic:cNvPr id="1038202337" name="Picture 1038202337"/>
                     <pic:cNvPicPr/>
                   </pic:nvPicPr>
                   <pic:blipFill>
-                    <a:blip xmlns:r="http://schemas.openxmlformats.org/officeDocument/2006/relationships" r:embed="rId1925370938">
+                    <a:blip r:embed="rId13">
                       <a:extLst>
                         <a:ext uri="{28A0092B-C50C-407E-A947-70E740481C1C}">
                           <a14:useLocalDpi xmlns:a14="http://schemas.microsoft.com/office/drawing/2010/main"/>
@@ -1809,89 +2218,26 @@
         </w:drawing>
       </w:r>
     </w:p>
-    <w:p>
-      <w:pPr>
-        <w:pStyle w:val="Normal"/>
-      </w:pPr>
-    </w:p>
-    <w:p>
-      <w:pPr>
-        <w:pStyle w:val="Normal"/>
-      </w:pPr>
-    </w:p>
-    <w:p>
-      <w:pPr>
-        <w:pStyle w:val="Normal"/>
-      </w:pPr>
-    </w:p>
-    <w:p>
-      <w:pPr>
-        <w:pStyle w:val="Normal"/>
-      </w:pPr>
-    </w:p>
-    <w:p>
-      <w:pPr>
-        <w:pStyle w:val="Normal"/>
-      </w:pPr>
-    </w:p>
-    <w:p>
-      <w:pPr>
-        <w:pStyle w:val="Normal"/>
-      </w:pPr>
-    </w:p>
-    <w:p>
-      <w:pPr>
-        <w:pStyle w:val="Normal"/>
-      </w:pPr>
-    </w:p>
-    <w:p>
-      <w:pPr>
-        <w:pStyle w:val="Normal"/>
-      </w:pPr>
-    </w:p>
-    <w:p>
-      <w:pPr>
-        <w:pStyle w:val="Normal"/>
-      </w:pPr>
-    </w:p>
-    <w:p>
-      <w:pPr>
-        <w:pStyle w:val="Normal"/>
-      </w:pPr>
-    </w:p>
-    <w:p>
-      <w:pPr>
-        <w:pStyle w:val="Normal"/>
-      </w:pPr>
-    </w:p>
-    <w:p>
-      <w:pPr>
-        <w:pStyle w:val="Normal"/>
-      </w:pPr>
-    </w:p>
-    <w:p>
-      <w:pPr>
-        <w:pStyle w:val="Normal"/>
-      </w:pPr>
-    </w:p>
-    <w:p>
-      <w:pPr>
-        <w:pStyle w:val="Normal"/>
-      </w:pPr>
-    </w:p>
-    <w:p>
-      <w:pPr>
-        <w:pStyle w:val="Normal"/>
-      </w:pPr>
-    </w:p>
-    <w:p>
-      <w:pPr>
-        <w:pStyle w:val="Normal"/>
-      </w:pPr>
-    </w:p>
-    <w:p>
-      <w:pPr>
-        <w:pStyle w:val="Normal"/>
+    <w:p/>
+    <w:p/>
+    <w:p/>
+    <w:p/>
+    <w:p/>
+    <w:p/>
+    <w:p/>
+    <w:p/>
+    <w:p/>
+    <w:p/>
+    <w:p/>
+    <w:p/>
+    <w:p/>
+    <w:p/>
+    <w:p/>
+    <w:p/>
+    <w:p/>
+    <w:p/>
+    <w:p>
+      <w:pPr>
         <w:rPr>
           <w:sz w:val="20"/>
           <w:szCs w:val="20"/>
@@ -1900,75 +2246,34 @@
     </w:p>
     <w:p>
       <w:pPr>
-        <w:pStyle w:val="Normal"/>
-        <w:ind w:firstLine="0"/>
-        <w:jc w:val="center"/>
-        <w:rPr>
-          <w:sz w:val="20"/>
-          <w:szCs w:val="20"/>
-        </w:rPr>
-      </w:pPr>
-      <w:r>
-        <w:rPr>
-          <w:sz w:val="20"/>
-          <w:szCs w:val="20"/>
-        </w:rPr>
-        <w:t xml:space="preserve">Figura 1 - Diagrama Entidade-Relacionamento, gerado no dbdiagram.io a partir de </w:t>
-      </w:r>
-      <w:r>
-        <w:rPr>
-          <w:sz w:val="20"/>
-          <w:szCs w:val="20"/>
-        </w:rPr>
-        <w:t>docs</w:t>
-      </w:r>
-      <w:r>
-        <w:rPr>
-          <w:sz w:val="20"/>
-          <w:szCs w:val="20"/>
-        </w:rPr>
-        <w:t>/</w:t>
-      </w:r>
-      <w:r>
-        <w:rPr>
-          <w:sz w:val="20"/>
-          <w:szCs w:val="20"/>
-        </w:rPr>
-        <w:t>diagrama_er.dbml</w:t>
-      </w:r>
-    </w:p>
-    <w:p>
-      <w:pPr>
-        <w:pStyle w:val="Normal"/>
-        <w:rPr>
-          <w:rFonts w:ascii="Arial" w:hAnsi="Arial" w:eastAsia="Arial" w:cs="Arial"/>
-          <w:b w:val="1"/>
-          <w:bCs w:val="1"/>
-          <w:sz w:val="24"/>
+        <w:rPr>
+          <w:rFonts w:eastAsia="Arial" w:cs="Arial"/>
+          <w:b/>
+          <w:bCs/>
           <w:szCs w:val="24"/>
         </w:rPr>
       </w:pPr>
     </w:p>
     <w:p>
       <w:pPr>
-        <w:pStyle w:val="PargrafodaLista"/>
+        <w:pStyle w:val="ListParagraph"/>
         <w:numPr>
           <w:ilvl w:val="1"/>
           <w:numId w:val="2"/>
         </w:numPr>
         <w:rPr>
-          <w:rFonts w:ascii="Arial" w:hAnsi="Arial" w:eastAsia="Arial" w:cs="Arial"/>
-          <w:b w:val="1"/>
-          <w:bCs w:val="1"/>
+          <w:rFonts w:ascii="Arial" w:eastAsia="Arial" w:hAnsi="Arial" w:cs="Arial"/>
+          <w:b/>
+          <w:bCs/>
           <w:sz w:val="24"/>
           <w:szCs w:val="24"/>
         </w:rPr>
       </w:pPr>
       <w:r>
         <w:rPr>
-          <w:rFonts w:ascii="Arial" w:hAnsi="Arial" w:eastAsia="Arial" w:cs="Arial"/>
-          <w:b w:val="1"/>
-          <w:bCs w:val="1"/>
+          <w:rFonts w:ascii="Arial" w:eastAsia="Arial" w:hAnsi="Arial" w:cs="Arial"/>
+          <w:b/>
+          <w:bCs/>
           <w:sz w:val="24"/>
           <w:szCs w:val="24"/>
         </w:rPr>
@@ -1976,119 +2281,274 @@
       </w:r>
     </w:p>
     <w:p>
-      <w:pPr>
-        <w:pStyle w:val="Normal"/>
-      </w:pPr>
-      <w:r>
-        <w:rPr/>
+      <w:r>
         <w:t>Como discutido na fundamentação, optei pelo SQLite por sua adequação ao porte da instituição. A aplicação foi desenvolvida em Python com a biblioteca Streamlit para a interface, e segue uma arquitetura em camadas com dependências unidirecionais: apresentação (telas Streamlit), serviços (regras de negócio), repositórios (acesso a dados) e o SGBD. Essa separação facilita a manutenção e os testes, pois cada camada possui uma responsabilidade única e não conhece as camadas superiores.</w:t>
       </w:r>
     </w:p>
-    <w:p>
-      <w:pPr>
-        <w:pStyle w:val="Normal"/>
-      </w:pPr>
-    </w:p>
-    <w:p>
-      <w:pPr>
-        <w:pStyle w:val="Normal"/>
-      </w:pPr>
-    </w:p>
-    <w:p>
-      <w:pPr>
-        <w:pStyle w:val="Normal"/>
-      </w:pPr>
-    </w:p>
-    <w:p>
-      <w:pPr>
-        <w:pStyle w:val="Normal"/>
-      </w:pPr>
-    </w:p>
-    <w:p>
-      <w:pPr>
-        <w:pStyle w:val="PargrafodaLista"/>
+    <w:p/>
+    <w:p/>
+    <w:p/>
+    <w:p/>
+    <w:p/>
+    <w:p>
+      <w:pPr>
+        <w:pStyle w:val="ListParagraph"/>
         <w:numPr>
           <w:ilvl w:val="1"/>
           <w:numId w:val="2"/>
         </w:numPr>
         <w:rPr>
-          <w:rFonts w:ascii="Arial" w:hAnsi="Arial" w:eastAsia="Arial" w:cs="Arial"/>
-          <w:b w:val="1"/>
-          <w:bCs w:val="1"/>
+          <w:rFonts w:ascii="Arial" w:eastAsia="Arial" w:hAnsi="Arial" w:cs="Arial"/>
+          <w:b/>
+          <w:bCs/>
           <w:sz w:val="24"/>
           <w:szCs w:val="24"/>
         </w:rPr>
       </w:pPr>
       <w:r>
         <w:rPr>
-          <w:rFonts w:ascii="Arial" w:hAnsi="Arial" w:eastAsia="Arial" w:cs="Arial"/>
-          <w:b w:val="1"/>
-          <w:bCs w:val="1"/>
+          <w:rFonts w:ascii="Arial" w:eastAsia="Arial" w:hAnsi="Arial" w:cs="Arial"/>
+          <w:b/>
+          <w:bCs/>
           <w:sz w:val="24"/>
           <w:szCs w:val="24"/>
         </w:rPr>
+        <w:lastRenderedPageBreak/>
         <w:t>IMPLEMENTAÇÃO DAS REGRAS DE NEGÓCIO</w:t>
       </w:r>
     </w:p>
     <w:p>
-      <w:pPr>
-        <w:pStyle w:val="Normal"/>
-      </w:pPr>
-      <w:r>
-        <w:rPr/>
+      <w:r>
         <w:t>As regras da ONG foram traduzidas em código e em restrições do banco. O acesso é controlado por perfis (RBAC): um código de acesso fornecido pela ONG, informado no cadastro, define se a conta é de administrador ou de usuário comum. As senhas são armazenadas exclusivamente com</w:t>
       </w:r>
       <w:r>
-        <w:rPr/>
         <w:t xml:space="preserve"> b</w:t>
       </w:r>
       <w:r>
-        <w:rPr/>
         <w:t>crypt, nunca em texto puro, e todas as consultas utilizam comandos parametrizados para prevenir injeção de SQL.</w:t>
       </w:r>
     </w:p>
     <w:p>
-      <w:pPr>
-        <w:pStyle w:val="Normal"/>
-      </w:pPr>
-      <w:r>
-        <w:rPr/>
+      <w:r>
         <w:t>A aprovação de uma adoção é a operação mais sensível e foi implementada de forma transacional: em uma única transação, a solicitação é aprovada, o animal é marcado como adotado, as demais solicitações em análise para aquele animal são reprovadas e o aceite do termo de compromisso é registrado. Caso qualquer etapa falhe, a transação é revertida (rollback), preservando a consistência.</w:t>
       </w:r>
     </w:p>
-    <w:p>
-      <w:pPr>
-        <w:pStyle w:val="Normal"/>
-      </w:pPr>
-    </w:p>
-    <w:p>
-      <w:pPr>
-        <w:pStyle w:val="Ttulo2"/>
-        <w:rPr/>
-      </w:pPr>
-      <w:bookmarkStart w:name="_Toc1262122583" w:id="407958369"/>
-      <w:r>
-        <w:rPr/>
+    <w:p/>
+    <w:p>
+      <w:pPr>
+        <w:pStyle w:val="Heading2"/>
+        <w:numPr>
+          <w:ilvl w:val="1"/>
+          <w:numId w:val="2"/>
+        </w:numPr>
+      </w:pPr>
+      <w:bookmarkStart w:id="6" w:name="_Toc232831156"/>
+      <w:r>
         <w:t>INSERÇÃO DE DADOS DE TESTE</w:t>
       </w:r>
-      <w:bookmarkEnd w:id="407958369"/>
-    </w:p>
-    <w:p>
-      <w:pPr>
-        <w:pStyle w:val="Normal"/>
-      </w:pPr>
-      <w:r>
-        <w:rPr/>
+      <w:bookmarkEnd w:id="6"/>
+    </w:p>
+    <w:p>
+      <w:r>
         <w:t>Para validação, populei o banco com dados fictícios: um administrador e três usuários comuns em diferentes etapas do processo; três cães e três gatos disponíveis e dois animais adotados; cinco solicitações de adoção (duas em análise, duas aprovadas e uma reprovada); e duas solicitações de castração. Vale registrar uma decisão de consistência: como cada animal adotado deve possuir exatamente uma adoção aprovada, utilizei duas adoções aprovadas (uma para cada animal adotado), ajustando o enunciado original para preservar a integridade do modelo.</w:t>
       </w:r>
     </w:p>
     <w:p>
-      <w:pPr>
-        <w:pStyle w:val="Normal"/>
-      </w:pPr>
-      <w:r>
+      <w:r>
+        <w:rPr>
+          <w:noProof/>
+        </w:rPr>
+        <mc:AlternateContent>
+          <mc:Choice Requires="wps">
+            <w:drawing>
+              <wp:anchor distT="0" distB="0" distL="114300" distR="114300" simplePos="0" relativeHeight="251664384" behindDoc="0" locked="0" layoutInCell="1" allowOverlap="1" wp14:anchorId="370A3D95" wp14:editId="4C96F341">
+                <wp:simplePos x="0" y="0"/>
+                <wp:positionH relativeFrom="column">
+                  <wp:posOffset>0</wp:posOffset>
+                </wp:positionH>
+                <wp:positionV relativeFrom="paragraph">
+                  <wp:posOffset>2209800</wp:posOffset>
+                </wp:positionV>
+                <wp:extent cx="5762625" cy="635"/>
+                <wp:effectExtent l="0" t="0" r="0" b="0"/>
+                <wp:wrapNone/>
+                <wp:docPr id="697376377" name="Text Box 1"/>
+                <wp:cNvGraphicFramePr/>
+                <a:graphic xmlns:a="http://schemas.openxmlformats.org/drawingml/2006/main">
+                  <a:graphicData uri="http://schemas.microsoft.com/office/word/2010/wordprocessingShape">
+                    <wps:wsp>
+                      <wps:cNvSpPr txBox="1"/>
+                      <wps:spPr>
+                        <a:xfrm>
+                          <a:off x="0" y="0"/>
+                          <a:ext cx="5762625" cy="635"/>
+                        </a:xfrm>
+                        <a:prstGeom prst="rect">
+                          <a:avLst/>
+                        </a:prstGeom>
+                        <a:solidFill>
+                          <a:prstClr val="white"/>
+                        </a:solidFill>
+                        <a:ln>
+                          <a:noFill/>
+                        </a:ln>
+                      </wps:spPr>
+                      <wps:txbx>
+                        <w:txbxContent>
+                          <w:p>
+                            <w:pPr>
+                              <w:pStyle w:val="Caption"/>
+                              <w:rPr>
+                                <w:noProof/>
+                                <w:color w:val="000000" w:themeColor="text1"/>
+                                <w:sz w:val="20"/>
+                                <w:szCs w:val="20"/>
+                              </w:rPr>
+                            </w:pPr>
+                            <w:r>
+                              <w:rPr>
+                                <w:sz w:val="20"/>
+                                <w:szCs w:val="20"/>
+                              </w:rPr>
+                              <w:t xml:space="preserve">Figura </w:t>
+                            </w:r>
+                            <w:r>
+                              <w:rPr>
+                                <w:sz w:val="20"/>
+                                <w:szCs w:val="20"/>
+                              </w:rPr>
+                              <w:fldChar w:fldCharType="begin"/>
+                            </w:r>
+                            <w:r>
+                              <w:rPr>
+                                <w:sz w:val="20"/>
+                                <w:szCs w:val="20"/>
+                              </w:rPr>
+                              <w:instrText xml:space="preserve"> SEQ Figura \* ARABIC </w:instrText>
+                            </w:r>
+                            <w:r>
+                              <w:rPr>
+                                <w:sz w:val="20"/>
+                                <w:szCs w:val="20"/>
+                              </w:rPr>
+                              <w:fldChar w:fldCharType="separate"/>
+                            </w:r>
+                            <w:r>
+                              <w:rPr>
+                                <w:noProof/>
+                                <w:sz w:val="20"/>
+                                <w:szCs w:val="20"/>
+                              </w:rPr>
+                              <w:t>2</w:t>
+                            </w:r>
+                            <w:r>
+                              <w:rPr>
+                                <w:sz w:val="20"/>
+                                <w:szCs w:val="20"/>
+                              </w:rPr>
+                              <w:fldChar w:fldCharType="end"/>
+                            </w:r>
+                            <w:r>
+                              <w:rPr>
+                                <w:sz w:val="20"/>
+                                <w:szCs w:val="20"/>
+                              </w:rPr>
+                              <w:t xml:space="preserve"> - Dados de teste visualizados no DB Browser for SQLite</w:t>
+                            </w:r>
+                          </w:p>
+                        </w:txbxContent>
+                      </wps:txbx>
+                      <wps:bodyPr rot="0" spcFirstLastPara="0" vertOverflow="overflow" horzOverflow="overflow" vert="horz" wrap="square" lIns="0" tIns="0" rIns="0" bIns="0" numCol="1" spcCol="0" rtlCol="0" fromWordArt="0" anchor="t" anchorCtr="0" forceAA="0" compatLnSpc="1">
+                        <a:prstTxWarp prst="textNoShape">
+                          <a:avLst/>
+                        </a:prstTxWarp>
+                        <a:spAutoFit/>
+                      </wps:bodyPr>
+                    </wps:wsp>
+                  </a:graphicData>
+                </a:graphic>
+              </wp:anchor>
+            </w:drawing>
+          </mc:Choice>
+          <mc:Fallback>
+            <w:pict>
+              <v:shape w14:anchorId="370A3D95" id="_x0000_s1027" type="#_x0000_t202" style="position:absolute;left:0;text-align:left;margin-left:0;margin-top:174pt;width:453.75pt;height:.05pt;z-index:251664384;visibility:visible;mso-wrap-style:square;mso-wrap-distance-left:9pt;mso-wrap-distance-top:0;mso-wrap-distance-right:9pt;mso-wrap-distance-bottom:0;mso-position-horizontal:absolute;mso-position-horizontal-relative:text;mso-position-vertical:absolute;mso-position-vertical-relative:text;v-text-anchor:top" o:gfxdata="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" stroked="f">
+                <v:textbox style="mso-fit-shape-to-text:t" inset="0,0,0,0">
+                  <w:txbxContent>
+                    <w:p>
+                      <w:pPr>
+                        <w:pStyle w:val="Caption"/>
+                        <w:rPr>
+                          <w:noProof/>
+                          <w:color w:val="000000" w:themeColor="text1"/>
+                          <w:sz w:val="20"/>
+                          <w:szCs w:val="20"/>
+                        </w:rPr>
+                      </w:pPr>
+                      <w:r>
+                        <w:rPr>
+                          <w:sz w:val="20"/>
+                          <w:szCs w:val="20"/>
+                        </w:rPr>
+                        <w:t xml:space="preserve">Figura </w:t>
+                      </w:r>
+                      <w:r>
+                        <w:rPr>
+                          <w:sz w:val="20"/>
+                          <w:szCs w:val="20"/>
+                        </w:rPr>
+                        <w:fldChar w:fldCharType="begin"/>
+                      </w:r>
+                      <w:r>
+                        <w:rPr>
+                          <w:sz w:val="20"/>
+                          <w:szCs w:val="20"/>
+                        </w:rPr>
+                        <w:instrText xml:space="preserve"> SEQ Figura \* ARABIC </w:instrText>
+                      </w:r>
+                      <w:r>
+                        <w:rPr>
+                          <w:sz w:val="20"/>
+                          <w:szCs w:val="20"/>
+                        </w:rPr>
+                        <w:fldChar w:fldCharType="separate"/>
+                      </w:r>
+                      <w:r>
+                        <w:rPr>
+                          <w:noProof/>
+                          <w:sz w:val="20"/>
+                          <w:szCs w:val="20"/>
+                        </w:rPr>
+                        <w:t>2</w:t>
+                      </w:r>
+                      <w:r>
+                        <w:rPr>
+                          <w:sz w:val="20"/>
+                          <w:szCs w:val="20"/>
+                        </w:rPr>
+                        <w:fldChar w:fldCharType="end"/>
+                      </w:r>
+                      <w:r>
+                        <w:rPr>
+                          <w:sz w:val="20"/>
+                          <w:szCs w:val="20"/>
+                        </w:rPr>
+                        <w:t xml:space="preserve"> - Dados de teste visualizados no DB Browser for SQLite</w:t>
+                      </w:r>
+                    </w:p>
+                  </w:txbxContent>
+                </v:textbox>
+              </v:shape>
+            </w:pict>
+          </mc:Fallback>
+        </mc:AlternateContent>
+      </w:r>
+      <w:r>
+        <w:rPr>
+          <w:noProof/>
+        </w:rPr>
         <w:drawing>
-          <wp:anchor distT="0" distB="0" distL="114300" distR="114300" simplePos="0" relativeHeight="251658240" behindDoc="0" locked="0" layoutInCell="1" allowOverlap="1" wp14:editId="54177976" wp14:anchorId="5F8848C5">
+          <wp:anchor distT="0" distB="0" distL="114300" distR="114300" simplePos="0" relativeHeight="251655168" behindDoc="0" locked="0" layoutInCell="1" allowOverlap="1" wp14:anchorId="5F8848C5" wp14:editId="54177976">
             <wp:simplePos x="0" y="0"/>
             <wp:positionH relativeFrom="column">
               <wp:posOffset>0</wp:posOffset>
@@ -2101,17 +2561,17 @@
             <wp:wrapNone/>
             <wp:docPr id="183844548" name="drawing"/>
             <wp:cNvGraphicFramePr>
-              <a:graphicFrameLocks noChangeAspect="1"/>
+              <a:graphicFrameLocks xmlns:a="http://schemas.openxmlformats.org/drawingml/2006/main" noChangeAspect="1"/>
             </wp:cNvGraphicFramePr>
-            <a:graphic>
-              <a:graphicData xmlns:a="http://schemas.openxmlformats.org/drawingml/2006/main" uri="http://schemas.openxmlformats.org/drawingml/2006/picture">
+            <a:graphic xmlns:a="http://schemas.openxmlformats.org/drawingml/2006/main">
+              <a:graphicData uri="http://schemas.openxmlformats.org/drawingml/2006/picture">
                 <pic:pic xmlns:pic="http://schemas.openxmlformats.org/drawingml/2006/picture">
                   <pic:nvPicPr>
                     <pic:cNvPr id="183844548" name="Picture 183844548"/>
                     <pic:cNvPicPr/>
                   </pic:nvPicPr>
                   <pic:blipFill>
-                    <a:blip xmlns:r="http://schemas.openxmlformats.org/officeDocument/2006/relationships" r:embed="rId1382048141">
+                    <a:blip r:embed="rId14">
                       <a:extLst>
                         <a:ext uri="{28A0092B-C50C-407E-A947-70E740481C1C}">
                           <a14:useLocalDpi xmlns:a14="http://schemas.microsoft.com/office/drawing/2010/main"/>
@@ -2144,183 +2604,105 @@
         </w:drawing>
       </w:r>
     </w:p>
-    <w:p>
-      <w:pPr>
-        <w:pStyle w:val="Normal"/>
-      </w:pPr>
-    </w:p>
-    <w:p>
-      <w:pPr>
-        <w:pStyle w:val="Normal"/>
-      </w:pPr>
-    </w:p>
-    <w:p>
-      <w:pPr>
-        <w:pStyle w:val="Normal"/>
-      </w:pPr>
-    </w:p>
-    <w:p>
-      <w:pPr>
-        <w:pStyle w:val="Normal"/>
-      </w:pPr>
-    </w:p>
-    <w:p>
-      <w:pPr>
-        <w:pStyle w:val="Normal"/>
-      </w:pPr>
-    </w:p>
-    <w:p>
-      <w:pPr>
-        <w:pStyle w:val="Normal"/>
+    <w:p/>
+    <w:p/>
+    <w:p/>
+    <w:p/>
+    <w:p/>
+    <w:p>
+      <w:pPr>
         <w:jc w:val="center"/>
       </w:pPr>
     </w:p>
-    <w:p>
-      <w:pPr>
-        <w:pStyle w:val="Normal"/>
-      </w:pPr>
-    </w:p>
-    <w:p w14:noSpellErr="1">
-      <w:pPr>
-        <w:pStyle w:val="Normal"/>
+    <w:p/>
+    <w:p/>
+    <w:p/>
+    <w:p/>
+    <w:p/>
+    <w:p/>
+    <w:p>
+      <w:pPr>
+        <w:pStyle w:val="Heading2"/>
+      </w:pPr>
+      <w:bookmarkStart w:id="7" w:name="_Toc232831157"/>
+      <w:r>
+        <w:lastRenderedPageBreak/>
+        <w:t>RESULTADOS E DISCUSSÃO</w:t>
+      </w:r>
+      <w:bookmarkEnd w:id="7"/>
+    </w:p>
+    <w:p/>
+    <w:p>
+      <w:pPr>
+        <w:pStyle w:val="Heading2"/>
+        <w:numPr>
+          <w:ilvl w:val="1"/>
+          <w:numId w:val="2"/>
+        </w:numPr>
+      </w:pPr>
+      <w:bookmarkStart w:id="8" w:name="_Toc232831158"/>
+      <w:r>
+        <w:t>ENTREGÁVEIS E VALIDAÇÃO</w:t>
+      </w:r>
+      <w:bookmarkEnd w:id="8"/>
+    </w:p>
+    <w:p>
+      <w:r>
+        <w:t xml:space="preserve">O resultado é um banco de dados relacional funcional, acompanhado de uma aplicação web que cobre os fluxos de cadastro, autenticação, complemento de perfil de adotante, catálogo de animais, solicitação e aprovação de adoção, solicitação e agendamento de castração, e um painel administrativo com auditoria manual de documentos. A validação foi feita com os dados de teste e com uma consulta que verifica a invariante de consistência: todo animal adotado possui exatamente uma adoção aprovada. </w:t>
+      </w:r>
+    </w:p>
+    <w:p/>
+    <w:p>
+      <w:pPr>
+        <w:pStyle w:val="Heading2"/>
+        <w:numPr>
+          <w:ilvl w:val="1"/>
+          <w:numId w:val="2"/>
+        </w:numPr>
+      </w:pPr>
+      <w:bookmarkStart w:id="9" w:name="_Toc232831159"/>
+      <w:r>
+        <w:t>TRATAMENTO DE CONCORRÊNCIA E INTEGRIDADE</w:t>
+      </w:r>
+      <w:bookmarkEnd w:id="9"/>
+    </w:p>
+    <w:p>
+      <w:r>
+        <w:t>Mesmo em um cenário com poucos operadores, o sistema foi projetado para não permitir estados inconsistentes. Caso dois administradores tentem aprovar adoções para o mesmo animal, a primeira operação é concluída e a segunda viola o índice único parcial, levantando um erro de integridade que é convertido em uma mensagem de negócio clara (animal já adotado). Assim, a integridade é garantida pelo banco como última linha de defesa, e não apenas pela lógica da aplicação.</w:t>
+      </w:r>
+    </w:p>
+    <w:p/>
+    <w:p>
+      <w:pPr>
+        <w:pStyle w:val="Heading2"/>
+      </w:pPr>
+      <w:bookmarkStart w:id="10" w:name="_Toc232831160"/>
+      <w:r>
+        <w:t>APLICAÇÃO NO STREAMLIT</w:t>
+      </w:r>
+      <w:bookmarkEnd w:id="10"/>
+    </w:p>
+    <w:p>
+      <w:r>
+        <w:t>Para melhor visibilidade e teste das funcionalidades, desenvolvi uma aplicação com interface visual em Streamlit. A navegação é montada dinamicamente conforme o perfil do usuário autenticado. O usuário comum acessa o catálogo de animais disponíveis, o complemento do seu perfil de adotante, a solicitação de adoção (com questionário de entrevista) e a solicitação de castração. O administrador acessa, adicionalmente, um painel com a verificação manual dos documentos enviados, o CRUD de animais, a decisão das solicitações de adoção, a agenda de castração e o log de auditoria.</w:t>
+      </w:r>
+    </w:p>
+    <w:p/>
+    <w:p/>
+    <w:p/>
+    <w:p/>
+    <w:p>
+      <w:pPr>
         <w:ind w:firstLine="0"/>
         <w:jc w:val="center"/>
-        <w:rPr>
-          <w:sz w:val="20"/>
-          <w:szCs w:val="20"/>
-        </w:rPr>
-      </w:pPr>
-      <w:r>
-        <w:rPr>
-          <w:sz w:val="20"/>
-          <w:szCs w:val="20"/>
-        </w:rPr>
-        <w:t xml:space="preserve">Figura </w:t>
-      </w:r>
-      <w:r>
-        <w:rPr>
-          <w:sz w:val="20"/>
-          <w:szCs w:val="20"/>
-        </w:rPr>
-        <w:t>2</w:t>
-      </w:r>
-      <w:r>
-        <w:rPr>
-          <w:sz w:val="20"/>
-          <w:szCs w:val="20"/>
-        </w:rPr>
-        <w:t xml:space="preserve"> - Dados de teste visualizados no DB Browser for SQLit</w:t>
-      </w:r>
-      <w:r>
-        <w:rPr>
-          <w:sz w:val="20"/>
-          <w:szCs w:val="20"/>
-        </w:rPr>
-        <w:t>e</w:t>
-      </w:r>
-    </w:p>
-    <w:p/>
-    <w:p/>
-    <w:p>
-      <w:pPr>
-        <w:pStyle w:val="Ttulo2"/>
-        <w:rPr/>
-      </w:pPr>
-      <w:bookmarkStart w:name="_Toc1270750949" w:id="129241513"/>
-      <w:r>
-        <w:rPr/>
-        <w:t>RESULTADOS E DISCUSSÃO</w:t>
-      </w:r>
-      <w:bookmarkEnd w:id="129241513"/>
-    </w:p>
-    <w:p>
-      <w:pPr>
-        <w:pStyle w:val="Normal"/>
-      </w:pPr>
-    </w:p>
-    <w:p>
-      <w:pPr>
-        <w:pStyle w:val="Ttulo2"/>
-        <w:rPr/>
-      </w:pPr>
-      <w:bookmarkStart w:name="_Toc1736451400" w:id="809897249"/>
-      <w:r>
-        <w:rPr/>
-        <w:t>ENTREGÁVEIS E VALIDAÇÃO</w:t>
-      </w:r>
-      <w:bookmarkEnd w:id="809897249"/>
-    </w:p>
-    <w:p>
-      <w:pPr>
-        <w:pStyle w:val="Normal"/>
-      </w:pPr>
-      <w:r>
-        <w:rPr/>
-        <w:t xml:space="preserve">O resultado é um banco de dados relacional funcional, acompanhado de uma aplicação web que cobre os fluxos de cadastro, autenticação, complemento de perfil de adotante, catálogo de animais, solicitação e aprovação de adoção, solicitação e agendamento de castração, e um painel administrativo com auditoria manual de documentos. A validação foi feita com os dados de teste e com uma consulta que verifica a invariante de consistência: todo animal adotado possui exatamente uma adoção aprovada. </w:t>
-      </w:r>
-    </w:p>
-    <w:p>
-      <w:pPr>
-        <w:pStyle w:val="Normal"/>
-      </w:pPr>
-    </w:p>
-    <w:p>
-      <w:pPr>
-        <w:pStyle w:val="Ttulo2"/>
-        <w:rPr/>
-      </w:pPr>
-      <w:bookmarkStart w:name="_Toc378565927" w:id="112197953"/>
-      <w:r>
-        <w:rPr/>
-        <w:t>TRATAMENTO DE CONCORRÊNCIA E INTEGRIDADE</w:t>
-      </w:r>
-      <w:bookmarkEnd w:id="112197953"/>
-    </w:p>
-    <w:p>
-      <w:pPr>
-        <w:pStyle w:val="Normal"/>
-      </w:pPr>
-      <w:r>
-        <w:rPr/>
-        <w:t>Mesmo em um cenário com poucos operadores, o sistema foi projetado para não permitir estados inconsistentes. Caso dois administradores tentem aprovar adoções para o mesmo animal, a primeira operação é concluída e a segunda viola o índice único parcial, levantando um erro de integridade que é convertido em uma mensagem de negócio clara (animal já adotado). Assim, a integridade é garantida pelo banco como última linha de defesa, e não apenas pela lógica da aplicação.</w:t>
-      </w:r>
-    </w:p>
-    <w:p>
-      <w:pPr>
-        <w:pStyle w:val="Normal"/>
-      </w:pPr>
-    </w:p>
-    <w:p>
-      <w:pPr>
-        <w:pStyle w:val="Ttulo2"/>
-        <w:rPr/>
-      </w:pPr>
-      <w:bookmarkStart w:name="_Toc1059552603" w:id="2033494655"/>
-      <w:r>
-        <w:rPr/>
-        <w:t>APLICAÇÃO NO STREAMLIT</w:t>
-      </w:r>
-      <w:bookmarkEnd w:id="2033494655"/>
-    </w:p>
-    <w:p>
-      <w:r>
-        <w:rPr/>
-        <w:t>Para melhor visibilidade e teste das funcionalidades, desenvolvi uma aplicação com interface visual em Streamlit. A navegação é montada dinamicamente conforme o perfil do usuário autenticado. O usuário comum acessa o catálogo de animais disponíveis, o complemento do seu perfil de adotante, a solicitação de adoção (com questionário de entrevista) e a solicitação de castração. O administrador acessa, adicionalmente, um painel com a verificação manual dos documentos enviados, o CRUD de animais, a decisão das solicitações de adoção, a agenda de castração e o log de auditoria.</w:t>
-      </w:r>
-    </w:p>
-    <w:p/>
-    <w:p/>
-    <w:p/>
-    <w:p/>
-    <w:p>
-      <w:pPr>
-        <w:pStyle w:val="Normal"/>
-        <w:ind w:firstLine="0"/>
-        <w:jc w:val="center"/>
-      </w:pPr>
-      <w:r>
+      </w:pPr>
+      <w:r>
+        <w:rPr>
+          <w:noProof/>
+        </w:rPr>
+        <w:lastRenderedPageBreak/>
         <w:drawing>
-          <wp:anchor distT="0" distB="0" distL="114300" distR="114300" simplePos="0" relativeHeight="251658240" behindDoc="0" locked="0" layoutInCell="1" allowOverlap="1" wp14:anchorId="03721637" wp14:editId="49CAE3E0">
+          <wp:anchor distT="0" distB="0" distL="114300" distR="114300" simplePos="0" relativeHeight="251659264" behindDoc="0" locked="0" layoutInCell="1" allowOverlap="1" wp14:anchorId="03721637" wp14:editId="49CAE3E0">
             <wp:simplePos x="0" y="0"/>
             <wp:positionH relativeFrom="column">
               <wp:align>left</wp:align>
@@ -2333,17 +2715,17 @@
             <wp:wrapSquare wrapText="bothSides"/>
             <wp:docPr id="1339065961" name="drawing"/>
             <wp:cNvGraphicFramePr>
-              <a:graphicFrameLocks/>
+              <a:graphicFrameLocks xmlns:a="http://schemas.openxmlformats.org/drawingml/2006/main"/>
             </wp:cNvGraphicFramePr>
-            <a:graphic>
-              <a:graphicData xmlns:a="http://schemas.openxmlformats.org/drawingml/2006/main" uri="http://schemas.openxmlformats.org/drawingml/2006/picture">
+            <a:graphic xmlns:a="http://schemas.openxmlformats.org/drawingml/2006/main">
+              <a:graphicData uri="http://schemas.openxmlformats.org/drawingml/2006/picture">
                 <pic:pic xmlns:pic="http://schemas.openxmlformats.org/drawingml/2006/picture">
                   <pic:nvPicPr>
                     <pic:cNvPr id="1339065961" name="Picture 1339065961"/>
                     <pic:cNvPicPr/>
                   </pic:nvPicPr>
                   <pic:blipFill>
-                    <a:blip xmlns:r="http://schemas.openxmlformats.org/officeDocument/2006/relationships" r:embed="rId438024175">
+                    <a:blip r:embed="rId15">
                       <a:extLst>
                         <a:ext uri="{28A0092B-C50C-407E-A947-70E740481C1C}">
                           <a14:useLocalDpi xmlns:a14="http://schemas.microsoft.com/office/drawing/2010/main"/>
@@ -2355,7 +2737,7 @@
                     </a:stretch>
                   </pic:blipFill>
                   <pic:spPr>
-                    <a:xfrm rot="0">
+                    <a:xfrm>
                       <a:off x="0" y="0"/>
                       <a:ext cx="5221232" cy="2520000"/>
                     </a:xfrm>
@@ -2378,35 +2760,77 @@
     </w:p>
     <w:p>
       <w:pPr>
-        <w:pStyle w:val="Normal"/>
         <w:ind w:firstLine="0"/>
       </w:pPr>
-      <w:r>
+    </w:p>
+    <w:p>
+      <w:pPr>
+        <w:ind w:firstLine="0"/>
+      </w:pPr>
+    </w:p>
+    <w:p>
+      <w:pPr>
+        <w:ind w:firstLine="0"/>
+      </w:pPr>
+    </w:p>
+    <w:p>
+      <w:pPr>
+        <w:ind w:firstLine="0"/>
+      </w:pPr>
+    </w:p>
+    <w:p>
+      <w:pPr>
+        <w:ind w:firstLine="0"/>
+      </w:pPr>
+    </w:p>
+    <w:p>
+      <w:pPr>
+        <w:ind w:firstLine="0"/>
+      </w:pPr>
+    </w:p>
+    <w:p>
+      <w:pPr>
+        <w:ind w:firstLine="0"/>
+      </w:pPr>
+    </w:p>
+    <w:p>
+      <w:pPr>
+        <w:ind w:firstLine="0"/>
+      </w:pPr>
+    </w:p>
+    <w:p>
+      <w:pPr>
+        <w:ind w:firstLine="0"/>
+      </w:pPr>
+      <w:r>
+        <w:rPr>
+          <w:noProof/>
+        </w:rPr>
         <w:drawing>
-          <wp:anchor distT="0" distB="0" distL="114300" distR="114300" simplePos="0" relativeHeight="251658240" behindDoc="0" locked="0" layoutInCell="1" allowOverlap="1" wp14:anchorId="7A32DB83" wp14:editId="196D0714">
+          <wp:anchor distT="0" distB="0" distL="114300" distR="114300" simplePos="0" relativeHeight="251656192" behindDoc="0" locked="0" layoutInCell="1" allowOverlap="1" wp14:anchorId="7A32DB83" wp14:editId="2E8BF040">
             <wp:simplePos x="0" y="0"/>
-            <wp:positionH relativeFrom="column">
+            <wp:positionH relativeFrom="margin">
               <wp:align>left</wp:align>
             </wp:positionH>
             <wp:positionV relativeFrom="paragraph">
-              <wp:posOffset>0</wp:posOffset>
+              <wp:posOffset>167972</wp:posOffset>
             </wp:positionV>
             <wp:extent cx="5221080" cy="2520000"/>
             <wp:effectExtent l="0" t="0" r="0" b="0"/>
             <wp:wrapSquare wrapText="bothSides"/>
             <wp:docPr id="220789202" name="drawing"/>
             <wp:cNvGraphicFramePr>
-              <a:graphicFrameLocks/>
+              <a:graphicFrameLocks xmlns:a="http://schemas.openxmlformats.org/drawingml/2006/main"/>
             </wp:cNvGraphicFramePr>
-            <a:graphic>
-              <a:graphicData xmlns:a="http://schemas.openxmlformats.org/drawingml/2006/main" uri="http://schemas.openxmlformats.org/drawingml/2006/picture">
+            <a:graphic xmlns:a="http://schemas.openxmlformats.org/drawingml/2006/main">
+              <a:graphicData uri="http://schemas.openxmlformats.org/drawingml/2006/picture">
                 <pic:pic xmlns:pic="http://schemas.openxmlformats.org/drawingml/2006/picture">
                   <pic:nvPicPr>
                     <pic:cNvPr id="220789202" name="Picture 220789202"/>
                     <pic:cNvPicPr/>
                   </pic:nvPicPr>
                   <pic:blipFill>
-                    <a:blip xmlns:r="http://schemas.openxmlformats.org/officeDocument/2006/relationships" r:embed="rId1766470380">
+                    <a:blip r:embed="rId16">
                       <a:extLst>
                         <a:ext uri="{28A0092B-C50C-407E-A947-70E740481C1C}">
                           <a14:useLocalDpi xmlns:a14="http://schemas.microsoft.com/office/drawing/2010/main"/>
@@ -2418,7 +2842,7 @@
                     </a:stretch>
                   </pic:blipFill>
                   <pic:spPr>
-                    <a:xfrm rot="0">
+                    <a:xfrm>
                       <a:off x="0" y="0"/>
                       <a:ext cx="5221080" cy="2520000"/>
                     </a:xfrm>
@@ -2441,34 +2865,300 @@
     </w:p>
     <w:p>
       <w:pPr>
-        <w:pStyle w:val="Normal"/>
-      </w:pPr>
-      <w:r>
+        <w:ind w:firstLine="0"/>
+      </w:pPr>
+    </w:p>
+    <w:p>
+      <w:pPr>
+        <w:ind w:firstLine="0"/>
+      </w:pPr>
+      <w:r>
+        <w:rPr>
+          <w:noProof/>
+        </w:rPr>
+        <mc:AlternateContent>
+          <mc:Choice Requires="wps">
+            <w:drawing>
+              <wp:anchor distT="0" distB="0" distL="114300" distR="114300" simplePos="0" relativeHeight="251666432" behindDoc="0" locked="0" layoutInCell="1" allowOverlap="1" wp14:anchorId="31AE2F5F" wp14:editId="6EEBD5C8">
+                <wp:simplePos x="0" y="0"/>
+                <wp:positionH relativeFrom="column">
+                  <wp:posOffset>0</wp:posOffset>
+                </wp:positionH>
+                <wp:positionV relativeFrom="paragraph">
+                  <wp:posOffset>4739640</wp:posOffset>
+                </wp:positionV>
+                <wp:extent cx="5220970" cy="635"/>
+                <wp:effectExtent l="0" t="0" r="0" b="0"/>
+                <wp:wrapSquare wrapText="bothSides"/>
+                <wp:docPr id="1119026637" name="Text Box 1"/>
+                <wp:cNvGraphicFramePr/>
+                <a:graphic xmlns:a="http://schemas.openxmlformats.org/drawingml/2006/main">
+                  <a:graphicData uri="http://schemas.microsoft.com/office/word/2010/wordprocessingShape">
+                    <wps:wsp>
+                      <wps:cNvSpPr txBox="1"/>
+                      <wps:spPr>
+                        <a:xfrm>
+                          <a:off x="0" y="0"/>
+                          <a:ext cx="5220970" cy="635"/>
+                        </a:xfrm>
+                        <a:prstGeom prst="rect">
+                          <a:avLst/>
+                        </a:prstGeom>
+                        <a:solidFill>
+                          <a:prstClr val="white"/>
+                        </a:solidFill>
+                        <a:ln>
+                          <a:noFill/>
+                        </a:ln>
+                      </wps:spPr>
+                      <wps:txbx>
+                        <w:txbxContent>
+                          <w:p>
+                            <w:pPr>
+                              <w:pStyle w:val="Caption"/>
+                              <w:rPr>
+                                <w:noProof/>
+                                <w:color w:val="000000" w:themeColor="text1"/>
+                                <w:sz w:val="20"/>
+                                <w:szCs w:val="20"/>
+                              </w:rPr>
+                            </w:pPr>
+                            <w:r>
+                              <w:rPr>
+                                <w:sz w:val="20"/>
+                                <w:szCs w:val="20"/>
+                              </w:rPr>
+                              <w:t>Figura</w:t>
+                            </w:r>
+                            <w:r>
+                              <w:rPr>
+                                <w:sz w:val="20"/>
+                                <w:szCs w:val="20"/>
+                              </w:rPr>
+                              <w:t>s</w:t>
+                            </w:r>
+                            <w:r>
+                              <w:rPr>
+                                <w:sz w:val="20"/>
+                                <w:szCs w:val="20"/>
+                              </w:rPr>
+                              <w:t xml:space="preserve"> </w:t>
+                            </w:r>
+                            <w:r>
+                              <w:rPr>
+                                <w:sz w:val="20"/>
+                                <w:szCs w:val="20"/>
+                              </w:rPr>
+                              <w:fldChar w:fldCharType="begin"/>
+                            </w:r>
+                            <w:r>
+                              <w:rPr>
+                                <w:sz w:val="20"/>
+                                <w:szCs w:val="20"/>
+                              </w:rPr>
+                              <w:instrText xml:space="preserve"> SEQ Figura \* ARABIC </w:instrText>
+                            </w:r>
+                            <w:r>
+                              <w:rPr>
+                                <w:sz w:val="20"/>
+                                <w:szCs w:val="20"/>
+                              </w:rPr>
+                              <w:fldChar w:fldCharType="separate"/>
+                            </w:r>
+                            <w:r>
+                              <w:rPr>
+                                <w:noProof/>
+                                <w:sz w:val="20"/>
+                                <w:szCs w:val="20"/>
+                              </w:rPr>
+                              <w:t>3</w:t>
+                            </w:r>
+                            <w:r>
+                              <w:rPr>
+                                <w:sz w:val="20"/>
+                                <w:szCs w:val="20"/>
+                              </w:rPr>
+                              <w:fldChar w:fldCharType="end"/>
+                            </w:r>
+                            <w:r>
+                              <w:rPr>
+                                <w:noProof/>
+                                <w:sz w:val="20"/>
+                                <w:szCs w:val="20"/>
+                              </w:rPr>
+                              <w:t>, 4 e 5 - Imagens das telas da Aplicação Streamlit (</w:t>
+                            </w:r>
+                            <w:hyperlink r:id="rId17" w:history="1">
+                              <w:r>
+                                <w:rPr>
+                                  <w:rStyle w:val="Hyperlink"/>
+                                  <w:noProof/>
+                                  <w:sz w:val="20"/>
+                                  <w:szCs w:val="20"/>
+                                </w:rPr>
+                                <w:t>https://adotapetpucsp.streamlit.app</w:t>
+                              </w:r>
+                            </w:hyperlink>
+                            <w:r>
+                              <w:rPr>
+                                <w:noProof/>
+                                <w:sz w:val="20"/>
+                                <w:szCs w:val="20"/>
+                              </w:rPr>
+                              <w:t>)</w:t>
+                            </w:r>
+                          </w:p>
+                        </w:txbxContent>
+                      </wps:txbx>
+                      <wps:bodyPr rot="0" spcFirstLastPara="0" vertOverflow="overflow" horzOverflow="overflow" vert="horz" wrap="square" lIns="0" tIns="0" rIns="0" bIns="0" numCol="1" spcCol="0" rtlCol="0" fromWordArt="0" anchor="t" anchorCtr="0" forceAA="0" compatLnSpc="1">
+                        <a:prstTxWarp prst="textNoShape">
+                          <a:avLst/>
+                        </a:prstTxWarp>
+                        <a:spAutoFit/>
+                      </wps:bodyPr>
+                    </wps:wsp>
+                  </a:graphicData>
+                </a:graphic>
+              </wp:anchor>
+            </w:drawing>
+          </mc:Choice>
+          <mc:Fallback>
+            <w:pict>
+              <v:shape w14:anchorId="31AE2F5F" id="_x0000_s1028" type="#_x0000_t202" style="position:absolute;left:0;text-align:left;margin-left:0;margin-top:373.2pt;width:411.1pt;height:.05pt;z-index:251666432;visibility:visible;mso-wrap-style:square;mso-wrap-distance-left:9pt;mso-wrap-distance-top:0;mso-wrap-distance-right:9pt;mso-wrap-distance-bottom:0;mso-position-horizontal:absolute;mso-position-horizontal-relative:text;mso-position-vertical:absolute;mso-position-vertical-relative:text;v-text-anchor:top" o:gfxdata="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" stroked="f">
+                <v:textbox style="mso-fit-shape-to-text:t" inset="0,0,0,0">
+                  <w:txbxContent>
+                    <w:p>
+                      <w:pPr>
+                        <w:pStyle w:val="Caption"/>
+                        <w:rPr>
+                          <w:noProof/>
+                          <w:color w:val="000000" w:themeColor="text1"/>
+                          <w:sz w:val="20"/>
+                          <w:szCs w:val="20"/>
+                        </w:rPr>
+                      </w:pPr>
+                      <w:r>
+                        <w:rPr>
+                          <w:sz w:val="20"/>
+                          <w:szCs w:val="20"/>
+                        </w:rPr>
+                        <w:t>Figura</w:t>
+                      </w:r>
+                      <w:r>
+                        <w:rPr>
+                          <w:sz w:val="20"/>
+                          <w:szCs w:val="20"/>
+                        </w:rPr>
+                        <w:t>s</w:t>
+                      </w:r>
+                      <w:r>
+                        <w:rPr>
+                          <w:sz w:val="20"/>
+                          <w:szCs w:val="20"/>
+                        </w:rPr>
+                        <w:t xml:space="preserve"> </w:t>
+                      </w:r>
+                      <w:r>
+                        <w:rPr>
+                          <w:sz w:val="20"/>
+                          <w:szCs w:val="20"/>
+                        </w:rPr>
+                        <w:fldChar w:fldCharType="begin"/>
+                      </w:r>
+                      <w:r>
+                        <w:rPr>
+                          <w:sz w:val="20"/>
+                          <w:szCs w:val="20"/>
+                        </w:rPr>
+                        <w:instrText xml:space="preserve"> SEQ Figura \* ARABIC </w:instrText>
+                      </w:r>
+                      <w:r>
+                        <w:rPr>
+                          <w:sz w:val="20"/>
+                          <w:szCs w:val="20"/>
+                        </w:rPr>
+                        <w:fldChar w:fldCharType="separate"/>
+                      </w:r>
+                      <w:r>
+                        <w:rPr>
+                          <w:noProof/>
+                          <w:sz w:val="20"/>
+                          <w:szCs w:val="20"/>
+                        </w:rPr>
+                        <w:t>3</w:t>
+                      </w:r>
+                      <w:r>
+                        <w:rPr>
+                          <w:sz w:val="20"/>
+                          <w:szCs w:val="20"/>
+                        </w:rPr>
+                        <w:fldChar w:fldCharType="end"/>
+                      </w:r>
+                      <w:r>
+                        <w:rPr>
+                          <w:noProof/>
+                          <w:sz w:val="20"/>
+                          <w:szCs w:val="20"/>
+                        </w:rPr>
+                        <w:t>, 4 e 5 - Imagens das telas da Aplicação Streamlit (</w:t>
+                      </w:r>
+                      <w:hyperlink r:id="rId18" w:history="1">
+                        <w:r>
+                          <w:rPr>
+                            <w:rStyle w:val="Hyperlink"/>
+                            <w:noProof/>
+                            <w:sz w:val="20"/>
+                            <w:szCs w:val="20"/>
+                          </w:rPr>
+                          <w:t>https://adotapetpucsp.streamlit.app</w:t>
+                        </w:r>
+                      </w:hyperlink>
+                      <w:r>
+                        <w:rPr>
+                          <w:noProof/>
+                          <w:sz w:val="20"/>
+                          <w:szCs w:val="20"/>
+                        </w:rPr>
+                        <w:t>)</w:t>
+                      </w:r>
+                    </w:p>
+                  </w:txbxContent>
+                </v:textbox>
+                <w10:wrap type="square"/>
+              </v:shape>
+            </w:pict>
+          </mc:Fallback>
+        </mc:AlternateContent>
+      </w:r>
+      <w:r>
+        <w:rPr>
+          <w:noProof/>
+        </w:rPr>
         <w:drawing>
-          <wp:anchor distT="0" distB="0" distL="114300" distR="114300" simplePos="0" relativeHeight="251658240" behindDoc="0" locked="0" layoutInCell="1" allowOverlap="1" wp14:anchorId="49646134" wp14:editId="42851748">
+          <wp:anchor distT="0" distB="0" distL="114300" distR="114300" simplePos="0" relativeHeight="251658240" behindDoc="0" locked="0" layoutInCell="1" allowOverlap="1" wp14:anchorId="49646134" wp14:editId="4513E5B7">
             <wp:simplePos x="0" y="0"/>
-            <wp:positionH relativeFrom="column">
+            <wp:positionH relativeFrom="margin">
               <wp:align>left</wp:align>
             </wp:positionH>
             <wp:positionV relativeFrom="paragraph">
-              <wp:posOffset>0</wp:posOffset>
+              <wp:posOffset>2163196</wp:posOffset>
             </wp:positionV>
             <wp:extent cx="5221080" cy="2520000"/>
             <wp:effectExtent l="0" t="0" r="0" b="0"/>
             <wp:wrapSquare wrapText="bothSides"/>
             <wp:docPr id="1133836298" name="drawing"/>
             <wp:cNvGraphicFramePr>
-              <a:graphicFrameLocks/>
+              <a:graphicFrameLocks xmlns:a="http://schemas.openxmlformats.org/drawingml/2006/main"/>
             </wp:cNvGraphicFramePr>
-            <a:graphic>
-              <a:graphicData xmlns:a="http://schemas.openxmlformats.org/drawingml/2006/main" uri="http://schemas.openxmlformats.org/drawingml/2006/picture">
+            <a:graphic xmlns:a="http://schemas.openxmlformats.org/drawingml/2006/main">
+              <a:graphicData uri="http://schemas.openxmlformats.org/drawingml/2006/picture">
                 <pic:pic xmlns:pic="http://schemas.openxmlformats.org/drawingml/2006/picture">
                   <pic:nvPicPr>
                     <pic:cNvPr id="1133836298" name="Picture 1133836298"/>
                     <pic:cNvPicPr/>
                   </pic:nvPicPr>
                   <pic:blipFill>
-                    <a:blip xmlns:r="http://schemas.openxmlformats.org/officeDocument/2006/relationships" r:embed="rId794518216">
+                    <a:blip r:embed="rId19">
                       <a:extLst>
                         <a:ext uri="{28A0092B-C50C-407E-A947-70E740481C1C}">
                           <a14:useLocalDpi xmlns:a14="http://schemas.microsoft.com/office/drawing/2010/main"/>
@@ -2480,7 +3170,7 @@
                     </a:stretch>
                   </pic:blipFill>
                   <pic:spPr>
-                    <a:xfrm rot="0">
+                    <a:xfrm>
                       <a:off x="0" y="0"/>
                       <a:ext cx="5221080" cy="2520000"/>
                     </a:xfrm>
@@ -2502,122 +3192,52 @@
       </w:r>
     </w:p>
     <w:p/>
-    <w:p>
-      <w:pPr>
-        <w:pStyle w:val="Normal"/>
-        <w:suppressLineNumbers w:val="0"/>
-        <w:bidi w:val="0"/>
-        <w:spacing w:before="0" w:beforeAutospacing="off" w:after="0" w:afterAutospacing="off" w:line="360" w:lineRule="auto"/>
-        <w:ind w:left="0" w:right="0" w:firstLine="0"/>
-        <w:jc w:val="center"/>
-        <w:rPr>
-          <w:sz w:val="20"/>
-          <w:szCs w:val="20"/>
-        </w:rPr>
-      </w:pPr>
-      <w:r>
-        <w:rPr>
-          <w:sz w:val="20"/>
-          <w:szCs w:val="20"/>
-        </w:rPr>
-        <w:t xml:space="preserve">Figuras 3, 4 e 5 - Imagens das telas da Aplicação </w:t>
-      </w:r>
-      <w:r>
-        <w:rPr>
-          <w:sz w:val="20"/>
-          <w:szCs w:val="20"/>
-        </w:rPr>
-        <w:t>Streamlit</w:t>
-      </w:r>
-      <w:r>
-        <w:rPr>
-          <w:sz w:val="20"/>
-          <w:szCs w:val="20"/>
-        </w:rPr>
-        <w:t xml:space="preserve"> (</w:t>
-      </w:r>
-      <w:hyperlink r:id="R515237b3eeac4f5f">
-        <w:r>
-          <w:rPr>
-            <w:rStyle w:val="Hyperlink"/>
-          </w:rPr>
-          <w:t>https://adotapetpucsp.streamlit.app</w:t>
-        </w:r>
-      </w:hyperlink>
-      <w:r>
-        <w:rPr>
-          <w:sz w:val="20"/>
-          <w:szCs w:val="20"/>
-        </w:rPr>
-        <w:t>)</w:t>
-      </w:r>
-    </w:p>
-    <w:p/>
-    <w:p>
-      <w:pPr>
-        <w:pStyle w:val="Ttulo2"/>
-        <w:rPr/>
-      </w:pPr>
-      <w:bookmarkStart w:name="_Toc1594006490" w:id="563619225"/>
-      <w:r>
-        <w:rPr/>
+    <w:p/>
+    <w:p/>
+    <w:p>
+      <w:pPr>
+        <w:pStyle w:val="Heading2"/>
+      </w:pPr>
+      <w:bookmarkStart w:id="11" w:name="_Toc232831161"/>
+      <w:r>
+        <w:lastRenderedPageBreak/>
         <w:t>CONCLUSÕES</w:t>
       </w:r>
-      <w:bookmarkEnd w:id="563619225"/>
-    </w:p>
-    <w:p>
-      <w:r>
-        <w:rPr/>
-        <w:t xml:space="preserve">O projeto, guiado pelos </w:t>
-      </w:r>
-      <w:r>
-        <w:rPr/>
-        <w:t>conteúdos</w:t>
-      </w:r>
-      <w:r>
-        <w:rPr/>
-        <w:t xml:space="preserve"> da disciplina, resultou em uma solução de banco de dados consistente e adequada ao problema da instituição. A escolha do </w:t>
-      </w:r>
-      <w:r>
-        <w:rPr/>
-        <w:t>SQLite</w:t>
-      </w:r>
-      <w:r>
-        <w:rPr/>
-        <w:t xml:space="preserve"> foi orientada pelo contexto da ONG (porte pequeno, ausência de equipe técnica e necessidade de simplicidade), e não pela ferramenta mais complexa disponível. Ainda assim, recursos como integridade referencial, restrições de domínio, índice único parcial e transações permitiram garantir a robustez do negócio.</w:t>
-      </w:r>
-    </w:p>
-    <w:p>
-      <w:pPr>
-        <w:pStyle w:val="Normal"/>
-      </w:pPr>
-      <w:r>
-        <w:rPr/>
+      <w:bookmarkEnd w:id="11"/>
+    </w:p>
+    <w:p>
+      <w:r>
+        <w:t>O projeto, guiado pelos conteúdos da disciplina, resultou em uma solução de banco de dados consistente e adequada ao problema da instituição. A escolha do SQLite foi orientada pelo contexto da ONG (porte pequeno, ausência de equipe técnica e necessidade de simplicidade), e não pela ferramenta mais complexa disponível. Ainda assim, recursos como integridade referencial, restrições de domínio, índice único parcial e transações permitiram garantir a robustez do negócio.</w:t>
+      </w:r>
+    </w:p>
+    <w:p>
+      <w:r>
         <w:t>Cabe destacar que a modelagem é portável: caso a operação cresça e exija acesso remoto, a migração para um SGBD cliente-servidor pode ser feita sem alterar o desenho das tabelas. As ferramentas de IA generativa foram utilizadas como apoio na construção da aplicação e na revisão pontual de código e texto; a modelagem, as decisões técnicas e a análise dos resultados foram de minha autoria, com base nos conteúdos abordados em sala de aula.</w:t>
       </w:r>
     </w:p>
     <w:p/>
     <w:p>
       <w:pPr>
-        <w:pStyle w:val="Ttulo6"/>
-        <w:rPr>
-          <w:color w:val="auto"/>
-        </w:rPr>
-      </w:pPr>
-      <w:bookmarkStart w:name="_Toc79652176" w:id="23"/>
-      <w:bookmarkStart w:name="_Toc81325008" w:id="24"/>
-      <w:bookmarkStart w:name="_Toc81325093" w:id="25"/>
-      <w:bookmarkStart w:name="_Toc36743562" w:id="595040898"/>
-      <w:r>
-        <w:rPr>
-          <w:color w:val="auto"/>
-        </w:rPr>
+        <w:pStyle w:val="Heading6"/>
+        <w:rPr>
+          <w:color w:val="auto"/>
+        </w:rPr>
+      </w:pPr>
+      <w:bookmarkStart w:id="12" w:name="_Toc79652176"/>
+      <w:bookmarkStart w:id="13" w:name="_Toc81325008"/>
+      <w:bookmarkStart w:id="14" w:name="_Toc81325093"/>
+      <w:bookmarkStart w:id="15" w:name="_Toc232831162"/>
+      <w:r>
+        <w:rPr>
+          <w:color w:val="auto"/>
+        </w:rPr>
+        <w:lastRenderedPageBreak/>
         <w:t>Referências</w:t>
       </w:r>
-      <w:bookmarkEnd w:id="23"/>
-      <w:bookmarkEnd w:id="24"/>
-      <w:bookmarkEnd w:id="25"/>
-      <w:bookmarkEnd w:id="595040898"/>
+      <w:bookmarkEnd w:id="12"/>
+      <w:bookmarkEnd w:id="13"/>
+      <w:bookmarkEnd w:id="14"/>
+      <w:bookmarkEnd w:id="15"/>
     </w:p>
     <w:p>
       <w:pPr>
@@ -2633,35 +3253,11 @@
       </w:pPr>
       <w:r>
         <w:rPr>
-          <w:b w:val="1"/>
-          <w:bCs w:val="1"/>
-          <w:color w:val="auto"/>
-        </w:rPr>
-        <w:t>SQLite</w:t>
-      </w:r>
-      <w:r>
-        <w:rPr>
-          <w:b w:val="1"/>
-          <w:bCs w:val="1"/>
-          <w:color w:val="auto"/>
-        </w:rPr>
-        <w:t xml:space="preserve"> </w:t>
-      </w:r>
-      <w:r>
-        <w:rPr>
-          <w:b w:val="1"/>
-          <w:bCs w:val="1"/>
-          <w:color w:val="auto"/>
-        </w:rPr>
-        <w:t>Documentation</w:t>
-      </w:r>
-      <w:r>
-        <w:rPr>
-          <w:b w:val="1"/>
-          <w:bCs w:val="1"/>
-          <w:color w:val="auto"/>
-        </w:rPr>
-        <w:t>.</w:t>
+          <w:b/>
+          <w:bCs/>
+          <w:color w:val="auto"/>
+        </w:rPr>
+        <w:t>SQLite Documentation.</w:t>
       </w:r>
       <w:r>
         <w:rPr>
@@ -2676,35 +3272,11 @@
       </w:pPr>
       <w:r>
         <w:rPr>
-          <w:b w:val="1"/>
-          <w:bCs w:val="1"/>
-          <w:color w:val="auto"/>
-        </w:rPr>
-        <w:t>SQLite</w:t>
-      </w:r>
-      <w:r>
-        <w:rPr>
-          <w:b w:val="1"/>
-          <w:bCs w:val="1"/>
-          <w:color w:val="auto"/>
-        </w:rPr>
-        <w:t xml:space="preserve">, </w:t>
-      </w:r>
-      <w:r>
-        <w:rPr>
-          <w:b w:val="1"/>
-          <w:bCs w:val="1"/>
-          <w:color w:val="auto"/>
-        </w:rPr>
-        <w:t>Partial</w:t>
-      </w:r>
-      <w:r>
-        <w:rPr>
-          <w:b w:val="1"/>
-          <w:bCs w:val="1"/>
-          <w:color w:val="auto"/>
-        </w:rPr>
-        <w:t xml:space="preserve"> Indexes.</w:t>
+          <w:b/>
+          <w:bCs/>
+          <w:color w:val="auto"/>
+        </w:rPr>
+        <w:t>SQLite, Partial Indexes.</w:t>
       </w:r>
       <w:r>
         <w:rPr>
@@ -2719,35 +3291,11 @@
       </w:pPr>
       <w:r>
         <w:rPr>
-          <w:b w:val="1"/>
-          <w:bCs w:val="1"/>
-          <w:color w:val="auto"/>
-        </w:rPr>
-        <w:t>Streamlit</w:t>
-      </w:r>
-      <w:r>
-        <w:rPr>
-          <w:b w:val="1"/>
-          <w:bCs w:val="1"/>
-          <w:color w:val="auto"/>
-        </w:rPr>
-        <w:t xml:space="preserve"> </w:t>
-      </w:r>
-      <w:r>
-        <w:rPr>
-          <w:b w:val="1"/>
-          <w:bCs w:val="1"/>
-          <w:color w:val="auto"/>
-        </w:rPr>
-        <w:t>Documentation</w:t>
-      </w:r>
-      <w:r>
-        <w:rPr>
-          <w:b w:val="1"/>
-          <w:bCs w:val="1"/>
-          <w:color w:val="auto"/>
-        </w:rPr>
-        <w:t xml:space="preserve">. </w:t>
+          <w:b/>
+          <w:bCs/>
+          <w:color w:val="auto"/>
+        </w:rPr>
+        <w:t xml:space="preserve">Streamlit Documentation. </w:t>
       </w:r>
       <w:r>
         <w:rPr>
@@ -2798,8 +3346,8 @@
       </w:pPr>
     </w:p>
     <w:sectPr>
-      <w:headerReference w:type="default" r:id="rId25"/>
-      <w:pgSz w:w="11906" w:h="16838" w:orient="portrait"/>
+      <w:headerReference w:type="default" r:id="rId20"/>
+      <w:pgSz w:w="11906" w:h="16838"/>
       <w:pgMar w:top="1701" w:right="1134" w:bottom="1134" w:left="1701" w:header="708" w:footer="708" w:gutter="0"/>
       <w:pgNumType w:start="1"/>
       <w:cols w:space="708"/>
@@ -2867,13 +3415,13 @@
 <w:hdr xmlns:wpc="http://schemas.microsoft.com/office/word/2010/wordprocessingCanvas" xmlns:cx="http://schemas.microsoft.com/office/drawing/2014/chartex" xmlns:cx1="http://schemas.microsoft.com/office/drawing/2015/9/8/chartex" xmlns:cx2="http://schemas.microsoft.com/office/drawing/2015/10/21/chartex" xmlns:cx3="http://schemas.microsoft.com/office/drawing/2016/5/9/chartex" xmlns:cx4="http://schemas.microsoft.com/office/drawing/2016/5/10/chartex" xmlns:cx5="http://schemas.microsoft.com/office/drawing/2016/5/11/chartex" xmlns:cx6="http://schemas.microsoft.com/office/drawing/2016/5/12/chartex" xmlns:cx7="http://schemas.microsoft.com/office/drawing/2016/5/13/chartex" xmlns:cx8="http://schemas.microsoft.com/office/drawing/2016/5/14/chartex" xmlns:mc="http://schemas.openxmlformats.org/markup-compatibility/2006" xmlns:aink="http://schemas.microsoft.com/office/drawing/2016/ink" xmlns:am3d="http://schemas.microsoft.com/office/drawing/2017/model3d" xmlns:o="urn:schemas-microsoft-com:office:office" xmlns:oel="http://schemas.microsoft.com/office/2019/extlst" xmlns:r="http://schemas.openxmlformats.org/officeDocument/2006/relationships" xmlns:m="http://schemas.openxmlformats.org/officeDocument/2006/math" xmlns:v="urn:schemas-microsoft-com:vml" xmlns:wp14="http://schemas.microsoft.com/office/word/2010/wordprocessingDrawing" xmlns:wp="http://schemas.openxmlformats.org/drawingml/2006/wordprocessingDrawing" xmlns:w10="urn:schemas-microsoft-com:office:word" xmlns:w="http://schemas.openxmlformats.org/wordprocessingml/2006/main" xmlns:w14="http://schemas.microsoft.com/office/word/2010/wordml" xmlns:w15="http://schemas.microsoft.com/office/word/2012/wordml" xmlns:w16cex="http://schemas.microsoft.com/office/word/2018/wordml/cex" xmlns:w16cid="http://schemas.microsoft.com/office/word/2016/wordml/cid" xmlns:w16="http://schemas.microsoft.com/office/word/2018/wordml" xmlns:w16du="http://schemas.microsoft.com/office/word/2023/wordml/word16du" xmlns:w16sdtdh="http://schemas.microsoft.com/office/word/2020/wordml/sdtdatahash" xmlns:w16sdtfl="http://schemas.microsoft.com/office/word/2024/wordml/sdtformatlock" xmlns:w16se="http://schemas.microsoft.com/office/word/2015/wordml/symex" xmlns:wpg="http://schemas.microsoft.com/office/word/2010/wordprocessingGroup" xmlns:wpi="http://schemas.microsoft.com/office/word/2010/wordprocessingInk" xmlns:wne="http://schemas.microsoft.com/office/word/2006/wordml" xmlns:wps="http://schemas.microsoft.com/office/word/2010/wordprocessingShape" mc:Ignorable="w14 w15 w16se w16cid w16 w16cex w16sdtdh w16sdtfl w16du wp14">
   <w:p>
     <w:pPr>
-      <w:pStyle w:val="Cabealho"/>
+      <w:pStyle w:val="Header"/>
       <w:jc w:val="right"/>
     </w:pPr>
   </w:p>
   <w:p>
     <w:pPr>
-      <w:pStyle w:val="Cabealho"/>
+      <w:pStyle w:val="Header"/>
     </w:pPr>
   </w:p>
 </w:hdr>
@@ -2883,7 +3431,7 @@
 <w:hdr xmlns:wpc="http://schemas.microsoft.com/office/word/2010/wordprocessingCanvas" xmlns:cx="http://schemas.microsoft.com/office/drawing/2014/chartex" xmlns:cx1="http://schemas.microsoft.com/office/drawing/2015/9/8/chartex" xmlns:cx2="http://schemas.microsoft.com/office/drawing/2015/10/21/chartex" xmlns:cx3="http://schemas.microsoft.com/office/drawing/2016/5/9/chartex" xmlns:cx4="http://schemas.microsoft.com/office/drawing/2016/5/10/chartex" xmlns:cx5="http://schemas.microsoft.com/office/drawing/2016/5/11/chartex" xmlns:cx6="http://schemas.microsoft.com/office/drawing/2016/5/12/chartex" xmlns:cx7="http://schemas.microsoft.com/office/drawing/2016/5/13/chartex" xmlns:cx8="http://schemas.microsoft.com/office/drawing/2016/5/14/chartex" xmlns:mc="http://schemas.openxmlformats.org/markup-compatibility/2006" xmlns:aink="http://schemas.microsoft.com/office/drawing/2016/ink" xmlns:am3d="http://schemas.microsoft.com/office/drawing/2017/model3d" xmlns:o="urn:schemas-microsoft-com:office:office" xmlns:oel="http://schemas.microsoft.com/office/2019/extlst" xmlns:r="http://schemas.openxmlformats.org/officeDocument/2006/relationships" xmlns:m="http://schemas.openxmlformats.org/officeDocument/2006/math" xmlns:v="urn:schemas-microsoft-com:vml" xmlns:wp14="http://schemas.microsoft.com/office/word/2010/wordprocessingDrawing" xmlns:wp="http://schemas.openxmlformats.org/drawingml/2006/wordprocessingDrawing" xmlns:w10="urn:schemas-microsoft-com:office:word" xmlns:w="http://schemas.openxmlformats.org/wordprocessingml/2006/main" xmlns:w14="http://schemas.microsoft.com/office/word/2010/wordml" xmlns:w15="http://schemas.microsoft.com/office/word/2012/wordml" xmlns:w16cex="http://schemas.microsoft.com/office/word/2018/wordml/cex" xmlns:w16cid="http://schemas.microsoft.com/office/word/2016/wordml/cid" xmlns:w16="http://schemas.microsoft.com/office/word/2018/wordml" xmlns:w16du="http://schemas.microsoft.com/office/word/2023/wordml/word16du" xmlns:w16sdtdh="http://schemas.microsoft.com/office/word/2020/wordml/sdtdatahash" xmlns:w16sdtfl="http://schemas.microsoft.com/office/word/2024/wordml/sdtformatlock" xmlns:w16se="http://schemas.microsoft.com/office/word/2015/wordml/symex" xmlns:wpg="http://schemas.microsoft.com/office/word/2010/wordprocessingGroup" xmlns:wpi="http://schemas.microsoft.com/office/word/2010/wordprocessingInk" xmlns:wne="http://schemas.microsoft.com/office/word/2006/wordml" xmlns:wps="http://schemas.microsoft.com/office/word/2010/wordprocessingShape" mc:Ignorable="w14 w15 w16se w16cid w16 w16cex w16sdtdh w16sdtfl w16du wp14">
   <w:p>
     <w:pPr>
-      <w:pStyle w:val="Cabealho"/>
+      <w:pStyle w:val="Header"/>
       <w:ind w:firstLine="0"/>
       <w:rPr>
         <w:sz w:val="20"/>
@@ -2893,7 +3441,7 @@
   </w:p>
   <w:p>
     <w:pPr>
-      <w:pStyle w:val="Cabealho"/>
+      <w:pStyle w:val="Header"/>
     </w:pPr>
   </w:p>
   <w:p/>
@@ -3176,7 +3724,7 @@
         <w:ind w:left="720" w:hanging="360"/>
       </w:pPr>
       <w:rPr>
-        <w:rFonts w:hint="default" w:ascii="Symbol" w:hAnsi="Symbol"/>
+        <w:rFonts w:ascii="Symbol" w:hAnsi="Symbol" w:hint="default"/>
       </w:rPr>
     </w:lvl>
     <w:lvl w:ilvl="1" w:tplc="04160003" w:tentative="1">
@@ -3188,7 +3736,7 @@
         <w:ind w:left="1440" w:hanging="360"/>
       </w:pPr>
       <w:rPr>
-        <w:rFonts w:hint="default" w:ascii="Courier New" w:hAnsi="Courier New" w:cs="Courier New"/>
+        <w:rFonts w:ascii="Courier New" w:hAnsi="Courier New" w:cs="Courier New" w:hint="default"/>
       </w:rPr>
     </w:lvl>
     <w:lvl w:ilvl="2" w:tplc="04160005" w:tentative="1">
@@ -3200,7 +3748,7 @@
         <w:ind w:left="2160" w:hanging="360"/>
       </w:pPr>
       <w:rPr>
-        <w:rFonts w:hint="default" w:ascii="Wingdings" w:hAnsi="Wingdings"/>
+        <w:rFonts w:ascii="Wingdings" w:hAnsi="Wingdings" w:hint="default"/>
       </w:rPr>
     </w:lvl>
     <w:lvl w:ilvl="3" w:tplc="04160001" w:tentative="1">
@@ -3212,7 +3760,7 @@
         <w:ind w:left="2880" w:hanging="360"/>
       </w:pPr>
       <w:rPr>
-        <w:rFonts w:hint="default" w:ascii="Symbol" w:hAnsi="Symbol"/>
+        <w:rFonts w:ascii="Symbol" w:hAnsi="Symbol" w:hint="default"/>
       </w:rPr>
     </w:lvl>
     <w:lvl w:ilvl="4" w:tplc="04160003" w:tentative="1">
@@ -3224,7 +3772,7 @@
         <w:ind w:left="3600" w:hanging="360"/>
       </w:pPr>
       <w:rPr>
-        <w:rFonts w:hint="default" w:ascii="Courier New" w:hAnsi="Courier New" w:cs="Courier New"/>
+        <w:rFonts w:ascii="Courier New" w:hAnsi="Courier New" w:cs="Courier New" w:hint="default"/>
       </w:rPr>
     </w:lvl>
     <w:lvl w:ilvl="5" w:tplc="04160005" w:tentative="1">
@@ -3236,7 +3784,7 @@
         <w:ind w:left="4320" w:hanging="360"/>
       </w:pPr>
       <w:rPr>
-        <w:rFonts w:hint="default" w:ascii="Wingdings" w:hAnsi="Wingdings"/>
+        <w:rFonts w:ascii="Wingdings" w:hAnsi="Wingdings" w:hint="default"/>
       </w:rPr>
     </w:lvl>
     <w:lvl w:ilvl="6" w:tplc="04160001" w:tentative="1">
@@ -3248,7 +3796,7 @@
         <w:ind w:left="5040" w:hanging="360"/>
       </w:pPr>
       <w:rPr>
-        <w:rFonts w:hint="default" w:ascii="Symbol" w:hAnsi="Symbol"/>
+        <w:rFonts w:ascii="Symbol" w:hAnsi="Symbol" w:hint="default"/>
       </w:rPr>
     </w:lvl>
     <w:lvl w:ilvl="7" w:tplc="04160003" w:tentative="1">
@@ -3260,7 +3808,7 @@
         <w:ind w:left="5760" w:hanging="360"/>
       </w:pPr>
       <w:rPr>
-        <w:rFonts w:hint="default" w:ascii="Courier New" w:hAnsi="Courier New" w:cs="Courier New"/>
+        <w:rFonts w:ascii="Courier New" w:hAnsi="Courier New" w:cs="Courier New" w:hint="default"/>
       </w:rPr>
     </w:lvl>
     <w:lvl w:ilvl="8" w:tplc="04160005" w:tentative="1">
@@ -3272,7 +3820,7 @@
         <w:ind w:left="6480" w:hanging="360"/>
       </w:pPr>
       <w:rPr>
-        <w:rFonts w:hint="default" w:ascii="Wingdings" w:hAnsi="Wingdings"/>
+        <w:rFonts w:ascii="Wingdings" w:hAnsi="Wingdings" w:hint="default"/>
       </w:rPr>
     </w:lvl>
   </w:abstractNum>
@@ -3283,7 +3831,7 @@
     <w:lvl w:ilvl="0">
       <w:start w:val="1"/>
       <w:numFmt w:val="decimal"/>
-      <w:pStyle w:val="Ttulo2"/>
+      <w:pStyle w:val="Heading2"/>
       <w:lvlText w:val="%1"/>
       <w:lvlJc w:val="left"/>
       <w:pPr>
@@ -3311,7 +3859,7 @@
     <w:lvl w:ilvl="3">
       <w:start w:val="1"/>
       <w:numFmt w:val="decimal"/>
-      <w:pStyle w:val="Ttulo4"/>
+      <w:pStyle w:val="Heading4"/>
       <w:lvlText w:val="%1.%2.%3.%4"/>
       <w:lvlJc w:val="left"/>
       <w:pPr>
@@ -3321,7 +3869,7 @@
     <w:lvl w:ilvl="4">
       <w:start w:val="1"/>
       <w:numFmt w:val="decimal"/>
-      <w:pStyle w:val="Ttulo5"/>
+      <w:pStyle w:val="Heading5"/>
       <w:lvlText w:val="%1.%2.%3.%4.%5"/>
       <w:lvlJc w:val="left"/>
       <w:pPr>
@@ -3340,7 +3888,7 @@
     <w:lvl w:ilvl="6">
       <w:start w:val="1"/>
       <w:numFmt w:val="decimal"/>
-      <w:pStyle w:val="Ttulo7"/>
+      <w:pStyle w:val="Heading7"/>
       <w:lvlText w:val="%1.%2.%3.%4.%5.%6.%7"/>
       <w:lvlJc w:val="left"/>
       <w:pPr>
@@ -3350,7 +3898,7 @@
     <w:lvl w:ilvl="7">
       <w:start w:val="1"/>
       <w:numFmt w:val="decimal"/>
-      <w:pStyle w:val="Ttulo8"/>
+      <w:pStyle w:val="Heading8"/>
       <w:lvlText w:val="%1.%2.%3.%4.%5.%6.%7.%8"/>
       <w:lvlJc w:val="left"/>
       <w:pPr>
@@ -3360,7 +3908,7 @@
     <w:lvl w:ilvl="8">
       <w:start w:val="1"/>
       <w:numFmt w:val="decimal"/>
-      <w:pStyle w:val="Ttulo9"/>
+      <w:pStyle w:val="Heading9"/>
       <w:lvlText w:val="%1.%2.%3.%4.%5.%6.%7.%8.%9"/>
       <w:lvlJc w:val="left"/>
       <w:pPr>
@@ -3381,7 +3929,7 @@
         <w:ind w:left="720" w:hanging="360"/>
       </w:pPr>
       <w:rPr>
-        <w:rFonts w:hint="default" w:ascii="Symbol" w:hAnsi="Symbol"/>
+        <w:rFonts w:ascii="Symbol" w:hAnsi="Symbol" w:hint="default"/>
       </w:rPr>
     </w:lvl>
     <w:lvl w:ilvl="1" w:tplc="04160003" w:tentative="1">
@@ -3393,7 +3941,7 @@
         <w:ind w:left="1440" w:hanging="360"/>
       </w:pPr>
       <w:rPr>
-        <w:rFonts w:hint="default" w:ascii="Courier New" w:hAnsi="Courier New" w:cs="Courier New"/>
+        <w:rFonts w:ascii="Courier New" w:hAnsi="Courier New" w:cs="Courier New" w:hint="default"/>
       </w:rPr>
     </w:lvl>
     <w:lvl w:ilvl="2" w:tplc="04160005" w:tentative="1">
@@ -3405,7 +3953,7 @@
         <w:ind w:left="2160" w:hanging="360"/>
       </w:pPr>
       <w:rPr>
-        <w:rFonts w:hint="default" w:ascii="Wingdings" w:hAnsi="Wingdings"/>
+        <w:rFonts w:ascii="Wingdings" w:hAnsi="Wingdings" w:hint="default"/>
       </w:rPr>
     </w:lvl>
     <w:lvl w:ilvl="3" w:tplc="04160001" w:tentative="1">
@@ -3417,7 +3965,7 @@
         <w:ind w:left="2880" w:hanging="360"/>
       </w:pPr>
       <w:rPr>
-        <w:rFonts w:hint="default" w:ascii="Symbol" w:hAnsi="Symbol"/>
+        <w:rFonts w:ascii="Symbol" w:hAnsi="Symbol" w:hint="default"/>
       </w:rPr>
     </w:lvl>
     <w:lvl w:ilvl="4" w:tplc="04160003" w:tentative="1">
@@ -3429,7 +3977,7 @@
         <w:ind w:left="3600" w:hanging="360"/>
       </w:pPr>
       <w:rPr>
-        <w:rFonts w:hint="default" w:ascii="Courier New" w:hAnsi="Courier New" w:cs="Courier New"/>
+        <w:rFonts w:ascii="Courier New" w:hAnsi="Courier New" w:cs="Courier New" w:hint="default"/>
       </w:rPr>
     </w:lvl>
     <w:lvl w:ilvl="5" w:tplc="04160005" w:tentative="1">
@@ -3441,7 +3989,7 @@
         <w:ind w:left="4320" w:hanging="360"/>
       </w:pPr>
       <w:rPr>
-        <w:rFonts w:hint="default" w:ascii="Wingdings" w:hAnsi="Wingdings"/>
+        <w:rFonts w:ascii="Wingdings" w:hAnsi="Wingdings" w:hint="default"/>
       </w:rPr>
     </w:lvl>
     <w:lvl w:ilvl="6" w:tplc="04160001" w:tentative="1">
@@ -3453,7 +4001,7 @@
         <w:ind w:left="5040" w:hanging="360"/>
       </w:pPr>
       <w:rPr>
-        <w:rFonts w:hint="default" w:ascii="Symbol" w:hAnsi="Symbol"/>
+        <w:rFonts w:ascii="Symbol" w:hAnsi="Symbol" w:hint="default"/>
       </w:rPr>
     </w:lvl>
     <w:lvl w:ilvl="7" w:tplc="04160003" w:tentative="1">
@@ -3465,7 +4013,7 @@
         <w:ind w:left="5760" w:hanging="360"/>
       </w:pPr>
       <w:rPr>
-        <w:rFonts w:hint="default" w:ascii="Courier New" w:hAnsi="Courier New" w:cs="Courier New"/>
+        <w:rFonts w:ascii="Courier New" w:hAnsi="Courier New" w:cs="Courier New" w:hint="default"/>
       </w:rPr>
     </w:lvl>
     <w:lvl w:ilvl="8" w:tplc="04160005" w:tentative="1">
@@ -3477,7 +4025,7 @@
         <w:ind w:left="6480" w:hanging="360"/>
       </w:pPr>
       <w:rPr>
-        <w:rFonts w:hint="default" w:ascii="Wingdings" w:hAnsi="Wingdings"/>
+        <w:rFonts w:ascii="Wingdings" w:hAnsi="Wingdings" w:hint="default"/>
       </w:rPr>
     </w:lvl>
   </w:abstractNum>
@@ -3494,7 +4042,7 @@
         <w:ind w:left="1429" w:hanging="360"/>
       </w:pPr>
       <w:rPr>
-        <w:rFonts w:hint="default" w:ascii="Symbol" w:hAnsi="Symbol"/>
+        <w:rFonts w:ascii="Symbol" w:hAnsi="Symbol" w:hint="default"/>
       </w:rPr>
     </w:lvl>
     <w:lvl w:ilvl="1" w:tplc="04160003" w:tentative="1">
@@ -3506,7 +4054,7 @@
         <w:ind w:left="2149" w:hanging="360"/>
       </w:pPr>
       <w:rPr>
-        <w:rFonts w:hint="default" w:ascii="Courier New" w:hAnsi="Courier New" w:cs="Courier New"/>
+        <w:rFonts w:ascii="Courier New" w:hAnsi="Courier New" w:cs="Courier New" w:hint="default"/>
       </w:rPr>
     </w:lvl>
     <w:lvl w:ilvl="2" w:tplc="04160005" w:tentative="1">
@@ -3518,7 +4066,7 @@
         <w:ind w:left="2869" w:hanging="360"/>
       </w:pPr>
       <w:rPr>
-        <w:rFonts w:hint="default" w:ascii="Wingdings" w:hAnsi="Wingdings"/>
+        <w:rFonts w:ascii="Wingdings" w:hAnsi="Wingdings" w:hint="default"/>
       </w:rPr>
     </w:lvl>
     <w:lvl w:ilvl="3" w:tplc="04160001" w:tentative="1">
@@ -3530,7 +4078,7 @@
         <w:ind w:left="3589" w:hanging="360"/>
       </w:pPr>
       <w:rPr>
-        <w:rFonts w:hint="default" w:ascii="Symbol" w:hAnsi="Symbol"/>
+        <w:rFonts w:ascii="Symbol" w:hAnsi="Symbol" w:hint="default"/>
       </w:rPr>
     </w:lvl>
     <w:lvl w:ilvl="4" w:tplc="04160003" w:tentative="1">
@@ -3542,7 +4090,7 @@
         <w:ind w:left="4309" w:hanging="360"/>
       </w:pPr>
       <w:rPr>
-        <w:rFonts w:hint="default" w:ascii="Courier New" w:hAnsi="Courier New" w:cs="Courier New"/>
+        <w:rFonts w:ascii="Courier New" w:hAnsi="Courier New" w:cs="Courier New" w:hint="default"/>
       </w:rPr>
     </w:lvl>
     <w:lvl w:ilvl="5" w:tplc="04160005" w:tentative="1">
@@ -3554,7 +4102,7 @@
         <w:ind w:left="5029" w:hanging="360"/>
       </w:pPr>
       <w:rPr>
-        <w:rFonts w:hint="default" w:ascii="Wingdings" w:hAnsi="Wingdings"/>
+        <w:rFonts w:ascii="Wingdings" w:hAnsi="Wingdings" w:hint="default"/>
       </w:rPr>
     </w:lvl>
     <w:lvl w:ilvl="6" w:tplc="04160001" w:tentative="1">
@@ -3566,7 +4114,7 @@
         <w:ind w:left="5749" w:hanging="360"/>
       </w:pPr>
       <w:rPr>
-        <w:rFonts w:hint="default" w:ascii="Symbol" w:hAnsi="Symbol"/>
+        <w:rFonts w:ascii="Symbol" w:hAnsi="Symbol" w:hint="default"/>
       </w:rPr>
     </w:lvl>
     <w:lvl w:ilvl="7" w:tplc="04160003" w:tentative="1">
@@ -3578,7 +4126,7 @@
         <w:ind w:left="6469" w:hanging="360"/>
       </w:pPr>
       <w:rPr>
-        <w:rFonts w:hint="default" w:ascii="Courier New" w:hAnsi="Courier New" w:cs="Courier New"/>
+        <w:rFonts w:ascii="Courier New" w:hAnsi="Courier New" w:cs="Courier New" w:hint="default"/>
       </w:rPr>
     </w:lvl>
     <w:lvl w:ilvl="8" w:tplc="04160005" w:tentative="1">
@@ -3590,7 +4138,7 @@
         <w:ind w:left="7189" w:hanging="360"/>
       </w:pPr>
       <w:rPr>
-        <w:rFonts w:hint="default" w:ascii="Wingdings" w:hAnsi="Wingdings"/>
+        <w:rFonts w:ascii="Wingdings" w:hAnsi="Wingdings" w:hint="default"/>
       </w:rPr>
     </w:lvl>
   </w:abstractNum>
@@ -3625,11 +4173,11 @@
 </file>
 
 <file path=word/styles.xml><?xml version="1.0" encoding="utf-8"?>
-<w:styles xmlns:wp14="http://schemas.microsoft.com/office/word/2010/wordprocessingDrawing" xmlns:mc="http://schemas.openxmlformats.org/markup-compatibility/2006" xmlns:r="http://schemas.openxmlformats.org/officeDocument/2006/relationships" xmlns:w="http://schemas.openxmlformats.org/wordprocessingml/2006/main" xmlns:w14="http://schemas.microsoft.com/office/word/2010/wordml" xmlns:w15="http://schemas.microsoft.com/office/word/2012/wordml" xmlns:w16cex="http://schemas.microsoft.com/office/word/2018/wordml/cex" xmlns:w16cid="http://schemas.microsoft.com/office/word/2016/wordml/cid" xmlns:w16="http://schemas.microsoft.com/office/word/2018/wordml" xmlns:w16du="http://schemas.microsoft.com/office/word/2023/wordml/word16du" xmlns:w16sdtdh="http://schemas.microsoft.com/office/word/2020/wordml/sdtdatahash" xmlns:w16sdtfl="http://schemas.microsoft.com/office/word/2024/wordml/sdtformatlock" xmlns:w16se="http://schemas.microsoft.com/office/word/2015/wordml/symex" mc:Ignorable="w14 w15 w16se w16cid w16 w16cex w16sdtdh w16sdtfl w16du wp14">
+<w:styles xmlns:mc="http://schemas.openxmlformats.org/markup-compatibility/2006" xmlns:r="http://schemas.openxmlformats.org/officeDocument/2006/relationships" xmlns:w="http://schemas.openxmlformats.org/wordprocessingml/2006/main" xmlns:w14="http://schemas.microsoft.com/office/word/2010/wordml" xmlns:w15="http://schemas.microsoft.com/office/word/2012/wordml" xmlns:w16cex="http://schemas.microsoft.com/office/word/2018/wordml/cex" xmlns:w16cid="http://schemas.microsoft.com/office/word/2016/wordml/cid" xmlns:w16="http://schemas.microsoft.com/office/word/2018/wordml" xmlns:w16du="http://schemas.microsoft.com/office/word/2023/wordml/word16du" xmlns:w16sdtdh="http://schemas.microsoft.com/office/word/2020/wordml/sdtdatahash" xmlns:w16sdtfl="http://schemas.microsoft.com/office/word/2024/wordml/sdtformatlock" xmlns:w16se="http://schemas.microsoft.com/office/word/2015/wordml/symex" mc:Ignorable="w14 w15 w16se w16cid w16 w16cex w16sdtdh w16sdtfl w16du">
   <w:docDefaults>
     <w:rPrDefault>
       <w:rPr>
-        <w:rFonts w:asciiTheme="minorHAnsi" w:hAnsiTheme="minorHAnsi" w:eastAsiaTheme="minorHAnsi" w:cstheme="minorBidi"/>
+        <w:rFonts w:asciiTheme="minorHAnsi" w:eastAsiaTheme="minorHAnsi" w:hAnsiTheme="minorHAnsi" w:cstheme="minorBidi"/>
         <w:sz w:val="22"/>
         <w:szCs w:val="22"/>
         <w:lang w:val="pt-BR" w:eastAsia="en-US" w:bidi="ar-SA"/>
@@ -3644,14 +4192,14 @@
   <w:latentStyles w:defLockedState="0" w:defUIPriority="99" w:defSemiHidden="0" w:defUnhideWhenUsed="0" w:defQFormat="0" w:count="376">
     <w:lsdException w:name="Normal" w:uiPriority="0" w:qFormat="1"/>
     <w:lsdException w:name="heading 1" w:uiPriority="9" w:qFormat="1"/>
-    <w:lsdException w:name="heading 2" w:uiPriority="9" w:semiHidden="1" w:unhideWhenUsed="1" w:qFormat="1"/>
-    <w:lsdException w:name="heading 3" w:uiPriority="9" w:semiHidden="1" w:unhideWhenUsed="1" w:qFormat="1"/>
-    <w:lsdException w:name="heading 4" w:uiPriority="9" w:semiHidden="1" w:unhideWhenUsed="1" w:qFormat="1"/>
-    <w:lsdException w:name="heading 5" w:uiPriority="9" w:semiHidden="1" w:unhideWhenUsed="1" w:qFormat="1"/>
-    <w:lsdException w:name="heading 6" w:uiPriority="9" w:semiHidden="1" w:unhideWhenUsed="1"/>
-    <w:lsdException w:name="heading 7" w:uiPriority="9" w:semiHidden="1" w:unhideWhenUsed="1" w:qFormat="1"/>
-    <w:lsdException w:name="heading 8" w:uiPriority="9" w:semiHidden="1" w:unhideWhenUsed="1" w:qFormat="1"/>
-    <w:lsdException w:name="heading 9" w:uiPriority="9" w:semiHidden="1" w:unhideWhenUsed="1" w:qFormat="1"/>
+    <w:lsdException w:name="heading 2" w:semiHidden="1" w:uiPriority="9" w:unhideWhenUsed="1" w:qFormat="1"/>
+    <w:lsdException w:name="heading 3" w:semiHidden="1" w:uiPriority="9" w:unhideWhenUsed="1" w:qFormat="1"/>
+    <w:lsdException w:name="heading 4" w:semiHidden="1" w:uiPriority="9" w:unhideWhenUsed="1" w:qFormat="1"/>
+    <w:lsdException w:name="heading 5" w:semiHidden="1" w:uiPriority="9" w:unhideWhenUsed="1" w:qFormat="1"/>
+    <w:lsdException w:name="heading 6" w:semiHidden="1" w:uiPriority="9" w:unhideWhenUsed="1"/>
+    <w:lsdException w:name="heading 7" w:semiHidden="1" w:uiPriority="9" w:unhideWhenUsed="1" w:qFormat="1"/>
+    <w:lsdException w:name="heading 8" w:semiHidden="1" w:uiPriority="9" w:unhideWhenUsed="1" w:qFormat="1"/>
+    <w:lsdException w:name="heading 9" w:semiHidden="1" w:uiPriority="9" w:unhideWhenUsed="1" w:qFormat="1"/>
     <w:lsdException w:name="index 1" w:semiHidden="1" w:unhideWhenUsed="1"/>
     <w:lsdException w:name="index 2" w:semiHidden="1" w:unhideWhenUsed="1"/>
     <w:lsdException w:name="index 3" w:semiHidden="1" w:unhideWhenUsed="1"/>
@@ -3661,22 +4209,22 @@
     <w:lsdException w:name="index 7" w:semiHidden="1" w:unhideWhenUsed="1"/>
     <w:lsdException w:name="index 8" w:semiHidden="1" w:unhideWhenUsed="1"/>
     <w:lsdException w:name="index 9" w:semiHidden="1" w:unhideWhenUsed="1"/>
-    <w:lsdException w:name="toc 1" w:uiPriority="39" w:semiHidden="1" w:unhideWhenUsed="1"/>
-    <w:lsdException w:name="toc 2" w:uiPriority="39" w:semiHidden="1" w:unhideWhenUsed="1"/>
-    <w:lsdException w:name="toc 3" w:uiPriority="39" w:semiHidden="1" w:unhideWhenUsed="1"/>
-    <w:lsdException w:name="toc 4" w:uiPriority="39" w:semiHidden="1" w:unhideWhenUsed="1"/>
-    <w:lsdException w:name="toc 5" w:uiPriority="39" w:semiHidden="1" w:unhideWhenUsed="1"/>
-    <w:lsdException w:name="toc 6" w:uiPriority="39" w:semiHidden="1" w:unhideWhenUsed="1"/>
-    <w:lsdException w:name="toc 7" w:uiPriority="39" w:semiHidden="1" w:unhideWhenUsed="1"/>
-    <w:lsdException w:name="toc 8" w:uiPriority="39" w:semiHidden="1" w:unhideWhenUsed="1"/>
-    <w:lsdException w:name="toc 9" w:uiPriority="39" w:semiHidden="1" w:unhideWhenUsed="1"/>
+    <w:lsdException w:name="toc 1" w:semiHidden="1" w:uiPriority="39" w:unhideWhenUsed="1"/>
+    <w:lsdException w:name="toc 2" w:semiHidden="1" w:uiPriority="39" w:unhideWhenUsed="1"/>
+    <w:lsdException w:name="toc 3" w:semiHidden="1" w:uiPriority="39" w:unhideWhenUsed="1"/>
+    <w:lsdException w:name="toc 4" w:semiHidden="1" w:uiPriority="39" w:unhideWhenUsed="1"/>
+    <w:lsdException w:name="toc 5" w:semiHidden="1" w:uiPriority="39" w:unhideWhenUsed="1"/>
+    <w:lsdException w:name="toc 6" w:semiHidden="1" w:uiPriority="39" w:unhideWhenUsed="1"/>
+    <w:lsdException w:name="toc 7" w:semiHidden="1" w:uiPriority="39" w:unhideWhenUsed="1"/>
+    <w:lsdException w:name="toc 8" w:semiHidden="1" w:uiPriority="39" w:unhideWhenUsed="1"/>
+    <w:lsdException w:name="toc 9" w:semiHidden="1" w:uiPriority="39" w:unhideWhenUsed="1"/>
     <w:lsdException w:name="Normal Indent" w:semiHidden="1" w:unhideWhenUsed="1"/>
     <w:lsdException w:name="footnote text" w:semiHidden="1" w:unhideWhenUsed="1"/>
-    <w:lsdException w:name="annotation text" w:uiPriority="0" w:semiHidden="1" w:unhideWhenUsed="1"/>
+    <w:lsdException w:name="annotation text" w:semiHidden="1" w:uiPriority="0" w:unhideWhenUsed="1"/>
     <w:lsdException w:name="header" w:semiHidden="1" w:unhideWhenUsed="1"/>
     <w:lsdException w:name="footer" w:semiHidden="1" w:unhideWhenUsed="1" w:qFormat="1"/>
     <w:lsdException w:name="index heading" w:semiHidden="1" w:unhideWhenUsed="1"/>
-    <w:lsdException w:name="caption" w:uiPriority="35" w:semiHidden="1" w:unhideWhenUsed="1" w:qFormat="1"/>
+    <w:lsdException w:name="caption" w:semiHidden="1" w:uiPriority="35" w:unhideWhenUsed="1" w:qFormat="1"/>
     <w:lsdException w:name="table of figures" w:semiHidden="1" w:unhideWhenUsed="1"/>
     <w:lsdException w:name="envelope address" w:semiHidden="1" w:unhideWhenUsed="1"/>
     <w:lsdException w:name="envelope return" w:semiHidden="1" w:unhideWhenUsed="1"/>
@@ -3707,7 +4255,7 @@
     <w:lsdException w:name="Title" w:uiPriority="10"/>
     <w:lsdException w:name="Closing" w:semiHidden="1" w:unhideWhenUsed="1"/>
     <w:lsdException w:name="Signature" w:semiHidden="1" w:unhideWhenUsed="1"/>
-    <w:lsdException w:name="Default Paragraph Font" w:uiPriority="1" w:semiHidden="1" w:unhideWhenUsed="1"/>
+    <w:lsdException w:name="Default Paragraph Font" w:semiHidden="1" w:uiPriority="1" w:unhideWhenUsed="1"/>
     <w:lsdException w:name="Body Text" w:semiHidden="1" w:unhideWhenUsed="1"/>
     <w:lsdException w:name="Body Text Indent" w:semiHidden="1" w:unhideWhenUsed="1"/>
     <w:lsdException w:name="List Continue" w:semiHidden="1" w:unhideWhenUsed="1"/>
@@ -3907,8 +4455,8 @@
     <w:lsdException w:name="Subtle Reference" w:uiPriority="31" w:qFormat="1"/>
     <w:lsdException w:name="Intense Reference" w:uiPriority="32" w:qFormat="1"/>
     <w:lsdException w:name="Book Title" w:uiPriority="33" w:qFormat="1"/>
-    <w:lsdException w:name="Bibliography" w:uiPriority="37" w:semiHidden="1" w:unhideWhenUsed="1"/>
-    <w:lsdException w:name="TOC Heading" w:uiPriority="39" w:semiHidden="1" w:unhideWhenUsed="1" w:qFormat="1"/>
+    <w:lsdException w:name="Bibliography" w:semiHidden="1" w:uiPriority="37" w:unhideWhenUsed="1"/>
+    <w:lsdException w:name="TOC Heading" w:semiHidden="1" w:uiPriority="39" w:unhideWhenUsed="1" w:qFormat="1"/>
     <w:lsdException w:name="Plain Table 1" w:uiPriority="41"/>
     <w:lsdException w:name="Plain Table 2" w:uiPriority="42"/>
     <w:lsdException w:name="Plain Table 3" w:uiPriority="43"/>
@@ -4019,7 +4567,7 @@
     <w:lsdException w:name="Unresolved Mention" w:semiHidden="1" w:unhideWhenUsed="1"/>
     <w:lsdException w:name="Smart Link" w:semiHidden="1" w:unhideWhenUsed="1"/>
   </w:latentStyles>
-  <w:style w:type="paragraph" w:styleId="Normal" w:default="1">
+  <w:style w:type="paragraph" w:default="1" w:styleId="Normal">
     <w:name w:val="Normal"/>
     <w:qFormat/>
     <w:rsid w:val="00A91E4A"/>
@@ -4034,11 +4582,11 @@
       <w:sz w:val="24"/>
     </w:rPr>
   </w:style>
-  <w:style w:type="paragraph" w:styleId="Ttulo1">
+  <w:style w:type="paragraph" w:styleId="Heading1">
     <w:name w:val="heading 1"/>
     <w:basedOn w:val="Normal"/>
     <w:next w:val="Normal"/>
-    <w:link w:val="Ttulo1Char"/>
+    <w:link w:val="Heading1Char"/>
     <w:autoRedefine/>
     <w:uiPriority w:val="9"/>
     <w:qFormat/>
@@ -4057,11 +4605,11 @@
       <w:szCs w:val="32"/>
     </w:rPr>
   </w:style>
-  <w:style w:type="paragraph" w:styleId="Ttulo2">
+  <w:style w:type="paragraph" w:styleId="Heading2">
     <w:name w:val="heading 2"/>
     <w:basedOn w:val="Normal"/>
     <w:next w:val="Normal"/>
-    <w:link w:val="Ttulo2Char"/>
+    <w:link w:val="Heading2Char"/>
     <w:autoRedefine/>
     <w:uiPriority w:val="9"/>
     <w:unhideWhenUsed/>
@@ -4081,11 +4629,11 @@
       <w:szCs w:val="26"/>
     </w:rPr>
   </w:style>
-  <w:style w:type="paragraph" w:styleId="Ttulo3">
+  <w:style w:type="paragraph" w:styleId="Heading3">
     <w:name w:val="heading 3"/>
     <w:basedOn w:val="Normal"/>
     <w:next w:val="Normal"/>
-    <w:link w:val="Ttulo3Char"/>
+    <w:link w:val="Heading3Char"/>
     <w:autoRedefine/>
     <w:uiPriority w:val="9"/>
     <w:unhideWhenUsed/>
@@ -4106,11 +4654,11 @@
       <w:szCs w:val="24"/>
     </w:rPr>
   </w:style>
-  <w:style w:type="paragraph" w:styleId="Ttulo4">
+  <w:style w:type="paragraph" w:styleId="Heading4">
     <w:name w:val="heading 4"/>
     <w:basedOn w:val="Normal"/>
     <w:next w:val="Normal"/>
-    <w:link w:val="Ttulo4Char"/>
+    <w:link w:val="Heading4Char"/>
     <w:uiPriority w:val="9"/>
     <w:unhideWhenUsed/>
     <w:qFormat/>
@@ -4130,11 +4678,11 @@
       <w:iCs/>
     </w:rPr>
   </w:style>
-  <w:style w:type="paragraph" w:styleId="Ttulo5">
+  <w:style w:type="paragraph" w:styleId="Heading5">
     <w:name w:val="heading 5"/>
     <w:basedOn w:val="Normal"/>
     <w:next w:val="Normal"/>
-    <w:link w:val="Ttulo5Char"/>
+    <w:link w:val="Heading5Char"/>
     <w:autoRedefine/>
     <w:uiPriority w:val="9"/>
     <w:unhideWhenUsed/>
@@ -4154,12 +4702,12 @@
       <w:u w:val="single"/>
     </w:rPr>
   </w:style>
-  <w:style w:type="paragraph" w:styleId="Ttulo6">
+  <w:style w:type="paragraph" w:styleId="Heading6">
     <w:name w:val="heading 6"/>
     <w:aliases w:val="Título 6 - Elementos Pós-Textuais"/>
     <w:basedOn w:val="Normal"/>
     <w:next w:val="Normal"/>
-    <w:link w:val="Ttulo6Char"/>
+    <w:link w:val="Heading6Char"/>
     <w:uiPriority w:val="9"/>
     <w:unhideWhenUsed/>
     <w:rsid w:val="00756879"/>
@@ -4174,11 +4722,11 @@
       <w:caps/>
     </w:rPr>
   </w:style>
-  <w:style w:type="paragraph" w:styleId="Ttulo7">
+  <w:style w:type="paragraph" w:styleId="Heading7">
     <w:name w:val="heading 7"/>
     <w:basedOn w:val="Normal"/>
     <w:next w:val="Normal"/>
-    <w:link w:val="Ttulo7Char"/>
+    <w:link w:val="Heading7Char"/>
     <w:uiPriority w:val="9"/>
     <w:semiHidden/>
     <w:unhideWhenUsed/>
@@ -4195,17 +4743,17 @@
       <w:outlineLvl w:val="6"/>
     </w:pPr>
     <w:rPr>
-      <w:rFonts w:asciiTheme="majorHAnsi" w:hAnsiTheme="majorHAnsi" w:eastAsiaTheme="majorEastAsia" w:cstheme="majorBidi"/>
+      <w:rFonts w:asciiTheme="majorHAnsi" w:eastAsiaTheme="majorEastAsia" w:hAnsiTheme="majorHAnsi" w:cstheme="majorBidi"/>
       <w:i/>
       <w:iCs/>
       <w:color w:val="1F3763" w:themeColor="accent1" w:themeShade="7F"/>
     </w:rPr>
   </w:style>
-  <w:style w:type="paragraph" w:styleId="Ttulo8">
+  <w:style w:type="paragraph" w:styleId="Heading8">
     <w:name w:val="heading 8"/>
     <w:basedOn w:val="Normal"/>
     <w:next w:val="Normal"/>
-    <w:link w:val="Ttulo8Char"/>
+    <w:link w:val="Heading8Char"/>
     <w:uiPriority w:val="9"/>
     <w:semiHidden/>
     <w:unhideWhenUsed/>
@@ -4222,17 +4770,17 @@
       <w:outlineLvl w:val="7"/>
     </w:pPr>
     <w:rPr>
-      <w:rFonts w:asciiTheme="majorHAnsi" w:hAnsiTheme="majorHAnsi" w:eastAsiaTheme="majorEastAsia" w:cstheme="majorBidi"/>
+      <w:rFonts w:asciiTheme="majorHAnsi" w:eastAsiaTheme="majorEastAsia" w:hAnsiTheme="majorHAnsi" w:cstheme="majorBidi"/>
       <w:color w:val="272727" w:themeColor="text1" w:themeTint="D8"/>
       <w:sz w:val="21"/>
       <w:szCs w:val="21"/>
     </w:rPr>
   </w:style>
-  <w:style w:type="paragraph" w:styleId="Ttulo9">
+  <w:style w:type="paragraph" w:styleId="Heading9">
     <w:name w:val="heading 9"/>
     <w:basedOn w:val="Normal"/>
     <w:next w:val="Normal"/>
-    <w:link w:val="Ttulo9Char"/>
+    <w:link w:val="Heading9Char"/>
     <w:uiPriority w:val="9"/>
     <w:semiHidden/>
     <w:unhideWhenUsed/>
@@ -4249,7 +4797,7 @@
       <w:outlineLvl w:val="8"/>
     </w:pPr>
     <w:rPr>
-      <w:rFonts w:asciiTheme="majorHAnsi" w:hAnsiTheme="majorHAnsi" w:eastAsiaTheme="majorEastAsia" w:cstheme="majorBidi"/>
+      <w:rFonts w:asciiTheme="majorHAnsi" w:eastAsiaTheme="majorEastAsia" w:hAnsiTheme="majorHAnsi" w:cstheme="majorBidi"/>
       <w:i/>
       <w:iCs/>
       <w:color w:val="272727" w:themeColor="text1" w:themeTint="D8"/>
@@ -4257,12 +4805,13 @@
       <w:szCs w:val="21"/>
     </w:rPr>
   </w:style>
-  <w:style w:type="character" w:styleId="Fontepargpadro" w:default="1">
+  <w:style w:type="character" w:default="1" w:styleId="DefaultParagraphFont">
     <w:name w:val="Default Paragraph Font"/>
     <w:uiPriority w:val="1"/>
+    <w:semiHidden/>
     <w:unhideWhenUsed/>
   </w:style>
-  <w:style w:type="table" w:styleId="Tabelanormal" w:default="1">
+  <w:style w:type="table" w:default="1" w:styleId="TableNormal">
     <w:name w:val="Normal Table"/>
     <w:uiPriority w:val="99"/>
     <w:semiHidden/>
@@ -4277,13 +4826,13 @@
       </w:tblCellMar>
     </w:tblPr>
   </w:style>
-  <w:style w:type="numbering" w:styleId="Semlista" w:default="1">
+  <w:style w:type="numbering" w:default="1" w:styleId="NoList">
     <w:name w:val="No List"/>
     <w:uiPriority w:val="99"/>
     <w:semiHidden/>
     <w:unhideWhenUsed/>
   </w:style>
-  <w:style w:type="paragraph" w:styleId="Sumrio1">
+  <w:style w:type="paragraph" w:styleId="TOC1">
     <w:name w:val="toc 1"/>
     <w:basedOn w:val="Normal"/>
     <w:next w:val="Normal"/>
@@ -4303,7 +4852,7 @@
       <w:noProof/>
     </w:rPr>
   </w:style>
-  <w:style w:type="paragraph" w:styleId="Sumrio2">
+  <w:style w:type="paragraph" w:styleId="TOC2">
     <w:name w:val="toc 2"/>
     <w:basedOn w:val="Normal"/>
     <w:next w:val="Normal"/>
@@ -4323,7 +4872,7 @@
       <w:noProof/>
     </w:rPr>
   </w:style>
-  <w:style w:type="paragraph" w:styleId="Sumrio3">
+  <w:style w:type="paragraph" w:styleId="TOC3">
     <w:name w:val="toc 3"/>
     <w:basedOn w:val="Normal"/>
     <w:next w:val="Normal"/>
@@ -4342,7 +4891,7 @@
       <w:noProof/>
     </w:rPr>
   </w:style>
-  <w:style w:type="paragraph" w:styleId="Sumrio4">
+  <w:style w:type="paragraph" w:styleId="TOC4">
     <w:name w:val="toc 4"/>
     <w:basedOn w:val="Normal"/>
     <w:next w:val="Normal"/>
@@ -4362,7 +4911,7 @@
       <w:noProof/>
     </w:rPr>
   </w:style>
-  <w:style w:type="paragraph" w:styleId="Sumrio5">
+  <w:style w:type="paragraph" w:styleId="TOC5">
     <w:name w:val="toc 5"/>
     <w:basedOn w:val="Normal"/>
     <w:next w:val="Normal"/>
@@ -4380,7 +4929,7 @@
       <w:ind w:left="907" w:hanging="907"/>
     </w:pPr>
   </w:style>
-  <w:style w:type="paragraph" w:styleId="Sumrio6">
+  <w:style w:type="paragraph" w:styleId="TOC6">
     <w:name w:val="toc 6"/>
     <w:basedOn w:val="Normal"/>
     <w:next w:val="Normal"/>
@@ -4396,14 +4945,14 @@
       <w:caps/>
     </w:rPr>
   </w:style>
-  <w:style w:type="character" w:styleId="Ttulo1Char" w:customStyle="1">
-    <w:name w:val="Título 1 Char"/>
-    <w:basedOn w:val="Fontepargpadro"/>
-    <w:link w:val="Ttulo1"/>
+  <w:style w:type="character" w:customStyle="1" w:styleId="Heading1Char">
+    <w:name w:val="Heading 1 Char"/>
+    <w:basedOn w:val="DefaultParagraphFont"/>
+    <w:link w:val="Heading1"/>
     <w:uiPriority w:val="9"/>
     <w:rsid w:val="00273714"/>
     <w:rPr>
-      <w:rFonts w:ascii="Arial" w:hAnsi="Arial" w:eastAsiaTheme="majorEastAsia" w:cstheme="majorBidi"/>
+      <w:rFonts w:ascii="Arial" w:eastAsiaTheme="majorEastAsia" w:hAnsi="Arial" w:cstheme="majorBidi"/>
       <w:b/>
       <w:caps/>
       <w:color w:val="000000" w:themeColor="text1"/>
@@ -4411,65 +4960,65 @@
       <w:szCs w:val="32"/>
     </w:rPr>
   </w:style>
-  <w:style w:type="character" w:styleId="Ttulo2Char" w:customStyle="1">
-    <w:name w:val="Título 2 Char"/>
-    <w:basedOn w:val="Fontepargpadro"/>
-    <w:link w:val="Ttulo2"/>
+  <w:style w:type="character" w:customStyle="1" w:styleId="Heading2Char">
+    <w:name w:val="Heading 2 Char"/>
+    <w:basedOn w:val="DefaultParagraphFont"/>
+    <w:link w:val="Heading2"/>
     <w:uiPriority w:val="9"/>
     <w:rsid w:val="008557FA"/>
     <w:rPr>
-      <w:rFonts w:ascii="Arial" w:hAnsi="Arial" w:eastAsiaTheme="majorEastAsia" w:cstheme="majorBidi"/>
+      <w:rFonts w:ascii="Arial" w:eastAsiaTheme="majorEastAsia" w:hAnsi="Arial" w:cstheme="majorBidi"/>
       <w:b/>
       <w:color w:val="000000" w:themeColor="text1"/>
       <w:sz w:val="24"/>
       <w:szCs w:val="26"/>
     </w:rPr>
   </w:style>
-  <w:style w:type="character" w:styleId="Ttulo3Char" w:customStyle="1">
-    <w:name w:val="Título 3 Char"/>
-    <w:basedOn w:val="Fontepargpadro"/>
-    <w:link w:val="Ttulo3"/>
+  <w:style w:type="character" w:customStyle="1" w:styleId="Heading3Char">
+    <w:name w:val="Heading 3 Char"/>
+    <w:basedOn w:val="DefaultParagraphFont"/>
+    <w:link w:val="Heading3"/>
     <w:uiPriority w:val="9"/>
     <w:rsid w:val="00065B0B"/>
     <w:rPr>
-      <w:rFonts w:ascii="Arial" w:hAnsi="Arial" w:eastAsiaTheme="majorEastAsia" w:cstheme="majorBidi"/>
+      <w:rFonts w:ascii="Arial" w:eastAsiaTheme="majorEastAsia" w:hAnsi="Arial" w:cstheme="majorBidi"/>
       <w:bCs/>
       <w:color w:val="000000" w:themeColor="text1"/>
       <w:sz w:val="24"/>
       <w:szCs w:val="24"/>
     </w:rPr>
   </w:style>
-  <w:style w:type="character" w:styleId="Ttulo4Char" w:customStyle="1">
-    <w:name w:val="Título 4 Char"/>
-    <w:basedOn w:val="Fontepargpadro"/>
-    <w:link w:val="Ttulo4"/>
+  <w:style w:type="character" w:customStyle="1" w:styleId="Heading4Char">
+    <w:name w:val="Heading 4 Char"/>
+    <w:basedOn w:val="DefaultParagraphFont"/>
+    <w:link w:val="Heading4"/>
     <w:uiPriority w:val="9"/>
     <w:rsid w:val="00EF19D6"/>
     <w:rPr>
-      <w:rFonts w:ascii="Arial" w:hAnsi="Arial" w:eastAsiaTheme="majorEastAsia" w:cstheme="majorBidi"/>
+      <w:rFonts w:ascii="Arial" w:eastAsiaTheme="majorEastAsia" w:hAnsi="Arial" w:cstheme="majorBidi"/>
       <w:i/>
       <w:iCs/>
       <w:color w:val="000000" w:themeColor="text1"/>
     </w:rPr>
   </w:style>
-  <w:style w:type="character" w:styleId="Ttulo5Char" w:customStyle="1">
-    <w:name w:val="Título 5 Char"/>
-    <w:basedOn w:val="Fontepargpadro"/>
-    <w:link w:val="Ttulo5"/>
+  <w:style w:type="character" w:customStyle="1" w:styleId="Heading5Char">
+    <w:name w:val="Heading 5 Char"/>
+    <w:basedOn w:val="DefaultParagraphFont"/>
+    <w:link w:val="Heading5"/>
     <w:uiPriority w:val="9"/>
     <w:rsid w:val="00065B0B"/>
     <w:rPr>
-      <w:rFonts w:ascii="Arial" w:hAnsi="Arial" w:eastAsiaTheme="majorEastAsia" w:cstheme="majorBidi"/>
+      <w:rFonts w:ascii="Arial" w:eastAsiaTheme="majorEastAsia" w:hAnsi="Arial" w:cstheme="majorBidi"/>
       <w:color w:val="000000" w:themeColor="text1"/>
       <w:sz w:val="24"/>
       <w:u w:val="single"/>
     </w:rPr>
   </w:style>
-  <w:style w:type="character" w:styleId="Ttulo6Char" w:customStyle="1">
-    <w:name w:val="Título 6 Char"/>
+  <w:style w:type="character" w:customStyle="1" w:styleId="Heading6Char">
+    <w:name w:val="Heading 6 Char"/>
     <w:aliases w:val="Título 6 - Elementos Pós-Textuais Char"/>
-    <w:basedOn w:val="Fontepargpadro"/>
-    <w:link w:val="Ttulo6"/>
+    <w:basedOn w:val="DefaultParagraphFont"/>
+    <w:link w:val="Heading6"/>
     <w:uiPriority w:val="9"/>
     <w:rsid w:val="00756879"/>
     <w:rPr>
@@ -4480,43 +5029,43 @@
       <w:sz w:val="24"/>
     </w:rPr>
   </w:style>
-  <w:style w:type="character" w:styleId="Ttulo7Char" w:customStyle="1">
-    <w:name w:val="Título 7 Char"/>
-    <w:basedOn w:val="Fontepargpadro"/>
-    <w:link w:val="Ttulo7"/>
+  <w:style w:type="character" w:customStyle="1" w:styleId="Heading7Char">
+    <w:name w:val="Heading 7 Char"/>
+    <w:basedOn w:val="DefaultParagraphFont"/>
+    <w:link w:val="Heading7"/>
     <w:uiPriority w:val="9"/>
     <w:semiHidden/>
     <w:rsid w:val="00350DD7"/>
     <w:rPr>
-      <w:rFonts w:asciiTheme="majorHAnsi" w:hAnsiTheme="majorHAnsi" w:eastAsiaTheme="majorEastAsia" w:cstheme="majorBidi"/>
+      <w:rFonts w:asciiTheme="majorHAnsi" w:eastAsiaTheme="majorEastAsia" w:hAnsiTheme="majorHAnsi" w:cstheme="majorBidi"/>
       <w:i/>
       <w:iCs/>
       <w:color w:val="1F3763" w:themeColor="accent1" w:themeShade="7F"/>
     </w:rPr>
   </w:style>
-  <w:style w:type="character" w:styleId="Ttulo8Char" w:customStyle="1">
-    <w:name w:val="Título 8 Char"/>
-    <w:basedOn w:val="Fontepargpadro"/>
-    <w:link w:val="Ttulo8"/>
+  <w:style w:type="character" w:customStyle="1" w:styleId="Heading8Char">
+    <w:name w:val="Heading 8 Char"/>
+    <w:basedOn w:val="DefaultParagraphFont"/>
+    <w:link w:val="Heading8"/>
     <w:uiPriority w:val="9"/>
     <w:semiHidden/>
     <w:rsid w:val="00350DD7"/>
     <w:rPr>
-      <w:rFonts w:asciiTheme="majorHAnsi" w:hAnsiTheme="majorHAnsi" w:eastAsiaTheme="majorEastAsia" w:cstheme="majorBidi"/>
+      <w:rFonts w:asciiTheme="majorHAnsi" w:eastAsiaTheme="majorEastAsia" w:hAnsiTheme="majorHAnsi" w:cstheme="majorBidi"/>
       <w:color w:val="272727" w:themeColor="text1" w:themeTint="D8"/>
       <w:sz w:val="21"/>
       <w:szCs w:val="21"/>
     </w:rPr>
   </w:style>
-  <w:style w:type="character" w:styleId="Ttulo9Char" w:customStyle="1">
-    <w:name w:val="Título 9 Char"/>
-    <w:basedOn w:val="Fontepargpadro"/>
-    <w:link w:val="Ttulo9"/>
+  <w:style w:type="character" w:customStyle="1" w:styleId="Heading9Char">
+    <w:name w:val="Heading 9 Char"/>
+    <w:basedOn w:val="DefaultParagraphFont"/>
+    <w:link w:val="Heading9"/>
     <w:uiPriority w:val="9"/>
     <w:semiHidden/>
     <w:rsid w:val="00350DD7"/>
     <w:rPr>
-      <w:rFonts w:asciiTheme="majorHAnsi" w:hAnsiTheme="majorHAnsi" w:eastAsiaTheme="majorEastAsia" w:cstheme="majorBidi"/>
+      <w:rFonts w:asciiTheme="majorHAnsi" w:eastAsiaTheme="majorEastAsia" w:hAnsiTheme="majorHAnsi" w:cstheme="majorBidi"/>
       <w:i/>
       <w:iCs/>
       <w:color w:val="272727" w:themeColor="text1" w:themeTint="D8"/>
@@ -4526,7 +5075,7 @@
   </w:style>
   <w:style w:type="character" w:styleId="Hyperlink">
     <w:name w:val="Hyperlink"/>
-    <w:basedOn w:val="Fontepargpadro"/>
+    <w:basedOn w:val="DefaultParagraphFont"/>
     <w:uiPriority w:val="99"/>
     <w:unhideWhenUsed/>
     <w:rsid w:val="00EF19D6"/>
@@ -4535,10 +5084,10 @@
       <w:u w:val="single"/>
     </w:rPr>
   </w:style>
-  <w:style w:type="paragraph" w:styleId="Cabealho">
+  <w:style w:type="paragraph" w:styleId="Header">
     <w:name w:val="header"/>
     <w:basedOn w:val="Normal"/>
-    <w:link w:val="CabealhoChar"/>
+    <w:link w:val="HeaderChar"/>
     <w:uiPriority w:val="99"/>
     <w:unhideWhenUsed/>
     <w:rsid w:val="00CD508B"/>
@@ -4550,10 +5099,10 @@
       <w:spacing w:line="240" w:lineRule="auto"/>
     </w:pPr>
   </w:style>
-  <w:style w:type="character" w:styleId="CabealhoChar" w:customStyle="1">
-    <w:name w:val="Cabeçalho Char"/>
-    <w:basedOn w:val="Fontepargpadro"/>
-    <w:link w:val="Cabealho"/>
+  <w:style w:type="character" w:customStyle="1" w:styleId="HeaderChar">
+    <w:name w:val="Header Char"/>
+    <w:basedOn w:val="DefaultParagraphFont"/>
+    <w:link w:val="Header"/>
     <w:uiPriority w:val="99"/>
     <w:rsid w:val="00CD508B"/>
     <w:rPr>
@@ -4562,7 +5111,7 @@
       <w:sz w:val="24"/>
     </w:rPr>
   </w:style>
-  <w:style w:type="paragraph" w:styleId="CitaoLonga" w:customStyle="1">
+  <w:style w:type="paragraph" w:customStyle="1" w:styleId="CitaoLonga">
     <w:name w:val="Citação Longa"/>
     <w:basedOn w:val="Normal"/>
     <w:qFormat/>
@@ -4579,7 +5128,7 @@
       <w:sz w:val="20"/>
     </w:rPr>
   </w:style>
-  <w:style w:type="paragraph" w:styleId="Legenda">
+  <w:style w:type="paragraph" w:styleId="Caption">
     <w:name w:val="caption"/>
     <w:basedOn w:val="Normal"/>
     <w:next w:val="Normal"/>
@@ -4597,9 +5146,9 @@
       <w:szCs w:val="18"/>
     </w:rPr>
   </w:style>
-  <w:style w:type="paragraph" w:styleId="TtulodasImagens" w:customStyle="1">
+  <w:style w:type="paragraph" w:customStyle="1" w:styleId="TtulodasImagens">
     <w:name w:val="Título das Imagens"/>
-    <w:basedOn w:val="Legenda"/>
+    <w:basedOn w:val="Caption"/>
     <w:qFormat/>
     <w:rsid w:val="002111DB"/>
     <w:pPr>
@@ -4610,7 +5159,7 @@
       <w:color w:val="000000" w:themeColor="text1"/>
     </w:rPr>
   </w:style>
-  <w:style w:type="paragraph" w:styleId="Fontedasimagens" w:customStyle="1">
+  <w:style w:type="paragraph" w:customStyle="1" w:styleId="Fontedasimagens">
     <w:name w:val="Fonte das imagens"/>
     <w:basedOn w:val="Normal"/>
     <w:link w:val="FontedasimagensChar"/>
@@ -4626,7 +5175,7 @@
       <w:szCs w:val="20"/>
     </w:rPr>
   </w:style>
-  <w:style w:type="paragraph" w:styleId="ElementosPr-textuais" w:customStyle="1">
+  <w:style w:type="paragraph" w:customStyle="1" w:styleId="ElementosPr-textuais">
     <w:name w:val="Elementos Pré-textuais"/>
     <w:basedOn w:val="Normal"/>
     <w:next w:val="Resumo"/>
@@ -4642,7 +5191,7 @@
       <w:caps/>
     </w:rPr>
   </w:style>
-  <w:style w:type="paragraph" w:styleId="Referncias" w:customStyle="1">
+  <w:style w:type="paragraph" w:customStyle="1" w:styleId="Referncias">
     <w:name w:val="Referências"/>
     <w:basedOn w:val="Normal"/>
     <w:link w:val="RefernciasChar"/>
@@ -4654,10 +5203,10 @@
       <w:jc w:val="left"/>
     </w:pPr>
   </w:style>
-  <w:style w:type="paragraph" w:styleId="Rodap">
+  <w:style w:type="paragraph" w:styleId="Footer">
     <w:name w:val="footer"/>
     <w:basedOn w:val="Normal"/>
-    <w:link w:val="RodapChar"/>
+    <w:link w:val="FooterChar"/>
     <w:uiPriority w:val="99"/>
     <w:unhideWhenUsed/>
     <w:qFormat/>
@@ -4670,10 +5219,10 @@
       <w:sz w:val="20"/>
     </w:rPr>
   </w:style>
-  <w:style w:type="character" w:styleId="RodapChar" w:customStyle="1">
-    <w:name w:val="Rodapé Char"/>
-    <w:basedOn w:val="Fontepargpadro"/>
-    <w:link w:val="Rodap"/>
+  <w:style w:type="character" w:customStyle="1" w:styleId="FooterChar">
+    <w:name w:val="Footer Char"/>
+    <w:basedOn w:val="DefaultParagraphFont"/>
+    <w:link w:val="Footer"/>
     <w:uiPriority w:val="99"/>
     <w:rsid w:val="006B1337"/>
     <w:rPr>
@@ -4682,10 +5231,10 @@
       <w:sz w:val="20"/>
     </w:rPr>
   </w:style>
-  <w:style w:type="paragraph" w:styleId="Textodecomentrio">
+  <w:style w:type="paragraph" w:styleId="CommentText">
     <w:name w:val="annotation text"/>
     <w:basedOn w:val="Normal"/>
-    <w:link w:val="TextodecomentrioChar"/>
+    <w:link w:val="CommentTextChar"/>
     <w:unhideWhenUsed/>
     <w:rsid w:val="002D0720"/>
     <w:pPr>
@@ -4700,18 +5249,18 @@
       <w:szCs w:val="20"/>
     </w:rPr>
   </w:style>
-  <w:style w:type="character" w:styleId="TextodecomentrioChar" w:customStyle="1">
-    <w:name w:val="Texto de comentário Char"/>
-    <w:basedOn w:val="Fontepargpadro"/>
-    <w:link w:val="Textodecomentrio"/>
+  <w:style w:type="character" w:customStyle="1" w:styleId="CommentTextChar">
+    <w:name w:val="Comment Text Char"/>
+    <w:basedOn w:val="DefaultParagraphFont"/>
+    <w:link w:val="CommentText"/>
     <w:rsid w:val="002D0720"/>
     <w:rPr>
-      <w:rFonts w:ascii="Arial" w:hAnsi="Arial" w:eastAsiaTheme="minorEastAsia"/>
+      <w:rFonts w:ascii="Arial" w:eastAsiaTheme="minorEastAsia" w:hAnsi="Arial"/>
       <w:sz w:val="20"/>
       <w:szCs w:val="20"/>
     </w:rPr>
   </w:style>
-  <w:style w:type="paragraph" w:styleId="Resumo" w:customStyle="1">
+  <w:style w:type="paragraph" w:customStyle="1" w:styleId="Resumo">
     <w:name w:val="Resumo"/>
     <w:basedOn w:val="Normal"/>
     <w:qFormat/>
@@ -4720,10 +5269,10 @@
       <w:ind w:firstLine="0"/>
     </w:pPr>
   </w:style>
-  <w:style w:type="paragraph" w:styleId="Textodenotaderodap">
+  <w:style w:type="paragraph" w:styleId="FootnoteText">
     <w:name w:val="footnote text"/>
     <w:basedOn w:val="Normal"/>
-    <w:link w:val="TextodenotaderodapChar"/>
+    <w:link w:val="FootnoteTextChar"/>
     <w:uiPriority w:val="99"/>
     <w:semiHidden/>
     <w:unhideWhenUsed/>
@@ -4736,10 +5285,10 @@
       <w:szCs w:val="20"/>
     </w:rPr>
   </w:style>
-  <w:style w:type="character" w:styleId="TextodenotaderodapChar" w:customStyle="1">
-    <w:name w:val="Texto de nota de rodapé Char"/>
-    <w:basedOn w:val="Fontepargpadro"/>
-    <w:link w:val="Textodenotaderodap"/>
+  <w:style w:type="character" w:customStyle="1" w:styleId="FootnoteTextChar">
+    <w:name w:val="Footnote Text Char"/>
+    <w:basedOn w:val="DefaultParagraphFont"/>
+    <w:link w:val="FootnoteText"/>
     <w:uiPriority w:val="99"/>
     <w:semiHidden/>
     <w:rsid w:val="00113E58"/>
@@ -4750,9 +5299,9 @@
       <w:szCs w:val="20"/>
     </w:rPr>
   </w:style>
-  <w:style w:type="character" w:styleId="Refdenotaderodap">
+  <w:style w:type="character" w:styleId="FootnoteReference">
     <w:name w:val="footnote reference"/>
-    <w:basedOn w:val="Fontepargpadro"/>
+    <w:basedOn w:val="DefaultParagraphFont"/>
     <w:uiPriority w:val="99"/>
     <w:semiHidden/>
     <w:unhideWhenUsed/>
@@ -4761,9 +5310,9 @@
       <w:vertAlign w:val="superscript"/>
     </w:rPr>
   </w:style>
-  <w:style w:type="character" w:styleId="nfase">
+  <w:style w:type="character" w:styleId="Emphasis">
     <w:name w:val="Emphasis"/>
-    <w:basedOn w:val="Fontepargpadro"/>
+    <w:basedOn w:val="DefaultParagraphFont"/>
     <w:uiPriority w:val="20"/>
     <w:qFormat/>
     <w:rsid w:val="00DD600C"/>
@@ -4772,7 +5321,7 @@
       <w:iCs/>
     </w:rPr>
   </w:style>
-  <w:style w:type="paragraph" w:styleId="ndicedeilustraes">
+  <w:style w:type="paragraph" w:styleId="TableofFigures">
     <w:name w:val="table of figures"/>
     <w:basedOn w:val="Normal"/>
     <w:next w:val="Normal"/>
@@ -4789,9 +5338,9 @@
       <w:szCs w:val="20"/>
     </w:rPr>
   </w:style>
-  <w:style w:type="table" w:styleId="Tabelacomgrade">
+  <w:style w:type="table" w:styleId="TableGrid">
     <w:name w:val="Table Grid"/>
-    <w:basedOn w:val="Tabelanormal"/>
+    <w:basedOn w:val="TableNormal"/>
     <w:uiPriority w:val="59"/>
     <w:rsid w:val="00E36978"/>
     <w:pPr>
@@ -4799,20 +5348,20 @@
     </w:pPr>
     <w:tblPr>
       <w:tblBorders>
-        <w:top w:val="single" w:color="auto" w:sz="4" w:space="0"/>
-        <w:left w:val="single" w:color="auto" w:sz="4" w:space="0"/>
-        <w:bottom w:val="single" w:color="auto" w:sz="4" w:space="0"/>
-        <w:right w:val="single" w:color="auto" w:sz="4" w:space="0"/>
-        <w:insideH w:val="single" w:color="auto" w:sz="4" w:space="0"/>
-        <w:insideV w:val="single" w:color="auto" w:sz="4" w:space="0"/>
+        <w:top w:val="single" w:sz="4" w:space="0" w:color="auto"/>
+        <w:left w:val="single" w:sz="4" w:space="0" w:color="auto"/>
+        <w:bottom w:val="single" w:sz="4" w:space="0" w:color="auto"/>
+        <w:right w:val="single" w:sz="4" w:space="0" w:color="auto"/>
+        <w:insideH w:val="single" w:sz="4" w:space="0" w:color="auto"/>
+        <w:insideV w:val="single" w:sz="4" w:space="0" w:color="auto"/>
       </w:tblBorders>
     </w:tblPr>
   </w:style>
-  <w:style w:type="paragraph" w:styleId="Citao">
+  <w:style w:type="paragraph" w:styleId="Quote">
     <w:name w:val="Quote"/>
     <w:basedOn w:val="Normal"/>
     <w:next w:val="Normal"/>
-    <w:link w:val="CitaoChar"/>
+    <w:link w:val="QuoteChar"/>
     <w:uiPriority w:val="29"/>
     <w:qFormat/>
     <w:rsid w:val="00E36978"/>
@@ -4831,10 +5380,10 @@
       <w:szCs w:val="20"/>
     </w:rPr>
   </w:style>
-  <w:style w:type="character" w:styleId="CitaoChar" w:customStyle="1">
-    <w:name w:val="Citação Char"/>
-    <w:basedOn w:val="Fontepargpadro"/>
-    <w:link w:val="Citao"/>
+  <w:style w:type="character" w:customStyle="1" w:styleId="QuoteChar">
+    <w:name w:val="Quote Char"/>
+    <w:basedOn w:val="DefaultParagraphFont"/>
+    <w:link w:val="Quote"/>
     <w:uiPriority w:val="29"/>
     <w:rsid w:val="00E36978"/>
     <w:rPr>
@@ -4843,7 +5392,7 @@
       <w:szCs w:val="20"/>
     </w:rPr>
   </w:style>
-  <w:style w:type="paragraph" w:styleId="Elementosdacapa" w:customStyle="1">
+  <w:style w:type="paragraph" w:customStyle="1" w:styleId="Elementosdacapa">
     <w:name w:val="Elementos da capa"/>
     <w:basedOn w:val="Normal"/>
     <w:qFormat/>
@@ -4861,7 +5410,7 @@
       <w:lang w:eastAsia="pt-BR"/>
     </w:rPr>
   </w:style>
-  <w:style w:type="paragraph" w:styleId="Naturezadotrabalho" w:customStyle="1">
+  <w:style w:type="paragraph" w:customStyle="1" w:styleId="Naturezadotrabalho">
     <w:name w:val="Natureza do trabalho"/>
     <w:basedOn w:val="Normal"/>
     <w:qFormat/>
@@ -4875,9 +5424,9 @@
       <w:szCs w:val="24"/>
     </w:rPr>
   </w:style>
-  <w:style w:type="character" w:styleId="RefernciasChar" w:customStyle="1">
+  <w:style w:type="character" w:customStyle="1" w:styleId="RefernciasChar">
     <w:name w:val="Referências Char"/>
-    <w:basedOn w:val="Fontepargpadro"/>
+    <w:basedOn w:val="DefaultParagraphFont"/>
     <w:link w:val="Referncias"/>
     <w:locked/>
     <w:rsid w:val="00F97519"/>
@@ -4887,7 +5436,7 @@
       <w:sz w:val="24"/>
     </w:rPr>
   </w:style>
-  <w:style w:type="paragraph" w:styleId="Bancaexaminadora" w:customStyle="1">
+  <w:style w:type="paragraph" w:customStyle="1" w:styleId="Bancaexaminadora">
     <w:name w:val="Banca examinadora"/>
     <w:basedOn w:val="Normal"/>
     <w:qFormat/>
@@ -4900,7 +5449,7 @@
       <w:noProof/>
     </w:rPr>
   </w:style>
-  <w:style w:type="paragraph" w:styleId="Epigrafeat3linhas" w:customStyle="1">
+  <w:style w:type="paragraph" w:customStyle="1" w:styleId="Epigrafeat3linhas">
     <w:name w:val="Epigrafe até 3 linhas"/>
     <w:basedOn w:val="Normal"/>
     <w:qFormat/>
@@ -4909,7 +5458,7 @@
       <w:ind w:left="4536" w:firstLine="0"/>
     </w:pPr>
   </w:style>
-  <w:style w:type="paragraph" w:styleId="Epigrafemaisde3linhas" w:customStyle="1">
+  <w:style w:type="paragraph" w:customStyle="1" w:styleId="Epigrafemaisde3linhas">
     <w:name w:val="Epigrafe mais de 3 linhas"/>
     <w:basedOn w:val="Epigrafeat3linhas"/>
     <w:qFormat/>
@@ -4921,7 +5470,7 @@
       <w:sz w:val="20"/>
     </w:rPr>
   </w:style>
-  <w:style w:type="paragraph" w:styleId="PargrafodaLista">
+  <w:style w:type="paragraph" w:styleId="ListParagraph">
     <w:name w:val="List Paragraph"/>
     <w:basedOn w:val="Normal"/>
     <w:uiPriority w:val="34"/>
@@ -4934,13 +5483,13 @@
       <w:jc w:val="left"/>
     </w:pPr>
     <w:rPr>
-      <w:rFonts w:asciiTheme="minorHAnsi" w:hAnsiTheme="minorHAnsi" w:eastAsiaTheme="minorEastAsia"/>
+      <w:rFonts w:asciiTheme="minorHAnsi" w:eastAsiaTheme="minorEastAsia" w:hAnsiTheme="minorHAnsi"/>
       <w:color w:val="auto"/>
       <w:sz w:val="21"/>
       <w:szCs w:val="21"/>
     </w:rPr>
   </w:style>
-  <w:style w:type="paragraph" w:styleId="Texto" w:customStyle="1">
+  <w:style w:type="paragraph" w:customStyle="1" w:styleId="Texto">
     <w:name w:val="Texto"/>
     <w:basedOn w:val="NormalWeb"/>
     <w:link w:val="TextoChar"/>
@@ -4950,17 +5499,17 @@
       <w:ind w:firstLine="708"/>
     </w:pPr>
     <w:rPr>
-      <w:rFonts w:ascii="Arial" w:hAnsi="Arial" w:eastAsia="Times New Roman" w:cs="Arial"/>
+      <w:rFonts w:ascii="Arial" w:eastAsia="Times New Roman" w:hAnsi="Arial" w:cs="Arial"/>
       <w:lang w:eastAsia="pt-BR"/>
     </w:rPr>
   </w:style>
-  <w:style w:type="character" w:styleId="TextoChar" w:customStyle="1">
+  <w:style w:type="character" w:customStyle="1" w:styleId="TextoChar">
     <w:name w:val="Texto Char"/>
-    <w:basedOn w:val="Fontepargpadro"/>
+    <w:basedOn w:val="DefaultParagraphFont"/>
     <w:link w:val="Texto"/>
     <w:rsid w:val="00B74823"/>
     <w:rPr>
-      <w:rFonts w:ascii="Arial" w:hAnsi="Arial" w:eastAsia="Times New Roman" w:cs="Arial"/>
+      <w:rFonts w:ascii="Arial" w:eastAsia="Times New Roman" w:hAnsi="Arial" w:cs="Arial"/>
       <w:color w:val="000000" w:themeColor="text1"/>
       <w:sz w:val="24"/>
       <w:szCs w:val="24"/>
@@ -4979,9 +5528,9 @@
       <w:szCs w:val="24"/>
     </w:rPr>
   </w:style>
-  <w:style w:type="character" w:styleId="FontedasimagensChar" w:customStyle="1">
+  <w:style w:type="character" w:customStyle="1" w:styleId="FontedasimagensChar">
     <w:name w:val="Fonte das imagens Char"/>
-    <w:basedOn w:val="Fontepargpadro"/>
+    <w:basedOn w:val="DefaultParagraphFont"/>
     <w:link w:val="Fontedasimagens"/>
     <w:rsid w:val="00575780"/>
     <w:rPr>
@@ -4991,9 +5540,9 @@
       <w:szCs w:val="20"/>
     </w:rPr>
   </w:style>
-  <w:style w:type="character" w:styleId="Refdecomentrio">
+  <w:style w:type="character" w:styleId="CommentReference">
     <w:name w:val="annotation reference"/>
-    <w:basedOn w:val="Fontepargpadro"/>
+    <w:basedOn w:val="DefaultParagraphFont"/>
     <w:uiPriority w:val="99"/>
     <w:semiHidden/>
     <w:unhideWhenUsed/>
@@ -5003,11 +5552,11 @@
       <w:szCs w:val="16"/>
     </w:rPr>
   </w:style>
-  <w:style w:type="paragraph" w:styleId="Assuntodocomentrio">
+  <w:style w:type="paragraph" w:styleId="CommentSubject">
     <w:name w:val="annotation subject"/>
-    <w:basedOn w:val="Textodecomentrio"/>
-    <w:next w:val="Textodecomentrio"/>
-    <w:link w:val="AssuntodocomentrioChar"/>
+    <w:basedOn w:val="CommentText"/>
+    <w:next w:val="CommentText"/>
+    <w:link w:val="CommentSubjectChar"/>
     <w:uiPriority w:val="99"/>
     <w:semiHidden/>
     <w:unhideWhenUsed/>
@@ -5024,15 +5573,15 @@
       <w:color w:val="000000" w:themeColor="text1"/>
     </w:rPr>
   </w:style>
-  <w:style w:type="character" w:styleId="AssuntodocomentrioChar" w:customStyle="1">
-    <w:name w:val="Assunto do comentário Char"/>
-    <w:basedOn w:val="TextodecomentrioChar"/>
-    <w:link w:val="Assuntodocomentrio"/>
+  <w:style w:type="character" w:customStyle="1" w:styleId="CommentSubjectChar">
+    <w:name w:val="Comment Subject Char"/>
+    <w:basedOn w:val="CommentTextChar"/>
+    <w:link w:val="CommentSubject"/>
     <w:uiPriority w:val="99"/>
     <w:semiHidden/>
     <w:rsid w:val="00B53AE0"/>
     <w:rPr>
-      <w:rFonts w:ascii="Arial" w:hAnsi="Arial" w:eastAsiaTheme="minorEastAsia"/>
+      <w:rFonts w:ascii="Arial" w:eastAsiaTheme="minorEastAsia" w:hAnsi="Arial"/>
       <w:b/>
       <w:bCs/>
       <w:color w:val="000000" w:themeColor="text1"/>
@@ -5040,10 +5589,10 @@
       <w:szCs w:val="20"/>
     </w:rPr>
   </w:style>
-  <w:style w:type="paragraph" w:styleId="Textodebalo">
+  <w:style w:type="paragraph" w:styleId="BalloonText">
     <w:name w:val="Balloon Text"/>
     <w:basedOn w:val="Normal"/>
-    <w:link w:val="TextodebaloChar"/>
+    <w:link w:val="BalloonTextChar"/>
     <w:uiPriority w:val="99"/>
     <w:semiHidden/>
     <w:unhideWhenUsed/>
@@ -5057,10 +5606,10 @@
       <w:szCs w:val="18"/>
     </w:rPr>
   </w:style>
-  <w:style w:type="character" w:styleId="TextodebaloChar" w:customStyle="1">
-    <w:name w:val="Texto de balão Char"/>
-    <w:basedOn w:val="Fontepargpadro"/>
-    <w:link w:val="Textodebalo"/>
+  <w:style w:type="character" w:customStyle="1" w:styleId="BalloonTextChar">
+    <w:name w:val="Balloon Text Char"/>
+    <w:basedOn w:val="DefaultParagraphFont"/>
+    <w:link w:val="BalloonText"/>
     <w:uiPriority w:val="99"/>
     <w:semiHidden/>
     <w:rsid w:val="00B53AE0"/>
@@ -5071,9 +5620,9 @@
       <w:szCs w:val="18"/>
     </w:rPr>
   </w:style>
-  <w:style w:type="character" w:styleId="MenoPendente">
+  <w:style w:type="character" w:styleId="UnresolvedMention">
     <w:name w:val="Unresolved Mention"/>
-    <w:basedOn w:val="Fontepargpadro"/>
+    <w:basedOn w:val="DefaultParagraphFont"/>
     <w:uiPriority w:val="99"/>
     <w:semiHidden/>
     <w:unhideWhenUsed/>
@@ -5083,9 +5632,9 @@
       <w:shd w:val="clear" w:color="auto" w:fill="E1DFDD"/>
     </w:rPr>
   </w:style>
-  <w:style w:type="paragraph" w:styleId="CabealhodoSumrio">
+  <w:style w:type="paragraph" w:styleId="TOCHeading">
     <w:name w:val="TOC Heading"/>
-    <w:basedOn w:val="Ttulo1"/>
+    <w:basedOn w:val="Heading1"/>
     <w:next w:val="Normal"/>
     <w:uiPriority w:val="39"/>
     <w:unhideWhenUsed/>
@@ -5106,9 +5655,9 @@
       <w:lang w:eastAsia="pt-BR"/>
     </w:rPr>
   </w:style>
-  <w:style w:type="character" w:styleId="HiperlinkVisitado">
+  <w:style w:type="character" w:styleId="FollowedHyperlink">
     <w:name w:val="FollowedHyperlink"/>
-    <w:basedOn w:val="Fontepargpadro"/>
+    <w:basedOn w:val="DefaultParagraphFont"/>
     <w:uiPriority w:val="99"/>
     <w:semiHidden/>
     <w:unhideWhenUsed/>
@@ -5122,7 +5671,7 @@
 </file>
 
 <file path=word/theme/theme1.xml><?xml version="1.0" encoding="utf-8"?>
-<a:theme xmlns:a="http://schemas.openxmlformats.org/drawingml/2006/main" xmlns:thm15="http://schemas.microsoft.com/office/thememl/2012/main" name="Tema do Office">
+<a:theme xmlns:a="http://schemas.openxmlformats.org/drawingml/2006/main" name="Tema do Office">
   <a:themeElements>
     <a:clrScheme name="Office">
       <a:dk1>
@@ -5417,10 +5966,21 @@
 </file>
 
 <file path=customXml/item1.xml><?xml version="1.0" encoding="utf-8"?>
-<b:Sources xmlns:b="http://schemas.openxmlformats.org/officeDocument/2006/bibliography" xmlns="http://schemas.openxmlformats.org/officeDocument/2006/bibliography" SelectedStyle="\APASixthEditionOfficeOnline.xsl" StyleName="APA" Version="6"/>
+<p:properties xmlns:p="http://schemas.microsoft.com/office/2006/metadata/properties" xmlns:xsi="http://www.w3.org/2001/XMLSchema-instance" xmlns:pc="http://schemas.microsoft.com/office/infopath/2007/PartnerControls">
+  <documentManagement/>
+</p:properties>
 </file>
 
 <file path=customXml/item2.xml><?xml version="1.0" encoding="utf-8"?>
+<?mso-contentType ?>
+<FormTemplates xmlns="http://schemas.microsoft.com/sharepoint/v3/contenttype/forms">
+  <Display>DocumentLibraryForm</Display>
+  <Edit>DocumentLibraryForm</Edit>
+  <New>DocumentLibraryForm</New>
+</FormTemplates>
+</file>
+
+<file path=customXml/item3.xml><?xml version="1.0" encoding="utf-8"?>
 <ct:contentTypeSchema xmlns:ct="http://schemas.microsoft.com/office/2006/metadata/contentType" xmlns:ma="http://schemas.microsoft.com/office/2006/metadata/properties/metaAttributes" ct:_="" ma:_="" ma:contentTypeName="Documento" ma:contentTypeID="0x010100441347D372B1684CA0871D8010662EE7" ma:contentTypeVersion="7" ma:contentTypeDescription="Crie um novo documento." ma:contentTypeScope="" ma:versionID="c9a102eed51b747df849c76f4d9f365e">
   <xsd:schema xmlns:xsd="http://www.w3.org/2001/XMLSchema" xmlns:xs="http://www.w3.org/2001/XMLSchema" xmlns:p="http://schemas.microsoft.com/office/2006/metadata/properties" xmlns:ns2="2bf709f8-ce30-4c8d-be0a-05136b9d1faf" targetNamespace="http://schemas.microsoft.com/office/2006/metadata/properties" ma:root="true" ma:fieldsID="517974d091d131e2e43bcc9ca6206513" ns2:_="">
     <xsd:import namespace="2bf709f8-ce30-4c8d-be0a-05136b9d1faf"/>
@@ -5584,30 +6144,28 @@
 </ct:contentTypeSchema>
 </file>
 
-<file path=customXml/item3.xml><?xml version="1.0" encoding="utf-8"?>
-<?mso-contentType ?>
-<FormTemplates xmlns="http://schemas.microsoft.com/sharepoint/v3/contenttype/forms">
-  <Display>DocumentLibraryForm</Display>
-  <Edit>DocumentLibraryForm</Edit>
-  <New>DocumentLibraryForm</New>
-</FormTemplates>
-</file>
-
 <file path=customXml/item4.xml><?xml version="1.0" encoding="utf-8"?>
-<p:properties xmlns:p="http://schemas.microsoft.com/office/2006/metadata/properties" xmlns:xsi="http://www.w3.org/2001/XMLSchema-instance" xmlns:pc="http://schemas.microsoft.com/office/infopath/2007/PartnerControls">
-  <documentManagement/>
-</p:properties>
+<b:Sources xmlns:b="http://schemas.openxmlformats.org/officeDocument/2006/bibliography" xmlns="http://schemas.openxmlformats.org/officeDocument/2006/bibliography" SelectedStyle="\APASixthEditionOfficeOnline.xsl" StyleName="APA" Version="6"/>
 </file>
 
 <file path=customXml/itemProps1.xml><?xml version="1.0" encoding="utf-8"?>
-<ds:datastoreItem xmlns:ds="http://schemas.openxmlformats.org/officeDocument/2006/customXml" ds:itemID="{2EA2D8AB-3F44-43F6-AD76-6DBE3F678E3B}">
+<ds:datastoreItem xmlns:ds="http://schemas.openxmlformats.org/officeDocument/2006/customXml" ds:itemID="{BD5B7501-A9AF-4DF5-95C4-E355D43DE9C0}">
   <ds:schemaRefs>
-    <ds:schemaRef ds:uri="http://schemas.openxmlformats.org/officeDocument/2006/bibliography"/>
+    <ds:schemaRef ds:uri="http://schemas.microsoft.com/office/2006/metadata/properties"/>
+    <ds:schemaRef ds:uri="http://schemas.microsoft.com/office/infopath/2007/PartnerControls"/>
   </ds:schemaRefs>
 </ds:datastoreItem>
 </file>
 
 <file path=customXml/itemProps2.xml><?xml version="1.0" encoding="utf-8"?>
+<ds:datastoreItem xmlns:ds="http://schemas.openxmlformats.org/officeDocument/2006/customXml" ds:itemID="{FE9D23DB-2816-4719-8003-AA2718D8FA81}">
+  <ds:schemaRefs>
+    <ds:schemaRef ds:uri="http://schemas.microsoft.com/sharepoint/v3/contenttype/forms"/>
+  </ds:schemaRefs>
+</ds:datastoreItem>
+</file>
+
+<file path=customXml/itemProps3.xml><?xml version="1.0" encoding="utf-8"?>
 <ds:datastoreItem xmlns:ds="http://schemas.openxmlformats.org/officeDocument/2006/customXml" ds:itemID="{5DAC3D86-4755-4386-9EAA-D0A74BA7C06B}">
   <ds:schemaRefs>
     <ds:schemaRef ds:uri="http://schemas.microsoft.com/office/2006/metadata/contentType"/>
@@ -5625,19 +6183,10 @@
 </ds:datastoreItem>
 </file>
 
-<file path=customXml/itemProps3.xml><?xml version="1.0" encoding="utf-8"?>
-<ds:datastoreItem xmlns:ds="http://schemas.openxmlformats.org/officeDocument/2006/customXml" ds:itemID="{FE9D23DB-2816-4719-8003-AA2718D8FA81}">
+<file path=customXml/itemProps4.xml><?xml version="1.0" encoding="utf-8"?>
+<ds:datastoreItem xmlns:ds="http://schemas.openxmlformats.org/officeDocument/2006/customXml" ds:itemID="{2EA2D8AB-3F44-43F6-AD76-6DBE3F678E3B}">
   <ds:schemaRefs>
-    <ds:schemaRef ds:uri="http://schemas.microsoft.com/sharepoint/v3/contenttype/forms"/>
-  </ds:schemaRefs>
-</ds:datastoreItem>
-</file>
-
-<file path=customXml/itemProps4.xml><?xml version="1.0" encoding="utf-8"?>
-<ds:datastoreItem xmlns:ds="http://schemas.openxmlformats.org/officeDocument/2006/customXml" ds:itemID="{BD5B7501-A9AF-4DF5-95C4-E355D43DE9C0}">
-  <ds:schemaRefs>
-    <ds:schemaRef ds:uri="http://schemas.microsoft.com/office/2006/metadata/properties"/>
-    <ds:schemaRef ds:uri="http://schemas.microsoft.com/office/infopath/2007/PartnerControls"/>
+    <ds:schemaRef ds:uri="http://schemas.openxmlformats.org/officeDocument/2006/bibliography"/>
   </ds:schemaRefs>
 </ds:datastoreItem>
 </file>